--- a/Documentos/O USO DA INTELIGÊNCIA ARTIFICIAL EM TECNOLOGIAS ASSISTIVAS PARA IDOSOS.docx
+++ b/Documentos/O USO DA INTELIGÊNCIA ARTIFICIAL EM TECNOLOGIAS ASSISTIVAS PARA IDOSOS.docx
@@ -1,6 +1,6 @@
 
 <file path=word/document.xml><?xml version="1.0" encoding="utf-8"?>
-<w:document xmlns:ve="http://schemas.openxmlformats.org/markup-compatibility/2006" xmlns:o="urn:schemas-microsoft-com:office:office" xmlns:r="http://schemas.openxmlformats.org/officeDocument/2006/relationships" xmlns:m="http://schemas.openxmlformats.org/officeDocument/2006/math" xmlns:v="urn:schemas-microsoft-com:vml" xmlns:wp="http://schemas.openxmlformats.org/drawingml/2006/wordprocessingDrawing" xmlns:w10="urn:schemas-microsoft-com:office:word" xmlns:w="http://schemas.openxmlformats.org/wordprocessingml/2006/main" xmlns:wne="http://schemas.microsoft.com/office/word/2006/wordml">
+<w:document xmlns:wpc="http://schemas.microsoft.com/office/word/2010/wordprocessingCanvas" xmlns:cx="http://schemas.microsoft.com/office/drawing/2014/chartex" xmlns:cx1="http://schemas.microsoft.com/office/drawing/2015/9/8/chartex" xmlns:cx2="http://schemas.microsoft.com/office/drawing/2015/10/21/chartex" xmlns:cx3="http://schemas.microsoft.com/office/drawing/2016/5/9/chartex" xmlns:cx4="http://schemas.microsoft.com/office/drawing/2016/5/10/chartex" xmlns:cx5="http://schemas.microsoft.com/office/drawing/2016/5/11/chartex" xmlns:cx6="http://schemas.microsoft.com/office/drawing/2016/5/12/chartex" xmlns:cx7="http://schemas.microsoft.com/office/drawing/2016/5/13/chartex" xmlns:cx8="http://schemas.microsoft.com/office/drawing/2016/5/14/chartex" xmlns:mc="http://schemas.openxmlformats.org/markup-compatibility/2006" xmlns:aink="http://schemas.microsoft.com/office/drawing/2016/ink" xmlns:am3d="http://schemas.microsoft.com/office/drawing/2017/model3d" xmlns:o="urn:schemas-microsoft-com:office:office" xmlns:r="http://schemas.openxmlformats.org/officeDocument/2006/relationships" xmlns:m="http://schemas.openxmlformats.org/officeDocument/2006/math" xmlns:v="urn:schemas-microsoft-com:vml" xmlns:wp14="http://schemas.microsoft.com/office/word/2010/wordprocessingDrawing" xmlns:wp="http://schemas.openxmlformats.org/drawingml/2006/wordprocessingDrawing" xmlns:w10="urn:schemas-microsoft-com:office:word" xmlns:w="http://schemas.openxmlformats.org/wordprocessingml/2006/main" xmlns:w14="http://schemas.microsoft.com/office/word/2010/wordml" xmlns:w15="http://schemas.microsoft.com/office/word/2012/wordml" xmlns:w16cex="http://schemas.microsoft.com/office/word/2018/wordml/cex" xmlns:w16cid="http://schemas.microsoft.com/office/word/2016/wordml/cid" xmlns:w16="http://schemas.microsoft.com/office/word/2018/wordml" xmlns:w16sdtdh="http://schemas.microsoft.com/office/word/2020/wordml/sdtdatahash" xmlns:w16se="http://schemas.microsoft.com/office/word/2015/wordml/symex" xmlns:wpg="http://schemas.microsoft.com/office/word/2010/wordprocessingGroup" xmlns:wpi="http://schemas.microsoft.com/office/word/2010/wordprocessingInk" xmlns:wne="http://schemas.microsoft.com/office/word/2006/wordml" xmlns:wps="http://schemas.microsoft.com/office/word/2010/wordprocessingShape" mc:Ignorable="w14 w15 w16se w16cid w16 w16cex w16sdtdh wp14">
   <w:body>
     <w:p>
       <w:pPr>
@@ -26,7 +26,7 @@
         <w:rPr>
           <w:rFonts w:ascii="Times New Roman" w:hAnsi="Times New Roman"/>
           <w:b/>
-          <w:color w:val="1F4E79"/>
+          <w:color w:val="000000" w:themeColor="text1"/>
           <w:sz w:val="28"/>
         </w:rPr>
         <w:t>O USO</w:t>
@@ -35,61 +35,52 @@
         <w:rPr>
           <w:rFonts w:ascii="Times New Roman" w:hAnsi="Times New Roman"/>
           <w:b/>
-          <w:color w:val="1F4E79"/>
+          <w:color w:val="000000" w:themeColor="text1"/>
           <w:sz w:val="28"/>
         </w:rPr>
-        <w:t xml:space="preserve"> DA INTELIGÊNCIA A</w:t>
+        <w:t xml:space="preserve"> DA INTELIGÊNCIA ARTIFIC</w:t>
       </w:r>
       <w:r>
         <w:rPr>
           <w:rFonts w:ascii="Times New Roman" w:hAnsi="Times New Roman"/>
           <w:b/>
-          <w:color w:val="1F4E79"/>
+          <w:color w:val="000000" w:themeColor="text1"/>
           <w:sz w:val="28"/>
         </w:rPr>
-        <w:t>RTIFIC</w:t>
+        <w:t>IAL</w:t>
       </w:r>
       <w:r>
         <w:rPr>
           <w:rFonts w:ascii="Times New Roman" w:hAnsi="Times New Roman"/>
           <w:b/>
-          <w:color w:val="1F4E79"/>
+          <w:color w:val="000000" w:themeColor="text1"/>
           <w:sz w:val="28"/>
         </w:rPr>
-        <w:t>IAL</w:t>
+        <w:t xml:space="preserve"> </w:t>
       </w:r>
       <w:r>
         <w:rPr>
           <w:rFonts w:ascii="Times New Roman" w:hAnsi="Times New Roman"/>
           <w:b/>
-          <w:color w:val="1F4E79"/>
+          <w:color w:val="000000" w:themeColor="text1"/>
           <w:sz w:val="28"/>
         </w:rPr>
-        <w:t xml:space="preserve"> </w:t>
+        <w:t>EM</w:t>
       </w:r>
       <w:r>
         <w:rPr>
           <w:rFonts w:ascii="Times New Roman" w:hAnsi="Times New Roman"/>
           <w:b/>
-          <w:color w:val="1F4E79"/>
+          <w:color w:val="000000" w:themeColor="text1"/>
           <w:sz w:val="28"/>
         </w:rPr>
-        <w:t>EM</w:t>
+        <w:t xml:space="preserve"> TECNOLOGIAS ASSISTIVAS</w:t>
       </w:r>
       <w:r>
         <w:rPr>
           <w:rFonts w:ascii="Times New Roman" w:hAnsi="Times New Roman"/>
           <w:b/>
-          <w:color w:val="1F4E79"/>
-          <w:sz w:val="28"/>
-        </w:rPr>
-        <w:t xml:space="preserve"> TECNOLOGIAS ASSISTIVAS</w:t>
-      </w:r>
-      <w:r>
-        <w:rPr>
-          <w:rFonts w:ascii="Times New Roman" w:hAnsi="Times New Roman"/>
-          <w:b/>
-          <w:color w:val="1F4E79"/>
+          <w:color w:val="000000" w:themeColor="text1"/>
           <w:sz w:val="28"/>
         </w:rPr>
         <w:t xml:space="preserve"> PARA IDOSOS</w:t>
@@ -152,46 +143,10 @@
               </w:rPr>
             </w:rPrChange>
           </w:rPr>
-          <w:t xml:space="preserve">ISABELLA LUIZA DOS </w:t>
-        </w:r>
-        <w:proofErr w:type="gramStart"/>
-        <w:r>
-          <w:rPr>
-            <w:rFonts w:ascii="Times New Roman" w:hAnsi="Times New Roman" w:cs="Times New Roman"/>
-            <w:color w:val="000000" w:themeColor="text1"/>
-            <w:sz w:val="24"/>
-            <w:szCs w:val="24"/>
-            <w:rPrChange w:id="5" w:author="Isabella" w:date="2026-10-06T20:20:00Z">
-              <w:rPr>
-                <w:rFonts w:ascii="Times New Roman" w:hAnsi="Times New Roman" w:cs="Times New Roman"/>
-                <w:color w:val="1F4E79"/>
-                <w:sz w:val="24"/>
-                <w:szCs w:val="24"/>
-              </w:rPr>
-            </w:rPrChange>
-          </w:rPr>
-          <w:t>SANTOS SOUZA</w:t>
-        </w:r>
-        <w:proofErr w:type="gramEnd"/>
-        <w:r>
-          <w:rPr>
-            <w:rFonts w:ascii="Times New Roman" w:hAnsi="Times New Roman" w:cs="Times New Roman"/>
-            <w:color w:val="000000" w:themeColor="text1"/>
-            <w:sz w:val="24"/>
-            <w:szCs w:val="24"/>
-            <w:rPrChange w:id="6" w:author="Isabella" w:date="2026-10-06T20:20:00Z">
-              <w:rPr>
-                <w:rFonts w:ascii="Times New Roman" w:hAnsi="Times New Roman" w:cs="Times New Roman"/>
-                <w:color w:val="1F4E79"/>
-                <w:sz w:val="24"/>
-                <w:szCs w:val="24"/>
-              </w:rPr>
-            </w:rPrChange>
-          </w:rPr>
-          <w:t xml:space="preserve">, </w:t>
+          <w:t xml:space="preserve">ISABELLA LUIZA DOS SANTOS SOUZA, </w:t>
         </w:r>
       </w:ins>
-      <w:ins w:id="7" w:author="NATHAN GABRIEL NUNES DOS SANTOS" w:date="2026-10-08T20:24:00Z">
+      <w:ins w:id="5" w:author="NATHAN GABRIEL NUNES DOS SANTOS" w:date="2026-10-08T20:24:00Z">
         <w:r>
           <w:rPr>
             <w:rFonts w:ascii="Times New Roman" w:hAnsi="Times New Roman" w:cs="Times New Roman"/>
@@ -202,15 +157,15 @@
           <w:t>ORIENTADORA</w:t>
         </w:r>
       </w:ins>
-      <w:ins w:id="8" w:author="Isabella" w:date="2026-10-06T19:05:00Z">
-        <w:del w:id="9" w:author="NATHAN GABRIEL NUNES DOS SANTOS" w:date="2026-10-08T20:24:00Z">
+      <w:ins w:id="6" w:author="Isabella" w:date="2026-10-06T19:05:00Z">
+        <w:del w:id="7" w:author="NATHAN GABRIEL NUNES DOS SANTOS" w:date="2026-10-08T20:24:00Z">
           <w:r>
             <w:rPr>
               <w:rFonts w:ascii="Times New Roman" w:hAnsi="Times New Roman" w:cs="Times New Roman"/>
               <w:color w:val="000000" w:themeColor="text1"/>
               <w:sz w:val="24"/>
               <w:szCs w:val="24"/>
-              <w:rPrChange w:id="10" w:author="Isabella" w:date="2026-10-06T20:20:00Z">
+              <w:rPrChange w:id="8" w:author="Isabella" w:date="2026-10-06T20:20:00Z">
                 <w:rPr>
                   <w:rFonts w:ascii="Times New Roman" w:hAnsi="Times New Roman" w:cs="Times New Roman"/>
                   <w:color w:val="1F4E79"/>
@@ -223,15 +178,15 @@
           </w:r>
         </w:del>
       </w:ins>
-      <w:ins w:id="11" w:author="Isabella" w:date="2026-10-06T19:11:00Z">
-        <w:del w:id="12" w:author="NATHAN GABRIEL NUNES DOS SANTOS" w:date="2026-10-08T20:24:00Z">
+      <w:ins w:id="9" w:author="Isabella" w:date="2026-10-06T19:11:00Z">
+        <w:del w:id="10" w:author="NATHAN GABRIEL NUNES DOS SANTOS" w:date="2026-10-08T20:24:00Z">
           <w:r>
             <w:rPr>
               <w:rFonts w:ascii="Times New Roman" w:hAnsi="Times New Roman" w:cs="Times New Roman"/>
               <w:color w:val="000000" w:themeColor="text1"/>
               <w:sz w:val="24"/>
               <w:szCs w:val="24"/>
-              <w:rPrChange w:id="13" w:author="Isabella" w:date="2026-10-06T20:20:00Z">
+              <w:rPrChange w:id="11" w:author="Isabella" w:date="2026-10-06T20:20:00Z">
                 <w:rPr>
                   <w:rFonts w:ascii="Times New Roman" w:hAnsi="Times New Roman" w:cs="Times New Roman"/>
                   <w:color w:val="1F4E79"/>
@@ -251,7 +206,7 @@
           <w:color w:val="000000" w:themeColor="text1"/>
           <w:sz w:val="24"/>
           <w:szCs w:val="24"/>
-          <w:rPrChange w:id="14" w:author="Isabella" w:date="2026-10-06T20:20:00Z">
+          <w:rPrChange w:id="12" w:author="Isabella" w:date="2026-10-06T20:20:00Z">
             <w:rPr>
               <w:rStyle w:val="Refdenotaderodap"/>
               <w:rFonts w:ascii="Times New Roman" w:hAnsi="Times New Roman" w:cs="Times New Roman"/>
@@ -274,7 +229,7 @@
           <w:sz w:val="24"/>
           <w:szCs w:val="24"/>
           <w:vertAlign w:val="superscript"/>
-          <w:rPrChange w:id="39" w:author="Isabella" w:date="2026-10-06T20:20:00Z">
+          <w:rPrChange w:id="37" w:author="Isabella" w:date="2026-10-06T20:20:00Z">
             <w:rPr>
               <w:rFonts w:ascii="Times New Roman" w:hAnsi="Times New Roman" w:cs="Times New Roman"/>
               <w:sz w:val="24"/>
@@ -283,7 +238,7 @@
           </w:rPrChange>
         </w:rPr>
       </w:pPr>
-      <w:ins w:id="40" w:author="NATHAN GABRIEL NUNES DOS SANTOS" w:date="2026-10-08T20:24:00Z">
+      <w:ins w:id="38" w:author="NATHAN GABRIEL NUNES DOS SANTOS" w:date="2026-10-08T20:24:00Z">
         <w:r>
           <w:rPr>
             <w:rFonts w:ascii="Times New Roman" w:hAnsi="Times New Roman" w:cs="Times New Roman"/>
@@ -291,17 +246,26 @@
             <w:sz w:val="24"/>
             <w:szCs w:val="24"/>
           </w:rPr>
-          <w:t>Nathan Gabriel Nunes dos Santos</w:t>
+          <w:t>N</w:t>
         </w:r>
       </w:ins>
       <w:r>
         <w:rPr>
+          <w:rFonts w:ascii="Times New Roman" w:hAnsi="Times New Roman" w:cs="Times New Roman"/>
+          <w:color w:val="000000" w:themeColor="text1"/>
+          <w:sz w:val="24"/>
+          <w:szCs w:val="24"/>
+        </w:rPr>
+        <w:t>ATHAN GABRIEL NUNES DOS SANTOS</w:t>
+      </w:r>
+      <w:r>
+        <w:rPr>
           <w:rStyle w:val="Refdenotaderodap"/>
           <w:rFonts w:ascii="Times New Roman" w:hAnsi="Times New Roman" w:cs="Times New Roman"/>
           <w:color w:val="000000" w:themeColor="text1"/>
           <w:sz w:val="24"/>
           <w:szCs w:val="24"/>
-          <w:rPrChange w:id="41" w:author="Isabella" w:date="2026-10-06T20:20:00Z">
+          <w:rPrChange w:id="39" w:author="Isabella" w:date="2026-10-06T20:20:00Z">
             <w:rPr>
               <w:rStyle w:val="Refdenotaderodap"/>
               <w:rFonts w:ascii="Times New Roman" w:hAnsi="Times New Roman" w:cs="Times New Roman"/>
@@ -323,7 +287,7 @@
           <w:color w:val="000000" w:themeColor="text1"/>
           <w:sz w:val="24"/>
           <w:szCs w:val="24"/>
-          <w:rPrChange w:id="53" w:author="Isabella" w:date="2026-10-06T20:20:00Z">
+          <w:rPrChange w:id="51" w:author="Isabella" w:date="2026-10-06T20:20:00Z">
             <w:rPr>
               <w:rFonts w:ascii="Times New Roman" w:hAnsi="Times New Roman" w:cs="Times New Roman"/>
               <w:sz w:val="24"/>
@@ -335,7 +299,7 @@
     </w:p>
     <w:p>
       <w:pPr>
-        <w:spacing w:after="0" w:line="360" w:lineRule="auto"/>
+        <w:spacing w:after="0" w:line="240" w:lineRule="auto"/>
         <w:jc w:val="both"/>
         <w:rPr>
           <w:rFonts w:ascii="Times New Roman" w:hAnsi="Times New Roman" w:cs="Times New Roman"/>
@@ -343,7 +307,733 @@
           <w:color w:val="000000" w:themeColor="text1"/>
           <w:sz w:val="24"/>
           <w:szCs w:val="24"/>
-          <w:rPrChange w:id="54" w:author="Isabella" w:date="2026-10-06T20:20:00Z">
+        </w:rPr>
+      </w:pPr>
+    </w:p>
+    <w:p>
+      <w:pPr>
+        <w:spacing w:after="0" w:line="240" w:lineRule="auto"/>
+        <w:jc w:val="both"/>
+        <w:rPr>
+          <w:rFonts w:ascii="Times New Roman" w:hAnsi="Times New Roman" w:cs="Times New Roman"/>
+          <w:b/>
+          <w:color w:val="000000" w:themeColor="text1"/>
+          <w:sz w:val="24"/>
+          <w:szCs w:val="24"/>
+        </w:rPr>
+      </w:pPr>
+    </w:p>
+    <w:p>
+      <w:pPr>
+        <w:spacing w:after="0" w:line="240" w:lineRule="auto"/>
+        <w:jc w:val="both"/>
+        <w:rPr>
+          <w:del w:id="52" w:author="Isabella" w:date="2026-10-06T19:05:00Z"/>
+          <w:rFonts w:ascii="Times New Roman" w:hAnsi="Times New Roman" w:cs="Times New Roman"/>
+          <w:b/>
+          <w:color w:val="000000" w:themeColor="text1"/>
+          <w:sz w:val="24"/>
+          <w:szCs w:val="24"/>
+          <w:u w:val="single"/>
+          <w:rPrChange w:id="53" w:author="Isabella" w:date="2026-10-06T20:20:00Z">
+            <w:rPr>
+              <w:del w:id="54" w:author="Isabella" w:date="2026-10-06T19:05:00Z"/>
+              <w:rFonts w:ascii="Times New Roman" w:hAnsi="Times New Roman" w:cs="Times New Roman"/>
+              <w:b/>
+              <w:sz w:val="24"/>
+              <w:szCs w:val="24"/>
+            </w:rPr>
+          </w:rPrChange>
+        </w:rPr>
+      </w:pPr>
+    </w:p>
+    <w:p>
+      <w:pPr>
+        <w:spacing w:after="0" w:line="240" w:lineRule="auto"/>
+        <w:jc w:val="both"/>
+        <w:rPr>
+          <w:del w:id="55" w:author="Isabella" w:date="2026-10-06T19:05:00Z"/>
+          <w:rFonts w:ascii="Times New Roman" w:hAnsi="Times New Roman" w:cs="Times New Roman"/>
+          <w:b/>
+          <w:color w:val="000000" w:themeColor="text1"/>
+          <w:sz w:val="24"/>
+          <w:szCs w:val="24"/>
+          <w:rPrChange w:id="56" w:author="Isabella" w:date="2026-10-06T20:20:00Z">
+            <w:rPr>
+              <w:del w:id="57" w:author="Isabella" w:date="2026-10-06T19:05:00Z"/>
+              <w:rFonts w:ascii="Times New Roman" w:hAnsi="Times New Roman" w:cs="Times New Roman"/>
+              <w:b/>
+              <w:sz w:val="24"/>
+              <w:szCs w:val="24"/>
+            </w:rPr>
+          </w:rPrChange>
+        </w:rPr>
+      </w:pPr>
+    </w:p>
+    <w:p>
+      <w:pPr>
+        <w:spacing w:after="0" w:line="240" w:lineRule="auto"/>
+        <w:jc w:val="both"/>
+        <w:rPr>
+          <w:rFonts w:ascii="Times New Roman" w:hAnsi="Times New Roman" w:cs="Times New Roman"/>
+          <w:b/>
+          <w:sz w:val="24"/>
+          <w:szCs w:val="24"/>
+        </w:rPr>
+      </w:pPr>
+      <w:r>
+        <w:rPr>
+          <w:rFonts w:ascii="Times New Roman" w:hAnsi="Times New Roman" w:cs="Times New Roman"/>
+          <w:sz w:val="24"/>
+        </w:rPr>
+        <w:t xml:space="preserve">O envelhecimento populacional e o isolamento de idosos em suas residências ampliam a necessidade de soluções tecnológicas que promovam autonomia e qualidade de vida. Este artigo analisou o papel da Inteligência Artificial (IA) no desenvolvimento de interfaces assistivas para idosos, mapeando tendências e desafios tecnológicos. Realizou-se uma revisão narrativa com análise documental, de abordagem qualitativa, de três artigos publicados entre 2021 e 2026, organizados em dois eixos: aplicações de IA e assistentes de voz no cotidiano dos idosos; e interação humano-computador, usabilidade e design empático. Os estudos indicam que residências inteligentes, robôs cuidadores e assistentes pessoais digitais por voz podem reduzir barreiras de aprendizado e favorecer a autonomia e a segurança, e que a aceitação dessas tecnologias depende de Design Centrado no Usuário, </w:t>
+      </w:r>
+      <w:proofErr w:type="spellStart"/>
+      <w:r>
+        <w:rPr>
+          <w:rFonts w:ascii="Times New Roman" w:hAnsi="Times New Roman" w:cs="Times New Roman"/>
+          <w:sz w:val="24"/>
+        </w:rPr>
+        <w:t>co-design</w:t>
+      </w:r>
+      <w:proofErr w:type="spellEnd"/>
+      <w:r>
+        <w:rPr>
+          <w:rFonts w:ascii="Times New Roman" w:hAnsi="Times New Roman" w:cs="Times New Roman"/>
+          <w:sz w:val="24"/>
+        </w:rPr>
+        <w:t xml:space="preserve"> e adaptação cultural. A principal lacuna é a falta de testes empíricos e de regulamentações transparentes sobre o uso de dados. Conclui-se que a IA pode atuar como Tecnologia Assistiva Digital para idosos, mas são necessários estudos empíricos que assegurem acessibilidade e segurança ética.</w:t>
+      </w:r>
+    </w:p>
+    <w:p>
+      <w:pPr>
+        <w:spacing w:before="100" w:beforeAutospacing="1" w:after="100" w:afterAutospacing="1" w:line="240" w:lineRule="auto"/>
+        <w:rPr>
+          <w:rFonts w:ascii="Times New Roman" w:eastAsia="Times New Roman" w:hAnsi="Times New Roman" w:cs="Times New Roman"/>
+          <w:sz w:val="24"/>
+          <w:szCs w:val="24"/>
+          <w:lang w:eastAsia="pt-BR"/>
+        </w:rPr>
+      </w:pPr>
+      <w:r>
+        <w:rPr>
+          <w:rFonts w:ascii="Times New Roman" w:eastAsia="Times New Roman" w:hAnsi="Times New Roman" w:cs="Times New Roman"/>
+          <w:sz w:val="24"/>
+          <w:szCs w:val="24"/>
+          <w:lang w:eastAsia="pt-BR"/>
+        </w:rPr>
+        <w:t>Co</w:t>
+      </w:r>
+      <w:r>
+        <w:rPr>
+          <w:rFonts w:ascii="Times New Roman" w:eastAsia="Times New Roman" w:hAnsi="Times New Roman" w:cs="Times New Roman"/>
+          <w:sz w:val="24"/>
+          <w:szCs w:val="24"/>
+          <w:lang w:eastAsia="pt-BR"/>
+        </w:rPr>
+        <w:t>m o envelhecimento populacional</w:t>
+      </w:r>
+      <w:r>
+        <w:rPr>
+          <w:rFonts w:ascii="Times New Roman" w:eastAsia="Times New Roman" w:hAnsi="Times New Roman" w:cs="Times New Roman"/>
+          <w:sz w:val="24"/>
+          <w:szCs w:val="24"/>
+          <w:lang w:eastAsia="pt-BR"/>
+        </w:rPr>
+        <w:t>, torna-se urgente a necessidade de soluções tecnológicas que promova</w:t>
+      </w:r>
+      <w:r>
+        <w:rPr>
+          <w:rFonts w:ascii="Times New Roman" w:eastAsia="Times New Roman" w:hAnsi="Times New Roman" w:cs="Times New Roman"/>
+          <w:sz w:val="24"/>
+          <w:szCs w:val="24"/>
+          <w:lang w:eastAsia="pt-BR"/>
+        </w:rPr>
+        <w:t>m a autonomia e qualidade de vida das pessoas idosas</w:t>
+      </w:r>
+      <w:r>
+        <w:rPr>
+          <w:rFonts w:ascii="Times New Roman" w:eastAsia="Times New Roman" w:hAnsi="Times New Roman" w:cs="Times New Roman"/>
+          <w:sz w:val="24"/>
+          <w:szCs w:val="24"/>
+          <w:lang w:eastAsia="pt-BR"/>
+        </w:rPr>
+        <w:t>. Com</w:t>
+      </w:r>
+      <w:r>
+        <w:rPr>
+          <w:rFonts w:ascii="Times New Roman" w:eastAsia="Times New Roman" w:hAnsi="Times New Roman" w:cs="Times New Roman"/>
+          <w:sz w:val="24"/>
+          <w:szCs w:val="24"/>
+          <w:lang w:eastAsia="pt-BR"/>
+        </w:rPr>
+        <w:t>o os idosos passam</w:t>
+      </w:r>
+      <w:r>
+        <w:rPr>
+          <w:rFonts w:ascii="Times New Roman" w:eastAsia="Times New Roman" w:hAnsi="Times New Roman" w:cs="Times New Roman"/>
+          <w:sz w:val="24"/>
+          <w:szCs w:val="24"/>
+          <w:lang w:eastAsia="pt-BR"/>
+        </w:rPr>
+        <w:t xml:space="preserve"> cada vez mais tempo sozinhos em suas residências devi</w:t>
+      </w:r>
+      <w:r>
+        <w:rPr>
+          <w:rFonts w:ascii="Times New Roman" w:eastAsia="Times New Roman" w:hAnsi="Times New Roman" w:cs="Times New Roman"/>
+          <w:sz w:val="24"/>
+          <w:szCs w:val="24"/>
+          <w:lang w:eastAsia="pt-BR"/>
+        </w:rPr>
+        <w:t>do a mudanças familiares e outro</w:t>
+      </w:r>
+      <w:r>
+        <w:rPr>
+          <w:rFonts w:ascii="Times New Roman" w:eastAsia="Times New Roman" w:hAnsi="Times New Roman" w:cs="Times New Roman"/>
+          <w:sz w:val="24"/>
+          <w:szCs w:val="24"/>
+          <w:lang w:eastAsia="pt-BR"/>
+        </w:rPr>
+        <w:t>s</w:t>
+      </w:r>
+      <w:r>
+        <w:rPr>
+          <w:rFonts w:ascii="Times New Roman" w:eastAsia="Times New Roman" w:hAnsi="Times New Roman" w:cs="Times New Roman"/>
+          <w:sz w:val="24"/>
+          <w:szCs w:val="24"/>
+          <w:lang w:eastAsia="pt-BR"/>
+        </w:rPr>
+        <w:t xml:space="preserve"> fatores</w:t>
+      </w:r>
+      <w:r>
+        <w:rPr>
+          <w:rFonts w:ascii="Times New Roman" w:eastAsia="Times New Roman" w:hAnsi="Times New Roman" w:cs="Times New Roman"/>
+          <w:sz w:val="24"/>
+          <w:szCs w:val="24"/>
+          <w:lang w:eastAsia="pt-BR"/>
+        </w:rPr>
+        <w:t>, o suporte presenc</w:t>
+      </w:r>
+      <w:r>
+        <w:rPr>
+          <w:rFonts w:ascii="Times New Roman" w:eastAsia="Times New Roman" w:hAnsi="Times New Roman" w:cs="Times New Roman"/>
+          <w:sz w:val="24"/>
+          <w:szCs w:val="24"/>
+          <w:lang w:eastAsia="pt-BR"/>
+        </w:rPr>
+        <w:t>ial torna-se limitado, exigindo</w:t>
+      </w:r>
+      <w:r>
+        <w:rPr>
+          <w:rFonts w:ascii="Times New Roman" w:eastAsia="Times New Roman" w:hAnsi="Times New Roman" w:cs="Times New Roman"/>
+          <w:sz w:val="24"/>
+          <w:szCs w:val="24"/>
+          <w:lang w:eastAsia="pt-BR"/>
+        </w:rPr>
+        <w:t>,</w:t>
+      </w:r>
+      <w:r>
+        <w:rPr>
+          <w:rFonts w:ascii="Times New Roman" w:eastAsia="Times New Roman" w:hAnsi="Times New Roman" w:cs="Times New Roman"/>
+          <w:sz w:val="24"/>
+          <w:szCs w:val="24"/>
+          <w:lang w:eastAsia="pt-BR"/>
+        </w:rPr>
+        <w:t xml:space="preserve"> </w:t>
+      </w:r>
+      <w:r>
+        <w:rPr>
+          <w:rFonts w:ascii="Times New Roman" w:eastAsia="Times New Roman" w:hAnsi="Times New Roman" w:cs="Times New Roman"/>
+          <w:sz w:val="24"/>
+          <w:szCs w:val="24"/>
+          <w:lang w:eastAsia="pt-BR"/>
+        </w:rPr>
+        <w:t>assim, o auxílio de ferramentas digitais. A questão investigada é como a Inteligência Artificial</w:t>
+      </w:r>
+      <w:r>
+        <w:rPr>
+          <w:rFonts w:ascii="Times New Roman" w:eastAsia="Times New Roman" w:hAnsi="Times New Roman" w:cs="Times New Roman"/>
+          <w:sz w:val="24"/>
+          <w:szCs w:val="24"/>
+          <w:lang w:eastAsia="pt-BR"/>
+        </w:rPr>
+        <w:t xml:space="preserve"> </w:t>
+      </w:r>
+      <w:r>
+        <w:rPr>
+          <w:rFonts w:ascii="Times New Roman" w:eastAsia="Times New Roman" w:hAnsi="Times New Roman" w:cs="Times New Roman"/>
+          <w:sz w:val="24"/>
+          <w:szCs w:val="24"/>
+          <w:lang w:eastAsia="pt-BR"/>
+        </w:rPr>
+        <w:t>(IA)</w:t>
+      </w:r>
+      <w:r>
+        <w:rPr>
+          <w:rFonts w:ascii="Times New Roman" w:eastAsia="Times New Roman" w:hAnsi="Times New Roman" w:cs="Times New Roman"/>
+          <w:sz w:val="24"/>
+          <w:szCs w:val="24"/>
+          <w:lang w:eastAsia="pt-BR"/>
+        </w:rPr>
+        <w:t xml:space="preserve"> pode ser integrada de forma acessível e humanizada par</w:t>
+      </w:r>
+      <w:r>
+        <w:rPr>
+          <w:rFonts w:ascii="Times New Roman" w:eastAsia="Times New Roman" w:hAnsi="Times New Roman" w:cs="Times New Roman"/>
+          <w:sz w:val="24"/>
+          <w:szCs w:val="24"/>
+          <w:lang w:eastAsia="pt-BR"/>
+        </w:rPr>
+        <w:t>a suprir as demandas cotidianas dos idosos</w:t>
+      </w:r>
+      <w:r>
+        <w:rPr>
+          <w:rFonts w:ascii="Times New Roman" w:eastAsia="Times New Roman" w:hAnsi="Times New Roman" w:cs="Times New Roman"/>
+          <w:sz w:val="24"/>
+          <w:szCs w:val="24"/>
+          <w:lang w:eastAsia="pt-BR"/>
+        </w:rPr>
+        <w:t>. O objetivo desse resumo é analisar o papel da Inteligência Artificial no desenvolvimento de interfaces assistivas para idosos, mapeando tendências e desafios tecnológicos</w:t>
+      </w:r>
+      <w:r>
+        <w:rPr>
+          <w:rFonts w:ascii="Times New Roman" w:eastAsia="Times New Roman" w:hAnsi="Times New Roman" w:cs="Times New Roman"/>
+          <w:sz w:val="24"/>
+          <w:szCs w:val="24"/>
+          <w:lang w:eastAsia="pt-BR"/>
+        </w:rPr>
+        <w:t xml:space="preserve"> dentre três artigos distintos</w:t>
+      </w:r>
+      <w:r>
+        <w:rPr>
+          <w:rFonts w:ascii="Times New Roman" w:eastAsia="Times New Roman" w:hAnsi="Times New Roman" w:cs="Times New Roman"/>
+          <w:sz w:val="24"/>
+          <w:szCs w:val="24"/>
+          <w:lang w:eastAsia="pt-BR"/>
+        </w:rPr>
+        <w:t>.</w:t>
+      </w:r>
+    </w:p>
+    <w:p>
+      <w:pPr>
+        <w:pStyle w:val="NormalWeb"/>
+      </w:pPr>
+      <w:r>
+        <w:t xml:space="preserve">Este resumo </w:t>
+      </w:r>
+      <w:r>
+        <w:t xml:space="preserve">acadêmico </w:t>
+      </w:r>
+      <w:r>
+        <w:t xml:space="preserve">se caracteriza como </w:t>
+      </w:r>
+      <w:r>
+        <w:t xml:space="preserve">uma revisão narrativa, </w:t>
+      </w:r>
+      <w:r>
+        <w:t xml:space="preserve">análise documental </w:t>
+      </w:r>
+      <w:r>
+        <w:t xml:space="preserve">e </w:t>
+      </w:r>
+      <w:r>
+        <w:t>de abordagem q</w:t>
+      </w:r>
+      <w:r>
+        <w:t>ualitativa. Foram selecionados três</w:t>
+      </w:r>
+      <w:r>
+        <w:t xml:space="preserve"> artigos acadêmicos publicados entre 2021 e 2026. O proc</w:t>
+      </w:r>
+      <w:r>
+        <w:t>esso envolveu a leitura</w:t>
+      </w:r>
+      <w:r>
+        <w:t xml:space="preserve"> e escolha de temas mais importantes dos artigos, estruturando</w:t>
+      </w:r>
+      <w:r>
+        <w:t xml:space="preserve"> então dois</w:t>
+      </w:r>
+      <w:r>
+        <w:t xml:space="preserve"> eixos temáticos.</w:t>
+      </w:r>
+      <w:r>
+        <w:t xml:space="preserve"> Não foi realizada busca extensiva de dados.</w:t>
+      </w:r>
+    </w:p>
+    <w:p>
+      <w:pPr>
+        <w:pStyle w:val="NormalWeb"/>
+      </w:pPr>
+      <w:r>
+        <w:t>Aplicações de IA e Assistente de Voz no Cotidiano dos Idosos</w:t>
+      </w:r>
+    </w:p>
+    <w:p>
+      <w:pPr>
+        <w:pStyle w:val="NormalWeb"/>
+      </w:pPr>
+      <w:r>
+        <w:t xml:space="preserve"> Souza, Farina e Florian (2021)</w:t>
+      </w:r>
+      <w:r>
+        <w:t xml:space="preserve"> mapearam que o merc</w:t>
+      </w:r>
+      <w:r>
+        <w:t>ado oferece residências intelige</w:t>
+      </w:r>
+      <w:r>
+        <w:t>ntes e robôs cuidadores voltados à terceira idade, como Pep</w:t>
+      </w:r>
+      <w:r>
+        <w:t>per, um robô humanoide voltado ao</w:t>
+      </w:r>
+      <w:r>
+        <w:t xml:space="preserve"> auxílio à saúde</w:t>
+      </w:r>
+      <w:r>
+        <w:t>, por exemplo, lembrando o uso de</w:t>
+      </w:r>
+      <w:r>
+        <w:t xml:space="preserve"> remédios</w:t>
+      </w:r>
+      <w:r>
+        <w:t xml:space="preserve"> e </w:t>
+      </w:r>
+      <w:proofErr w:type="spellStart"/>
+      <w:r>
+        <w:lastRenderedPageBreak/>
+        <w:t>ElliQ</w:t>
+      </w:r>
+      <w:proofErr w:type="spellEnd"/>
+      <w:r>
+        <w:t>, um robô de companhia,</w:t>
+      </w:r>
+      <w:r>
+        <w:t xml:space="preserve"> entretenimento</w:t>
+      </w:r>
+      <w:r>
+        <w:t xml:space="preserve"> e divertimento</w:t>
+      </w:r>
+      <w:r>
+        <w:t>.</w:t>
+      </w:r>
+      <w:r>
+        <w:br/>
+      </w:r>
+      <w:r>
+        <w:t xml:space="preserve"> Barbosa e </w:t>
+      </w:r>
+      <w:proofErr w:type="spellStart"/>
+      <w:r>
+        <w:t>Okimoto</w:t>
+      </w:r>
+      <w:proofErr w:type="spellEnd"/>
+      <w:r>
+        <w:t xml:space="preserve"> </w:t>
+      </w:r>
+      <w:r>
+        <w:t>(2022)  apontam</w:t>
+      </w:r>
+      <w:r>
+        <w:t xml:space="preserve"> que</w:t>
+      </w:r>
+      <w:r>
+        <w:t xml:space="preserve"> os </w:t>
+      </w:r>
+      <w:r>
+        <w:t xml:space="preserve"> Assistentes Pessoais Digitais (</w:t>
+      </w:r>
+      <w:proofErr w:type="spellStart"/>
+      <w:r>
+        <w:t>APDs</w:t>
+      </w:r>
+      <w:proofErr w:type="spellEnd"/>
+      <w:r>
+        <w:t xml:space="preserve">), como </w:t>
+      </w:r>
+      <w:proofErr w:type="spellStart"/>
+      <w:r>
+        <w:t>Alexa</w:t>
+      </w:r>
+      <w:proofErr w:type="spellEnd"/>
+      <w:r>
+        <w:t xml:space="preserve">, Google Assistente e similares, </w:t>
+      </w:r>
+      <w:r>
+        <w:t>podem reduzir</w:t>
+      </w:r>
+      <w:r>
+        <w:t xml:space="preserve"> </w:t>
+      </w:r>
+      <w:r>
+        <w:t>barreiras de aprendizado e atuar</w:t>
+      </w:r>
+      <w:r>
+        <w:t xml:space="preserve"> como Tecnologias Assistivas Digitais (</w:t>
+      </w:r>
+      <w:proofErr w:type="spellStart"/>
+      <w:r>
+        <w:t>DATs</w:t>
+      </w:r>
+      <w:proofErr w:type="spellEnd"/>
+      <w:r>
+        <w:t>), promovendo autonomia sem exigir grande letramento digital. Ambos confirmam a viabilidade dessa</w:t>
+      </w:r>
+      <w:r>
+        <w:t>s</w:t>
+      </w:r>
+      <w:r>
+        <w:t xml:space="preserve"> soluções no suporte residencial, embora faltem validações diretas em campo.</w:t>
+      </w:r>
+    </w:p>
+    <w:p>
+      <w:pPr>
+        <w:pStyle w:val="NormalWeb"/>
+      </w:pPr>
+      <w:r>
+        <w:t>Interação Humano-Computador (IHC), usabilidade e Design Empático</w:t>
+      </w:r>
+    </w:p>
+    <w:p>
+      <w:pPr>
+        <w:pStyle w:val="NormalWeb"/>
+      </w:pPr>
+      <w:proofErr w:type="spellStart"/>
+      <w:r>
+        <w:t>Kawamo</w:t>
+      </w:r>
+      <w:r>
+        <w:t>to</w:t>
+      </w:r>
+      <w:proofErr w:type="spellEnd"/>
+      <w:r>
+        <w:t xml:space="preserve"> et al.</w:t>
+      </w:r>
+      <w:r>
+        <w:t xml:space="preserve"> </w:t>
+      </w:r>
+      <w:r>
+        <w:t>(</w:t>
+      </w:r>
+      <w:r>
+        <w:t>2026</w:t>
+      </w:r>
+      <w:r>
+        <w:t>)</w:t>
+      </w:r>
+      <w:r>
+        <w:t xml:space="preserve"> consiste em uma grande análise de 42 publicações filtradas e 7 estudos de caso sobre tecnologias assistivas e orientadas pela empatia. O artigo destaca que</w:t>
+      </w:r>
+      <w:r>
+        <w:t xml:space="preserve"> a</w:t>
+      </w:r>
+      <w:r>
+        <w:t xml:space="preserve"> aceitação de tecnologias depende de</w:t>
+      </w:r>
+      <w:r>
+        <w:t xml:space="preserve"> princípios de Design Centrado n</w:t>
+      </w:r>
+      <w:r>
+        <w:t xml:space="preserve">o Usuário (UCD), </w:t>
+      </w:r>
+      <w:proofErr w:type="spellStart"/>
+      <w:r>
+        <w:t>co-design</w:t>
+      </w:r>
+      <w:proofErr w:type="spellEnd"/>
+      <w:r>
+        <w:t xml:space="preserve"> e adaptação cultural. Dif</w:t>
+      </w:r>
+      <w:r>
+        <w:t>erente de estudos focados apenas em</w:t>
+      </w:r>
+      <w:r>
+        <w:t xml:space="preserve"> </w:t>
+      </w:r>
+      <w:r>
+        <w:t>produtos do mercado</w:t>
+      </w:r>
+      <w:r>
+        <w:t xml:space="preserve">, o artigo enfatiza </w:t>
+      </w:r>
+      <w:r>
+        <w:t xml:space="preserve">que </w:t>
+      </w:r>
+      <w:r>
+        <w:t xml:space="preserve">barreiras como estigma associado à </w:t>
+      </w:r>
+      <w:r>
+        <w:t>aparência médica, privacidade e exclusão digital precisa</w:t>
+      </w:r>
+      <w:r>
+        <w:t>m ser resolvidas</w:t>
+      </w:r>
+      <w:r>
+        <w:t xml:space="preserve"> por práticas de avaliação e usabilidade multimodal.</w:t>
+      </w:r>
+    </w:p>
+    <w:p>
+      <w:pPr>
+        <w:pStyle w:val="NormalWeb"/>
+      </w:pPr>
+      <w:r>
+        <w:t>O</w:t>
+      </w:r>
+      <w:r>
+        <w:t>s três estudos revelam convergência</w:t>
+      </w:r>
+      <w:r>
+        <w:t xml:space="preserve"> quanto a</w:t>
+      </w:r>
+      <w:r>
+        <w:t>o potencial uso da IA e de tecnologias assistivas. Porém, os artigos de 2021 e 2022 priorizam o mapeamen</w:t>
+      </w:r>
+      <w:r>
+        <w:t>to</w:t>
+      </w:r>
+      <w:r>
+        <w:t xml:space="preserve"> bibliográfico e de mercado</w:t>
+      </w:r>
+      <w:r>
+        <w:t xml:space="preserve"> no contexto nacional, os autores do artigo de 2026 adotam p</w:t>
+      </w:r>
+      <w:r>
+        <w:t>erspectiva internacional voltados</w:t>
+      </w:r>
+      <w:r>
+        <w:t xml:space="preserve"> ao</w:t>
+      </w:r>
+      <w:r>
+        <w:t>s</w:t>
+      </w:r>
+      <w:r>
+        <w:t xml:space="preserve"> aspectos afetivos e metodológicos do IHC. A prin</w:t>
+      </w:r>
+      <w:r>
+        <w:t xml:space="preserve">cipal lacuna dos três refere-se </w:t>
+      </w:r>
+      <w:r>
+        <w:t>a falta de teste</w:t>
+      </w:r>
+      <w:r>
+        <w:t>s</w:t>
+      </w:r>
+      <w:r>
+        <w:t xml:space="preserve"> empíricos e regulamentações transparentes sobre </w:t>
+      </w:r>
+      <w:r>
+        <w:t xml:space="preserve">o uso de </w:t>
+      </w:r>
+      <w:r>
+        <w:t>dados.</w:t>
+      </w:r>
+    </w:p>
+    <w:p>
+      <w:pPr>
+        <w:pStyle w:val="NormalWeb"/>
+        <w:rPr>
+          <w:color w:val="000000" w:themeColor="text1"/>
+          <w:rPrChange w:id="58" w:author="Isabella" w:date="2026-10-06T20:20:00Z">
+            <w:rPr/>
+          </w:rPrChange>
+        </w:rPr>
+      </w:pPr>
+      <w:r>
+        <w:t>Este r</w:t>
+      </w:r>
+      <w:r>
+        <w:t>esumo acadêmico investigou o papel</w:t>
+      </w:r>
+      <w:r>
+        <w:t xml:space="preserve"> da Inteligência Artificial no desenvolvimento de interfaces assistivas para </w:t>
+      </w:r>
+      <w:r>
+        <w:t>idosos, mediante revisão narrativa</w:t>
+      </w:r>
+      <w:r>
+        <w:t xml:space="preserve"> e análise documental. O objetivo </w:t>
+      </w:r>
+      <w:r>
+        <w:t>foi mapear aplicações como assistentes pessoais digitais, residências inteligentes, robôs cuidadores e sistemas empáticos. Os resultados apontam</w:t>
+      </w:r>
+      <w:r>
+        <w:t xml:space="preserve"> que comandos de voz e assistentes virtuais promovem a autonomia e segurança residencial, exigindo </w:t>
+      </w:r>
+      <w:proofErr w:type="spellStart"/>
+      <w:r>
+        <w:t>co-design</w:t>
+      </w:r>
+      <w:proofErr w:type="spellEnd"/>
+      <w:r>
+        <w:t>. Conclui-se que ainda são necessários estudos empíricos para assegurar acessibilidade e segurança ética.</w:t>
+      </w:r>
+    </w:p>
+    <w:p>
+      <w:pPr>
+        <w:spacing w:after="0" w:line="240" w:lineRule="auto"/>
+        <w:jc w:val="both"/>
+        <w:rPr>
+          <w:rFonts w:ascii="Times New Roman" w:hAnsi="Times New Roman" w:cs="Times New Roman"/>
+          <w:color w:val="000000" w:themeColor="text1"/>
+          <w:sz w:val="24"/>
+          <w:szCs w:val="24"/>
+          <w:rPrChange w:id="59" w:author="Isabella" w:date="2026-10-06T20:20:00Z">
+            <w:rPr>
+              <w:rFonts w:ascii="Times New Roman" w:hAnsi="Times New Roman" w:cs="Times New Roman"/>
+              <w:sz w:val="24"/>
+              <w:szCs w:val="24"/>
+            </w:rPr>
+          </w:rPrChange>
+        </w:rPr>
+      </w:pPr>
+      <w:r>
+        <w:rPr>
+          <w:rFonts w:ascii="Times New Roman" w:hAnsi="Times New Roman"/>
+          <w:b/>
+          <w:color w:val="000000" w:themeColor="text1"/>
+          <w:sz w:val="24"/>
+          <w:rPrChange w:id="60" w:author="Isabella" w:date="2026-10-06T20:20:00Z">
+            <w:rPr>
+              <w:rFonts w:ascii="Times New Roman" w:hAnsi="Times New Roman"/>
+              <w:b/>
+              <w:sz w:val="24"/>
+              <w:szCs w:val="16"/>
+            </w:rPr>
+          </w:rPrChange>
+        </w:rPr>
+        <w:t xml:space="preserve">Palavras-chave: </w:t>
+      </w:r>
+      <w:r>
+        <w:rPr>
+          <w:rFonts w:ascii="Times New Roman" w:hAnsi="Times New Roman"/>
+          <w:color w:val="000000" w:themeColor="text1"/>
+          <w:sz w:val="24"/>
+          <w:szCs w:val="16"/>
+        </w:rPr>
+        <w:t>Inteligência Artificial – Idosos – Tecnologias Assistivas</w:t>
+      </w:r>
+      <w:r>
+        <w:rPr>
+          <w:rFonts w:ascii="Times New Roman" w:hAnsi="Times New Roman"/>
+          <w:color w:val="1F4E79"/>
+          <w:sz w:val="24"/>
+          <w:szCs w:val="16"/>
+        </w:rPr>
+        <w:t xml:space="preserve"> </w:t>
+      </w:r>
+    </w:p>
+    <w:p>
+      <w:pPr>
+        <w:spacing w:after="0" w:line="240" w:lineRule="auto"/>
+        <w:jc w:val="both"/>
+        <w:rPr>
+          <w:rFonts w:ascii="Times New Roman" w:hAnsi="Times New Roman" w:cs="Times New Roman"/>
+          <w:b/>
+          <w:color w:val="000000" w:themeColor="text1"/>
+          <w:sz w:val="24"/>
+          <w:szCs w:val="24"/>
+          <w:rPrChange w:id="61" w:author="Isabella" w:date="2026-10-06T20:20:00Z">
             <w:rPr>
               <w:rFonts w:ascii="Times New Roman" w:hAnsi="Times New Roman" w:cs="Times New Roman"/>
               <w:b/>
@@ -364,1071 +1054,7 @@
           <w:color w:val="000000" w:themeColor="text1"/>
           <w:sz w:val="24"/>
           <w:szCs w:val="24"/>
-        </w:rPr>
-      </w:pPr>
-      <w:commentRangeStart w:id="55"/>
-      <w:r>
-        <w:rPr>
-          <w:rFonts w:ascii="Times New Roman" w:hAnsi="Times New Roman" w:cs="Times New Roman"/>
-          <w:b/>
-          <w:color w:val="000000" w:themeColor="text1"/>
-          <w:sz w:val="24"/>
-          <w:szCs w:val="24"/>
-          <w:rPrChange w:id="56" w:author="Isabella" w:date="2026-10-06T20:20:00Z">
-            <w:rPr>
-              <w:rFonts w:ascii="Times New Roman" w:hAnsi="Times New Roman" w:cs="Times New Roman"/>
-              <w:b/>
-              <w:sz w:val="24"/>
-              <w:szCs w:val="24"/>
-              <w:vertAlign w:val="superscript"/>
-            </w:rPr>
-          </w:rPrChange>
-        </w:rPr>
-        <w:t>RESUMO</w:t>
-      </w:r>
-      <w:commentRangeEnd w:id="55"/>
-      <w:r>
-        <w:rPr>
-          <w:rStyle w:val="Refdecomentrio"/>
-          <w:rFonts w:ascii="Times New Roman" w:hAnsi="Times New Roman" w:cs="Times New Roman"/>
-          <w:b/>
-          <w:color w:val="000000" w:themeColor="text1"/>
-          <w:sz w:val="24"/>
-          <w:szCs w:val="24"/>
-          <w:rPrChange w:id="57" w:author="Isabella" w:date="2026-10-06T20:20:00Z">
-            <w:rPr>
-              <w:rStyle w:val="Refdecomentrio"/>
-              <w:rFonts w:ascii="Times New Roman" w:hAnsi="Times New Roman" w:cs="Times New Roman"/>
-              <w:b/>
-              <w:sz w:val="24"/>
-              <w:szCs w:val="24"/>
-            </w:rPr>
-          </w:rPrChange>
-        </w:rPr>
-        <w:commentReference w:id="55"/>
-      </w:r>
-    </w:p>
-    <w:p>
-      <w:pPr>
-        <w:spacing w:after="0" w:line="240" w:lineRule="auto"/>
-        <w:jc w:val="both"/>
-        <w:rPr>
-          <w:rFonts w:ascii="Times New Roman" w:hAnsi="Times New Roman" w:cs="Times New Roman"/>
-          <w:b/>
-          <w:color w:val="000000" w:themeColor="text1"/>
-          <w:sz w:val="24"/>
-          <w:szCs w:val="24"/>
-        </w:rPr>
-      </w:pPr>
-    </w:p>
-    <w:p>
-      <w:pPr>
-        <w:spacing w:after="0" w:line="240" w:lineRule="auto"/>
-        <w:jc w:val="both"/>
-        <w:rPr>
-          <w:del w:id="58" w:author="Isabella" w:date="2026-10-06T19:05:00Z"/>
-          <w:rFonts w:ascii="Times New Roman" w:hAnsi="Times New Roman" w:cs="Times New Roman"/>
-          <w:b/>
-          <w:color w:val="000000" w:themeColor="text1"/>
-          <w:sz w:val="24"/>
-          <w:szCs w:val="24"/>
-          <w:u w:val="single"/>
-          <w:rPrChange w:id="59" w:author="Isabella" w:date="2026-10-06T20:20:00Z">
-            <w:rPr>
-              <w:del w:id="60" w:author="Isabella" w:date="2026-10-06T19:05:00Z"/>
-              <w:rFonts w:ascii="Times New Roman" w:hAnsi="Times New Roman" w:cs="Times New Roman"/>
-              <w:b/>
-              <w:sz w:val="24"/>
-              <w:szCs w:val="24"/>
-            </w:rPr>
-          </w:rPrChange>
-        </w:rPr>
-      </w:pPr>
-    </w:p>
-    <w:p>
-      <w:pPr>
-        <w:spacing w:after="0" w:line="240" w:lineRule="auto"/>
-        <w:jc w:val="both"/>
-        <w:rPr>
-          <w:del w:id="61" w:author="Isabella" w:date="2026-10-06T19:05:00Z"/>
-          <w:rFonts w:ascii="Times New Roman" w:hAnsi="Times New Roman" w:cs="Times New Roman"/>
-          <w:b/>
-          <w:color w:val="000000" w:themeColor="text1"/>
-          <w:sz w:val="24"/>
-          <w:szCs w:val="24"/>
           <w:rPrChange w:id="62" w:author="Isabella" w:date="2026-10-06T20:20:00Z">
-            <w:rPr>
-              <w:del w:id="63" w:author="Isabella" w:date="2026-10-06T19:05:00Z"/>
-              <w:rFonts w:ascii="Times New Roman" w:hAnsi="Times New Roman" w:cs="Times New Roman"/>
-              <w:b/>
-              <w:sz w:val="24"/>
-              <w:szCs w:val="24"/>
-            </w:rPr>
-          </w:rPrChange>
-        </w:rPr>
-      </w:pPr>
-    </w:p>
-    <w:p>
-      <w:pPr>
-        <w:spacing w:after="0" w:line="240" w:lineRule="auto"/>
-        <w:jc w:val="both"/>
-        <w:rPr>
-          <w:rFonts w:ascii="Times New Roman" w:hAnsi="Times New Roman" w:cs="Times New Roman"/>
-          <w:b/>
-          <w:sz w:val="24"/>
-          <w:szCs w:val="24"/>
-        </w:rPr>
-      </w:pPr>
-      <w:r>
-        <w:rPr>
-          <w:rFonts w:ascii="Times New Roman" w:hAnsi="Times New Roman" w:cs="Times New Roman"/>
-          <w:sz w:val="24"/>
-        </w:rPr>
-        <w:t xml:space="preserve">O envelhecimento populacional e o isolamento de idosos em suas residências ampliam a necessidade de soluções tecnológicas que promovam autonomia e qualidade de vida. Este artigo analisou o papel da Inteligência Artificial (IA) no desenvolvimento de interfaces </w:t>
-      </w:r>
-      <w:proofErr w:type="spellStart"/>
-      <w:r>
-        <w:rPr>
-          <w:rFonts w:ascii="Times New Roman" w:hAnsi="Times New Roman" w:cs="Times New Roman"/>
-          <w:sz w:val="24"/>
-        </w:rPr>
-        <w:t>assistivas</w:t>
-      </w:r>
-      <w:proofErr w:type="spellEnd"/>
-      <w:r>
-        <w:rPr>
-          <w:rFonts w:ascii="Times New Roman" w:hAnsi="Times New Roman" w:cs="Times New Roman"/>
-          <w:sz w:val="24"/>
-        </w:rPr>
-        <w:t xml:space="preserve"> para idosos, mapeando tendências e desafios tecnológicos. Realizou-se uma revisão narrativa com análise documental, de abordagem qualitativa, de três artigos publicados entre 2021 e 2026, organizados em dois eixos: aplicações de IA e assistentes de voz no cotidiano dos idosos; e </w:t>
-      </w:r>
-      <w:proofErr w:type="gramStart"/>
-      <w:r>
-        <w:rPr>
-          <w:rFonts w:ascii="Times New Roman" w:hAnsi="Times New Roman" w:cs="Times New Roman"/>
-          <w:sz w:val="24"/>
-        </w:rPr>
-        <w:t>interação humano</w:t>
-      </w:r>
-      <w:proofErr w:type="gramEnd"/>
-      <w:r>
-        <w:rPr>
-          <w:rFonts w:ascii="Times New Roman" w:hAnsi="Times New Roman" w:cs="Times New Roman"/>
-          <w:sz w:val="24"/>
-        </w:rPr>
-        <w:t xml:space="preserve">-computador, usabilidade e design empático. Os estudos indicam que residências inteligentes, robôs </w:t>
-      </w:r>
-      <w:proofErr w:type="spellStart"/>
-      <w:r>
-        <w:rPr>
-          <w:rFonts w:ascii="Times New Roman" w:hAnsi="Times New Roman" w:cs="Times New Roman"/>
-          <w:sz w:val="24"/>
-        </w:rPr>
-        <w:t>cuidadores</w:t>
-      </w:r>
-      <w:proofErr w:type="spellEnd"/>
-      <w:r>
-        <w:rPr>
-          <w:rFonts w:ascii="Times New Roman" w:hAnsi="Times New Roman" w:cs="Times New Roman"/>
-          <w:sz w:val="24"/>
-        </w:rPr>
-        <w:t xml:space="preserve"> e assistentes pessoais digitais por voz podem reduzir barreiras de aprendizado e favorecer a autonomia e a segurança, e que a aceitação dessas tecnologias depende de Design Centrado no Usuário, </w:t>
-      </w:r>
-      <w:proofErr w:type="spellStart"/>
-      <w:proofErr w:type="gramStart"/>
-      <w:r>
-        <w:rPr>
-          <w:rFonts w:ascii="Times New Roman" w:hAnsi="Times New Roman" w:cs="Times New Roman"/>
-          <w:sz w:val="24"/>
-        </w:rPr>
-        <w:t>co-design</w:t>
-      </w:r>
-      <w:proofErr w:type="spellEnd"/>
-      <w:proofErr w:type="gramEnd"/>
-      <w:r>
-        <w:rPr>
-          <w:rFonts w:ascii="Times New Roman" w:hAnsi="Times New Roman" w:cs="Times New Roman"/>
-          <w:sz w:val="24"/>
-        </w:rPr>
-        <w:t xml:space="preserve"> e adaptação cultural. A principal lacuna é a falta de testes empíricos e de regulamentações transparentes sobre o uso de dados. Conclui-se que a IA pode atuar como Tecnologia </w:t>
-      </w:r>
-      <w:proofErr w:type="spellStart"/>
-      <w:r>
-        <w:rPr>
-          <w:rFonts w:ascii="Times New Roman" w:hAnsi="Times New Roman" w:cs="Times New Roman"/>
-          <w:sz w:val="24"/>
-        </w:rPr>
-        <w:t>Assistiva</w:t>
-      </w:r>
-      <w:proofErr w:type="spellEnd"/>
-      <w:r>
-        <w:rPr>
-          <w:rFonts w:ascii="Times New Roman" w:hAnsi="Times New Roman" w:cs="Times New Roman"/>
-          <w:sz w:val="24"/>
-        </w:rPr>
-        <w:t xml:space="preserve"> Digital para idosos, mas são necessários estudos empíricos que assegurem acessibilidade e segurança ética.</w:t>
-      </w:r>
-      <w:r>
-        <w:rPr>
-          <w:rFonts w:ascii="Times New Roman" w:hAnsi="Times New Roman"/>
-          <w:i/>
-          <w:color w:val="000000" w:themeColor="text1"/>
-          <w:sz w:val="24"/>
-          <w:rPrChange w:id="64" w:author="Isabella" w:date="2026-10-06T20:20:00Z">
-            <w:rPr>
-              <w:rFonts w:ascii="Times New Roman" w:hAnsi="Times New Roman"/>
-              <w:i/>
-              <w:color w:val="C00000"/>
-              <w:sz w:val="24"/>
-              <w:szCs w:val="16"/>
-            </w:rPr>
-          </w:rPrChange>
-        </w:rPr>
-        <w:br/>
-      </w:r>
-      <w:r>
-        <w:rPr>
-          <w:rFonts w:ascii="Times New Roman" w:hAnsi="Times New Roman"/>
-          <w:i/>
-          <w:color w:val="000000" w:themeColor="text1"/>
-          <w:sz w:val="24"/>
-          <w:rPrChange w:id="65" w:author="Isabella" w:date="2026-10-06T20:20:00Z">
-            <w:rPr>
-              <w:rFonts w:ascii="Times New Roman" w:hAnsi="Times New Roman"/>
-              <w:i/>
-              <w:color w:val="C00000"/>
-              <w:sz w:val="24"/>
-              <w:szCs w:val="16"/>
-            </w:rPr>
-          </w:rPrChange>
-        </w:rPr>
-        <w:br/>
-      </w:r>
-      <w:proofErr w:type="gramStart"/>
-      <w:r>
-        <w:rPr>
-          <w:rFonts w:ascii="Times New Roman" w:hAnsi="Times New Roman" w:cs="Times New Roman"/>
-          <w:b/>
-          <w:sz w:val="24"/>
-          <w:szCs w:val="24"/>
-        </w:rPr>
-        <w:t>INTRODUÇÃO</w:t>
-      </w:r>
-      <w:proofErr w:type="gramEnd"/>
-    </w:p>
-    <w:p>
-      <w:pPr>
-        <w:spacing w:before="100" w:beforeAutospacing="1" w:after="100" w:afterAutospacing="1" w:line="240" w:lineRule="auto"/>
-        <w:rPr>
-          <w:rFonts w:ascii="Times New Roman" w:eastAsia="Times New Roman" w:hAnsi="Times New Roman" w:cs="Times New Roman"/>
-          <w:sz w:val="24"/>
-          <w:szCs w:val="24"/>
-          <w:lang w:eastAsia="pt-BR"/>
-        </w:rPr>
-      </w:pPr>
-      <w:r>
-        <w:rPr>
-          <w:rFonts w:ascii="Times New Roman" w:eastAsia="Times New Roman" w:hAnsi="Times New Roman" w:cs="Times New Roman"/>
-          <w:sz w:val="24"/>
-          <w:szCs w:val="24"/>
-          <w:lang w:eastAsia="pt-BR"/>
-        </w:rPr>
-        <w:t>Co</w:t>
-      </w:r>
-      <w:r>
-        <w:rPr>
-          <w:rFonts w:ascii="Times New Roman" w:eastAsia="Times New Roman" w:hAnsi="Times New Roman" w:cs="Times New Roman"/>
-          <w:sz w:val="24"/>
-          <w:szCs w:val="24"/>
-          <w:lang w:eastAsia="pt-BR"/>
-        </w:rPr>
-        <w:t>m o envelhecimento populacional</w:t>
-      </w:r>
-      <w:r>
-        <w:rPr>
-          <w:rFonts w:ascii="Times New Roman" w:eastAsia="Times New Roman" w:hAnsi="Times New Roman" w:cs="Times New Roman"/>
-          <w:sz w:val="24"/>
-          <w:szCs w:val="24"/>
-          <w:lang w:eastAsia="pt-BR"/>
-        </w:rPr>
-        <w:t>, torna-se urgente a necessidade de soluções tecnológicas que promova</w:t>
-      </w:r>
-      <w:r>
-        <w:rPr>
-          <w:rFonts w:ascii="Times New Roman" w:eastAsia="Times New Roman" w:hAnsi="Times New Roman" w:cs="Times New Roman"/>
-          <w:sz w:val="24"/>
-          <w:szCs w:val="24"/>
-          <w:lang w:eastAsia="pt-BR"/>
-        </w:rPr>
-        <w:t>m a autonomia e qualidade de vida das pessoas idosas</w:t>
-      </w:r>
-      <w:r>
-        <w:rPr>
-          <w:rFonts w:ascii="Times New Roman" w:eastAsia="Times New Roman" w:hAnsi="Times New Roman" w:cs="Times New Roman"/>
-          <w:sz w:val="24"/>
-          <w:szCs w:val="24"/>
-          <w:lang w:eastAsia="pt-BR"/>
-        </w:rPr>
-        <w:t>. Com</w:t>
-      </w:r>
-      <w:r>
-        <w:rPr>
-          <w:rFonts w:ascii="Times New Roman" w:eastAsia="Times New Roman" w:hAnsi="Times New Roman" w:cs="Times New Roman"/>
-          <w:sz w:val="24"/>
-          <w:szCs w:val="24"/>
-          <w:lang w:eastAsia="pt-BR"/>
-        </w:rPr>
-        <w:t>o os idosos passam</w:t>
-      </w:r>
-      <w:r>
-        <w:rPr>
-          <w:rFonts w:ascii="Times New Roman" w:eastAsia="Times New Roman" w:hAnsi="Times New Roman" w:cs="Times New Roman"/>
-          <w:sz w:val="24"/>
-          <w:szCs w:val="24"/>
-          <w:lang w:eastAsia="pt-BR"/>
-        </w:rPr>
-        <w:t xml:space="preserve"> cada vez mais tempo sozinhos em suas residências devi</w:t>
-      </w:r>
-      <w:r>
-        <w:rPr>
-          <w:rFonts w:ascii="Times New Roman" w:eastAsia="Times New Roman" w:hAnsi="Times New Roman" w:cs="Times New Roman"/>
-          <w:sz w:val="24"/>
-          <w:szCs w:val="24"/>
-          <w:lang w:eastAsia="pt-BR"/>
-        </w:rPr>
-        <w:t>do a mudanças familiares e outro</w:t>
-      </w:r>
-      <w:r>
-        <w:rPr>
-          <w:rFonts w:ascii="Times New Roman" w:eastAsia="Times New Roman" w:hAnsi="Times New Roman" w:cs="Times New Roman"/>
-          <w:sz w:val="24"/>
-          <w:szCs w:val="24"/>
-          <w:lang w:eastAsia="pt-BR"/>
-        </w:rPr>
-        <w:t>s</w:t>
-      </w:r>
-      <w:r>
-        <w:rPr>
-          <w:rFonts w:ascii="Times New Roman" w:eastAsia="Times New Roman" w:hAnsi="Times New Roman" w:cs="Times New Roman"/>
-          <w:sz w:val="24"/>
-          <w:szCs w:val="24"/>
-          <w:lang w:eastAsia="pt-BR"/>
-        </w:rPr>
-        <w:t xml:space="preserve"> fatores</w:t>
-      </w:r>
-      <w:r>
-        <w:rPr>
-          <w:rFonts w:ascii="Times New Roman" w:eastAsia="Times New Roman" w:hAnsi="Times New Roman" w:cs="Times New Roman"/>
-          <w:sz w:val="24"/>
-          <w:szCs w:val="24"/>
-          <w:lang w:eastAsia="pt-BR"/>
-        </w:rPr>
-        <w:t>, o suporte presenc</w:t>
-      </w:r>
-      <w:r>
-        <w:rPr>
-          <w:rFonts w:ascii="Times New Roman" w:eastAsia="Times New Roman" w:hAnsi="Times New Roman" w:cs="Times New Roman"/>
-          <w:sz w:val="24"/>
-          <w:szCs w:val="24"/>
-          <w:lang w:eastAsia="pt-BR"/>
-        </w:rPr>
-        <w:t>ial torna-se limitado, exigindo</w:t>
-      </w:r>
-      <w:r>
-        <w:rPr>
-          <w:rFonts w:ascii="Times New Roman" w:eastAsia="Times New Roman" w:hAnsi="Times New Roman" w:cs="Times New Roman"/>
-          <w:sz w:val="24"/>
-          <w:szCs w:val="24"/>
-          <w:lang w:eastAsia="pt-BR"/>
-        </w:rPr>
-        <w:t>,</w:t>
-      </w:r>
-      <w:r>
-        <w:rPr>
-          <w:rFonts w:ascii="Times New Roman" w:eastAsia="Times New Roman" w:hAnsi="Times New Roman" w:cs="Times New Roman"/>
-          <w:sz w:val="24"/>
-          <w:szCs w:val="24"/>
-          <w:lang w:eastAsia="pt-BR"/>
-        </w:rPr>
-        <w:t xml:space="preserve"> </w:t>
-      </w:r>
-      <w:r>
-        <w:rPr>
-          <w:rFonts w:ascii="Times New Roman" w:eastAsia="Times New Roman" w:hAnsi="Times New Roman" w:cs="Times New Roman"/>
-          <w:sz w:val="24"/>
-          <w:szCs w:val="24"/>
-          <w:lang w:eastAsia="pt-BR"/>
-        </w:rPr>
-        <w:t>assim, o auxílio de ferramentas digitais. A questão investigada é como a Inteligência Artificial</w:t>
-      </w:r>
-      <w:r>
-        <w:rPr>
-          <w:rFonts w:ascii="Times New Roman" w:eastAsia="Times New Roman" w:hAnsi="Times New Roman" w:cs="Times New Roman"/>
-          <w:sz w:val="24"/>
-          <w:szCs w:val="24"/>
-          <w:lang w:eastAsia="pt-BR"/>
-        </w:rPr>
-        <w:t xml:space="preserve"> </w:t>
-      </w:r>
-      <w:r>
-        <w:rPr>
-          <w:rFonts w:ascii="Times New Roman" w:eastAsia="Times New Roman" w:hAnsi="Times New Roman" w:cs="Times New Roman"/>
-          <w:sz w:val="24"/>
-          <w:szCs w:val="24"/>
-          <w:lang w:eastAsia="pt-BR"/>
-        </w:rPr>
-        <w:t>(IA)</w:t>
-      </w:r>
-      <w:r>
-        <w:rPr>
-          <w:rFonts w:ascii="Times New Roman" w:eastAsia="Times New Roman" w:hAnsi="Times New Roman" w:cs="Times New Roman"/>
-          <w:sz w:val="24"/>
-          <w:szCs w:val="24"/>
-          <w:lang w:eastAsia="pt-BR"/>
-        </w:rPr>
-        <w:t xml:space="preserve"> pode ser integrada de forma acessível e humanizada par</w:t>
-      </w:r>
-      <w:r>
-        <w:rPr>
-          <w:rFonts w:ascii="Times New Roman" w:eastAsia="Times New Roman" w:hAnsi="Times New Roman" w:cs="Times New Roman"/>
-          <w:sz w:val="24"/>
-          <w:szCs w:val="24"/>
-          <w:lang w:eastAsia="pt-BR"/>
-        </w:rPr>
-        <w:t>a suprir as demandas cotidianas dos idosos</w:t>
-      </w:r>
-      <w:r>
-        <w:rPr>
-          <w:rFonts w:ascii="Times New Roman" w:eastAsia="Times New Roman" w:hAnsi="Times New Roman" w:cs="Times New Roman"/>
-          <w:sz w:val="24"/>
-          <w:szCs w:val="24"/>
-          <w:lang w:eastAsia="pt-BR"/>
-        </w:rPr>
-        <w:t xml:space="preserve">. O objetivo desse resumo é analisar o papel da Inteligência Artificial no desenvolvimento de interfaces </w:t>
-      </w:r>
-      <w:proofErr w:type="spellStart"/>
-      <w:r>
-        <w:rPr>
-          <w:rFonts w:ascii="Times New Roman" w:eastAsia="Times New Roman" w:hAnsi="Times New Roman" w:cs="Times New Roman"/>
-          <w:sz w:val="24"/>
-          <w:szCs w:val="24"/>
-          <w:lang w:eastAsia="pt-BR"/>
-        </w:rPr>
-        <w:t>assistivas</w:t>
-      </w:r>
-      <w:proofErr w:type="spellEnd"/>
-      <w:r>
-        <w:rPr>
-          <w:rFonts w:ascii="Times New Roman" w:eastAsia="Times New Roman" w:hAnsi="Times New Roman" w:cs="Times New Roman"/>
-          <w:sz w:val="24"/>
-          <w:szCs w:val="24"/>
-          <w:lang w:eastAsia="pt-BR"/>
-        </w:rPr>
-        <w:t xml:space="preserve"> para idosos, mapeando tendências e desafios tecnológicos</w:t>
-      </w:r>
-      <w:r>
-        <w:rPr>
-          <w:rFonts w:ascii="Times New Roman" w:eastAsia="Times New Roman" w:hAnsi="Times New Roman" w:cs="Times New Roman"/>
-          <w:sz w:val="24"/>
-          <w:szCs w:val="24"/>
-          <w:lang w:eastAsia="pt-BR"/>
-        </w:rPr>
-        <w:t xml:space="preserve"> dentre três artigos distintos</w:t>
-      </w:r>
-      <w:r>
-        <w:rPr>
-          <w:rFonts w:ascii="Times New Roman" w:eastAsia="Times New Roman" w:hAnsi="Times New Roman" w:cs="Times New Roman"/>
-          <w:sz w:val="24"/>
-          <w:szCs w:val="24"/>
-          <w:lang w:eastAsia="pt-BR"/>
-        </w:rPr>
-        <w:t>.</w:t>
-      </w:r>
-    </w:p>
-    <w:p>
-      <w:pPr>
-        <w:pStyle w:val="NormalWeb"/>
-      </w:pPr>
-      <w:r>
-        <w:rPr>
-          <w:b/>
-        </w:rPr>
-        <w:t>METODOLOGIA</w:t>
-      </w:r>
-    </w:p>
-    <w:p>
-      <w:pPr>
-        <w:pStyle w:val="NormalWeb"/>
-      </w:pPr>
-      <w:r>
-        <w:t xml:space="preserve">Este resumo </w:t>
-      </w:r>
-      <w:r>
-        <w:t xml:space="preserve">acadêmico </w:t>
-      </w:r>
-      <w:r>
-        <w:t xml:space="preserve">se caracteriza como </w:t>
-      </w:r>
-      <w:r>
-        <w:t xml:space="preserve">uma revisão narrativa, </w:t>
-      </w:r>
-      <w:r>
-        <w:t xml:space="preserve">análise documental </w:t>
-      </w:r>
-      <w:r>
-        <w:t xml:space="preserve">e </w:t>
-      </w:r>
-      <w:r>
-        <w:t>de abordagem q</w:t>
-      </w:r>
-      <w:r>
-        <w:t>ualitativa. Foram selecionados três</w:t>
-      </w:r>
-      <w:r>
-        <w:t xml:space="preserve"> artigos acadêmicos publicados entre 2021 e 2026. O proc</w:t>
-      </w:r>
-      <w:r>
-        <w:t>esso envolveu a leitura</w:t>
-      </w:r>
-      <w:r>
-        <w:t xml:space="preserve"> e escolha de temas mais importantes dos artigos, estruturando</w:t>
-      </w:r>
-      <w:r>
-        <w:t xml:space="preserve"> então dois</w:t>
-      </w:r>
-      <w:r>
-        <w:t xml:space="preserve"> eixos temáticos.</w:t>
-      </w:r>
-      <w:r>
-        <w:t xml:space="preserve"> Não foi realizada busca extensiva de dados.</w:t>
-      </w:r>
-    </w:p>
-    <w:p>
-      <w:pPr>
-        <w:pStyle w:val="NormalWeb"/>
-      </w:pPr>
-      <w:r>
-        <w:rPr>
-          <w:b/>
-        </w:rPr>
-        <w:lastRenderedPageBreak/>
-        <w:t>REVISÃO DA LITERATURA</w:t>
-      </w:r>
-    </w:p>
-    <w:p>
-      <w:pPr>
-        <w:pStyle w:val="NormalWeb"/>
-      </w:pPr>
-      <w:r>
-        <w:t>Aplicações de IA e Assistente de Voz no Cotidiano dos Idosos</w:t>
-      </w:r>
-    </w:p>
-    <w:p>
-      <w:pPr>
-        <w:pStyle w:val="NormalWeb"/>
-      </w:pPr>
-      <w:r>
-        <w:t xml:space="preserve"> Souza, Farina e </w:t>
-      </w:r>
-      <w:proofErr w:type="spellStart"/>
-      <w:r>
-        <w:t>Florian</w:t>
-      </w:r>
-      <w:proofErr w:type="spellEnd"/>
-      <w:r>
-        <w:t xml:space="preserve"> (2021)</w:t>
-      </w:r>
-      <w:r>
-        <w:t xml:space="preserve"> mapearam que o merc</w:t>
-      </w:r>
-      <w:r>
-        <w:t>ado oferece residências intelige</w:t>
-      </w:r>
-      <w:r>
-        <w:t xml:space="preserve">ntes e robôs </w:t>
-      </w:r>
-      <w:proofErr w:type="spellStart"/>
-      <w:r>
-        <w:t>cuidadores</w:t>
-      </w:r>
-      <w:proofErr w:type="spellEnd"/>
-      <w:r>
-        <w:t xml:space="preserve"> voltados à terceira idade, como </w:t>
-      </w:r>
-      <w:proofErr w:type="spellStart"/>
-      <w:r>
-        <w:t>Pep</w:t>
-      </w:r>
-      <w:r>
-        <w:t>per</w:t>
-      </w:r>
-      <w:proofErr w:type="spellEnd"/>
-      <w:r>
-        <w:t>, um robô humanoide voltado ao</w:t>
-      </w:r>
-      <w:r>
-        <w:t xml:space="preserve"> auxílio à saúde</w:t>
-      </w:r>
-      <w:r>
-        <w:t>, por exemplo, lembrando o uso de</w:t>
-      </w:r>
-      <w:r>
-        <w:t xml:space="preserve"> remédios</w:t>
-      </w:r>
-      <w:r>
-        <w:t xml:space="preserve"> e </w:t>
-      </w:r>
-      <w:proofErr w:type="spellStart"/>
-      <w:proofErr w:type="gramStart"/>
-      <w:r>
-        <w:t>ElliQ</w:t>
-      </w:r>
-      <w:proofErr w:type="spellEnd"/>
-      <w:proofErr w:type="gramEnd"/>
-      <w:r>
-        <w:t>, um robô de companhia,</w:t>
-      </w:r>
-      <w:r>
-        <w:t xml:space="preserve"> entretenimento</w:t>
-      </w:r>
-      <w:r>
-        <w:t xml:space="preserve"> e divertimento</w:t>
-      </w:r>
-      <w:r>
-        <w:t>.</w:t>
-      </w:r>
-      <w:r>
-        <w:br/>
-      </w:r>
-      <w:r>
-        <w:t xml:space="preserve"> Barbosa e </w:t>
-      </w:r>
-      <w:proofErr w:type="spellStart"/>
-      <w:r>
-        <w:t>Okimoto</w:t>
-      </w:r>
-      <w:proofErr w:type="spellEnd"/>
-      <w:r>
-        <w:t xml:space="preserve"> </w:t>
-      </w:r>
-      <w:r>
-        <w:t>(2022)  apontam</w:t>
-      </w:r>
-      <w:r>
-        <w:t xml:space="preserve"> que</w:t>
-      </w:r>
-      <w:r>
-        <w:t xml:space="preserve"> os </w:t>
-      </w:r>
-      <w:r>
-        <w:t xml:space="preserve"> Assistentes Pessoais Digitais (</w:t>
-      </w:r>
-      <w:proofErr w:type="spellStart"/>
-      <w:r>
-        <w:t>APDs</w:t>
-      </w:r>
-      <w:proofErr w:type="spellEnd"/>
-      <w:r>
-        <w:t xml:space="preserve">), como </w:t>
-      </w:r>
-      <w:proofErr w:type="spellStart"/>
-      <w:r>
-        <w:t>Alexa</w:t>
-      </w:r>
-      <w:proofErr w:type="spellEnd"/>
-      <w:r>
-        <w:t xml:space="preserve">, Google Assistente e similares, </w:t>
-      </w:r>
-      <w:r>
-        <w:t>podem reduzir</w:t>
-      </w:r>
-      <w:r>
-        <w:t xml:space="preserve"> </w:t>
-      </w:r>
-      <w:r>
-        <w:t>barreiras de aprendizado e atuar</w:t>
-      </w:r>
-      <w:r>
-        <w:t xml:space="preserve"> como Tecnologias </w:t>
-      </w:r>
-      <w:proofErr w:type="spellStart"/>
-      <w:r>
-        <w:t>Assistivas</w:t>
-      </w:r>
-      <w:proofErr w:type="spellEnd"/>
-      <w:r>
-        <w:t xml:space="preserve"> Digitais (</w:t>
-      </w:r>
-      <w:proofErr w:type="spellStart"/>
-      <w:r>
-        <w:t>DATs</w:t>
-      </w:r>
-      <w:proofErr w:type="spellEnd"/>
-      <w:r>
-        <w:t>), promovendo autonomia sem exigir grande letramento digital. Ambos confirmam a viabilidade dessa</w:t>
-      </w:r>
-      <w:r>
-        <w:t>s</w:t>
-      </w:r>
-      <w:r>
-        <w:t xml:space="preserve"> soluções no suporte residencial, embora faltem validações diretas em campo.</w:t>
-      </w:r>
-    </w:p>
-    <w:p>
-      <w:pPr>
-        <w:pStyle w:val="NormalWeb"/>
-      </w:pPr>
-      <w:proofErr w:type="gramStart"/>
-      <w:r>
-        <w:t>Interação Humano</w:t>
-      </w:r>
-      <w:proofErr w:type="gramEnd"/>
-      <w:r>
-        <w:t>-Computador (IHC), usabilidade e Design Empático</w:t>
-      </w:r>
-    </w:p>
-    <w:p>
-      <w:pPr>
-        <w:pStyle w:val="NormalWeb"/>
-      </w:pPr>
-      <w:proofErr w:type="spellStart"/>
-      <w:r>
-        <w:t>Kawamo</w:t>
-      </w:r>
-      <w:r>
-        <w:t>to</w:t>
-      </w:r>
-      <w:proofErr w:type="spellEnd"/>
-      <w:r>
-        <w:t xml:space="preserve"> </w:t>
-      </w:r>
-      <w:proofErr w:type="spellStart"/>
-      <w:proofErr w:type="gramStart"/>
-      <w:r>
-        <w:t>et</w:t>
-      </w:r>
-      <w:proofErr w:type="spellEnd"/>
-      <w:proofErr w:type="gramEnd"/>
-      <w:r>
-        <w:t xml:space="preserve"> al.</w:t>
-      </w:r>
-      <w:r>
-        <w:t xml:space="preserve"> </w:t>
-      </w:r>
-      <w:r>
-        <w:t>(</w:t>
-      </w:r>
-      <w:r>
-        <w:t>2026</w:t>
-      </w:r>
-      <w:r>
-        <w:t>)</w:t>
-      </w:r>
-      <w:r>
-        <w:t xml:space="preserve"> consiste em uma grande análise de 42 publicações filtradas e 7 estudos de caso sobre tecnologias </w:t>
-      </w:r>
-      <w:proofErr w:type="spellStart"/>
-      <w:r>
-        <w:t>assistivas</w:t>
-      </w:r>
-      <w:proofErr w:type="spellEnd"/>
-      <w:r>
-        <w:t xml:space="preserve"> e orientadas pela empatia. O artigo destaca que</w:t>
-      </w:r>
-      <w:r>
-        <w:t xml:space="preserve"> a</w:t>
-      </w:r>
-      <w:r>
-        <w:t xml:space="preserve"> aceitação de tecnologias depende de</w:t>
-      </w:r>
-      <w:r>
-        <w:t xml:space="preserve"> princípios de Design Centrado n</w:t>
-      </w:r>
-      <w:r>
-        <w:t xml:space="preserve">o Usuário (UCD), </w:t>
-      </w:r>
-      <w:proofErr w:type="spellStart"/>
-      <w:proofErr w:type="gramStart"/>
-      <w:r>
-        <w:t>co-design</w:t>
-      </w:r>
-      <w:proofErr w:type="spellEnd"/>
-      <w:proofErr w:type="gramEnd"/>
-      <w:r>
-        <w:t xml:space="preserve"> e adaptação cultural. Dif</w:t>
-      </w:r>
-      <w:r>
-        <w:t>erente de estudos focados apenas em</w:t>
-      </w:r>
-      <w:r>
-        <w:t xml:space="preserve"> </w:t>
-      </w:r>
-      <w:r>
-        <w:t>produtos do mercado</w:t>
-      </w:r>
-      <w:r>
-        <w:t xml:space="preserve">, o artigo enfatiza </w:t>
-      </w:r>
-      <w:r>
-        <w:t xml:space="preserve">que </w:t>
-      </w:r>
-      <w:r>
-        <w:t xml:space="preserve">barreiras como estigma associado à </w:t>
-      </w:r>
-      <w:r>
-        <w:t>aparência médica, privacidade e exclusão digital precisa</w:t>
-      </w:r>
-      <w:r>
-        <w:t>m ser resolvidas</w:t>
-      </w:r>
-      <w:r>
-        <w:t xml:space="preserve"> por práticas de avaliação e usabilidade multimodal.</w:t>
-      </w:r>
-    </w:p>
-    <w:p>
-      <w:pPr>
-        <w:pStyle w:val="NormalWeb"/>
-      </w:pPr>
-      <w:r>
-        <w:rPr>
-          <w:b/>
-        </w:rPr>
-        <w:t>SÍNTESE CRÍTICA</w:t>
-      </w:r>
-    </w:p>
-    <w:p>
-      <w:pPr>
-        <w:pStyle w:val="NormalWeb"/>
-      </w:pPr>
-      <w:r>
-        <w:t>O</w:t>
-      </w:r>
-      <w:r>
-        <w:t>s três estudos revelam convergência</w:t>
-      </w:r>
-      <w:r>
-        <w:t xml:space="preserve"> quanto a</w:t>
-      </w:r>
-      <w:r>
-        <w:t xml:space="preserve">o potencial uso da IA e de tecnologias </w:t>
-      </w:r>
-      <w:proofErr w:type="spellStart"/>
-      <w:r>
-        <w:t>assistivas</w:t>
-      </w:r>
-      <w:proofErr w:type="spellEnd"/>
-      <w:r>
-        <w:t>. Porém, os artigos de 2021 e 2022 priorizam o mapeamen</w:t>
-      </w:r>
-      <w:r>
-        <w:t>to</w:t>
-      </w:r>
-      <w:r>
-        <w:t xml:space="preserve"> bibliográfico e de mercado</w:t>
-      </w:r>
-      <w:r>
-        <w:t xml:space="preserve"> no contexto nacional, os autores do artigo de 2026 adotam p</w:t>
-      </w:r>
-      <w:r>
-        <w:t xml:space="preserve">erspectiva </w:t>
-      </w:r>
-      <w:proofErr w:type="gramStart"/>
-      <w:r>
-        <w:t>internacional voltados</w:t>
-      </w:r>
-      <w:r>
-        <w:t xml:space="preserve"> ao</w:t>
-      </w:r>
-      <w:r>
-        <w:t>s</w:t>
-      </w:r>
-      <w:r>
-        <w:t xml:space="preserve"> aspectos afetivos e metodológicos do IHC</w:t>
-      </w:r>
-      <w:proofErr w:type="gramEnd"/>
-      <w:r>
-        <w:t>. A prin</w:t>
-      </w:r>
-      <w:r>
-        <w:t xml:space="preserve">cipal lacuna dos três refere-se </w:t>
-      </w:r>
-      <w:proofErr w:type="gramStart"/>
-      <w:r>
-        <w:t>a</w:t>
-      </w:r>
-      <w:proofErr w:type="gramEnd"/>
-      <w:r>
-        <w:t xml:space="preserve"> falta de teste</w:t>
-      </w:r>
-      <w:r>
-        <w:t>s</w:t>
-      </w:r>
-      <w:r>
-        <w:t xml:space="preserve"> empíricos e regulamentações transparentes sobre </w:t>
-      </w:r>
-      <w:r>
-        <w:t xml:space="preserve">o uso de </w:t>
-      </w:r>
-      <w:r>
-        <w:t>dados.</w:t>
-      </w:r>
-    </w:p>
-    <w:p>
-      <w:pPr>
-        <w:pStyle w:val="NormalWeb"/>
-        <w:rPr>
-          <w:b/>
-        </w:rPr>
-      </w:pPr>
-      <w:r>
-        <w:rPr>
-          <w:b/>
-        </w:rPr>
-        <w:t>CONSIDERAÇÕES FINAIS</w:t>
-      </w:r>
-    </w:p>
-    <w:p>
-      <w:pPr>
-        <w:pStyle w:val="NormalWeb"/>
-        <w:rPr>
-          <w:color w:val="000000" w:themeColor="text1"/>
-          <w:rPrChange w:id="66" w:author="Isabella" w:date="2026-10-06T20:20:00Z">
-            <w:rPr/>
-          </w:rPrChange>
-        </w:rPr>
-      </w:pPr>
-      <w:r>
-        <w:t>Este r</w:t>
-      </w:r>
-      <w:r>
-        <w:t>esumo acadêmico investigou o papel</w:t>
-      </w:r>
-      <w:r>
-        <w:t xml:space="preserve"> da Inteligência Artificial no desenvolvimento de interfaces </w:t>
-      </w:r>
-      <w:proofErr w:type="spellStart"/>
-      <w:r>
-        <w:t>assistivas</w:t>
-      </w:r>
-      <w:proofErr w:type="spellEnd"/>
-      <w:r>
-        <w:t xml:space="preserve"> para </w:t>
-      </w:r>
-      <w:r>
-        <w:t>idosos, mediante revisão narrativa</w:t>
-      </w:r>
-      <w:r>
-        <w:t xml:space="preserve"> e análise documental. O objetivo </w:t>
-      </w:r>
-      <w:r>
-        <w:t xml:space="preserve">foi mapear aplicações como </w:t>
-      </w:r>
-      <w:proofErr w:type="gramStart"/>
-      <w:r>
-        <w:t>assistentes pessoais digitais, residências</w:t>
-      </w:r>
-      <w:proofErr w:type="gramEnd"/>
-      <w:r>
-        <w:t xml:space="preserve"> inteligentes, robôs </w:t>
-      </w:r>
-      <w:proofErr w:type="spellStart"/>
-      <w:r>
-        <w:t>cuidadores</w:t>
-      </w:r>
-      <w:proofErr w:type="spellEnd"/>
-      <w:r>
-        <w:t xml:space="preserve"> e sistemas empáticos. Os resultados apontam</w:t>
-      </w:r>
-      <w:r>
-        <w:t xml:space="preserve"> que comandos de voz e assistentes virtuais promovem a autonomia e segurança residencial, exigindo </w:t>
-      </w:r>
-      <w:proofErr w:type="spellStart"/>
-      <w:proofErr w:type="gramStart"/>
-      <w:r>
-        <w:t>co-design</w:t>
-      </w:r>
-      <w:proofErr w:type="spellEnd"/>
-      <w:proofErr w:type="gramEnd"/>
-      <w:r>
-        <w:t>. Conclui-se que ainda são necessários estudos empíricos para assegurar acessibilidade e segurança ética.</w:t>
-      </w:r>
-    </w:p>
-    <w:p>
-      <w:pPr>
-        <w:spacing w:after="0" w:line="240" w:lineRule="auto"/>
-        <w:jc w:val="both"/>
-        <w:rPr>
-          <w:rFonts w:ascii="Times New Roman" w:hAnsi="Times New Roman" w:cs="Times New Roman"/>
-          <w:color w:val="000000" w:themeColor="text1"/>
-          <w:sz w:val="24"/>
-          <w:szCs w:val="24"/>
-          <w:rPrChange w:id="67" w:author="Isabella" w:date="2026-10-06T20:20:00Z">
-            <w:rPr>
-              <w:rFonts w:ascii="Times New Roman" w:hAnsi="Times New Roman" w:cs="Times New Roman"/>
-              <w:sz w:val="24"/>
-              <w:szCs w:val="24"/>
-            </w:rPr>
-          </w:rPrChange>
-        </w:rPr>
-      </w:pPr>
-      <w:r>
-        <w:rPr>
-          <w:rFonts w:ascii="Times New Roman" w:hAnsi="Times New Roman"/>
-          <w:b/>
-          <w:color w:val="000000" w:themeColor="text1"/>
-          <w:sz w:val="24"/>
-          <w:rPrChange w:id="68" w:author="Isabella" w:date="2026-10-06T20:20:00Z">
-            <w:rPr>
-              <w:rFonts w:ascii="Times New Roman" w:hAnsi="Times New Roman"/>
-              <w:b/>
-              <w:sz w:val="24"/>
-              <w:szCs w:val="16"/>
-            </w:rPr>
-          </w:rPrChange>
-        </w:rPr>
-        <w:t xml:space="preserve">Palavras-chave: </w:t>
-      </w:r>
-      <w:r>
-        <w:rPr>
-          <w:rFonts w:ascii="Times New Roman" w:hAnsi="Times New Roman"/>
-          <w:color w:val="1F4E79"/>
-          <w:sz w:val="24"/>
-          <w:szCs w:val="16"/>
-        </w:rPr>
-        <w:t xml:space="preserve">Inteligência Artificial – Idosos – Tecnologias </w:t>
-      </w:r>
-      <w:proofErr w:type="spellStart"/>
-      <w:r>
-        <w:rPr>
-          <w:rFonts w:ascii="Times New Roman" w:hAnsi="Times New Roman"/>
-          <w:color w:val="1F4E79"/>
-          <w:sz w:val="24"/>
-          <w:szCs w:val="16"/>
-        </w:rPr>
-        <w:t>Assistivas</w:t>
-      </w:r>
-      <w:proofErr w:type="spellEnd"/>
-      <w:r>
-        <w:rPr>
-          <w:rFonts w:ascii="Times New Roman" w:hAnsi="Times New Roman"/>
-          <w:color w:val="1F4E79"/>
-          <w:sz w:val="24"/>
-          <w:szCs w:val="16"/>
-        </w:rPr>
-        <w:t xml:space="preserve"> </w:t>
-      </w:r>
-    </w:p>
-    <w:p>
-      <w:pPr>
-        <w:spacing w:after="0" w:line="240" w:lineRule="auto"/>
-        <w:jc w:val="both"/>
-        <w:rPr>
-          <w:rFonts w:ascii="Times New Roman" w:hAnsi="Times New Roman" w:cs="Times New Roman"/>
-          <w:b/>
-          <w:color w:val="000000" w:themeColor="text1"/>
-          <w:sz w:val="24"/>
-          <w:szCs w:val="24"/>
-          <w:rPrChange w:id="69" w:author="Isabella" w:date="2026-10-06T20:20:00Z">
             <w:rPr>
               <w:rFonts w:ascii="Times New Roman" w:hAnsi="Times New Roman" w:cs="Times New Roman"/>
               <w:b/>
@@ -1438,18 +1064,15 @@
           </w:rPrChange>
         </w:rPr>
       </w:pPr>
-    </w:p>
-    <w:p>
-      <w:pPr>
-        <w:spacing w:after="0" w:line="240" w:lineRule="auto"/>
-        <w:jc w:val="both"/>
+      <w:commentRangeStart w:id="63"/>
+      <w:r>
         <w:rPr>
           <w:rFonts w:ascii="Times New Roman" w:hAnsi="Times New Roman" w:cs="Times New Roman"/>
           <w:b/>
           <w:color w:val="000000" w:themeColor="text1"/>
           <w:sz w:val="24"/>
           <w:szCs w:val="24"/>
-          <w:rPrChange w:id="70" w:author="Isabella" w:date="2026-10-06T20:20:00Z">
+          <w:rPrChange w:id="64" w:author="Isabella" w:date="2026-10-06T20:20:00Z">
             <w:rPr>
               <w:rFonts w:ascii="Times New Roman" w:hAnsi="Times New Roman" w:cs="Times New Roman"/>
               <w:b/>
@@ -1458,34 +1081,16 @@
             </w:rPr>
           </w:rPrChange>
         </w:rPr>
-      </w:pPr>
-      <w:commentRangeStart w:id="71"/>
-      <w:r>
-        <w:rPr>
-          <w:rFonts w:ascii="Times New Roman" w:hAnsi="Times New Roman" w:cs="Times New Roman"/>
+        <w:t>REFERÊNCIAS</w:t>
+      </w:r>
+      <w:commentRangeEnd w:id="63"/>
+      <w:r>
+        <w:rPr>
           <w:b/>
           <w:color w:val="000000" w:themeColor="text1"/>
           <w:sz w:val="24"/>
           <w:szCs w:val="24"/>
-          <w:rPrChange w:id="72" w:author="Isabella" w:date="2026-10-06T20:20:00Z">
-            <w:rPr>
-              <w:rFonts w:ascii="Times New Roman" w:hAnsi="Times New Roman" w:cs="Times New Roman"/>
-              <w:b/>
-              <w:sz w:val="24"/>
-              <w:szCs w:val="24"/>
-            </w:rPr>
-          </w:rPrChange>
-        </w:rPr>
-        <w:t>REFERÊNCIAS</w:t>
-      </w:r>
-      <w:commentRangeEnd w:id="71"/>
-      <w:r>
-        <w:rPr>
-          <w:b/>
-          <w:color w:val="000000" w:themeColor="text1"/>
-          <w:sz w:val="24"/>
-          <w:szCs w:val="24"/>
-          <w:rPrChange w:id="73" w:author="Isabella" w:date="2026-10-06T20:20:00Z">
+          <w:rPrChange w:id="65" w:author="Isabella" w:date="2026-10-06T20:20:00Z">
             <w:rPr>
               <w:b/>
               <w:sz w:val="24"/>
@@ -1493,7 +1098,7 @@
             </w:rPr>
           </w:rPrChange>
         </w:rPr>
-        <w:commentReference w:id="71"/>
+        <w:commentReference w:id="63"/>
       </w:r>
     </w:p>
     <w:p>
@@ -1507,149 +1112,120 @@
         <w:rPr>
           <w:rStyle w:val="nfase"/>
         </w:rPr>
-        <w:t xml:space="preserve">Assistentes Pessoais Digitais usadas como Tecnologia </w:t>
+        <w:t>Assistentes Pessoais Digitais usadas como Tecnologia Assistiva Digital para idosos</w:t>
+      </w:r>
+      <w:r>
+        <w:t>. 2022.</w:t>
+      </w:r>
+    </w:p>
+    <w:p>
+      <w:pPr>
+        <w:pStyle w:val="NormalWeb"/>
+      </w:pPr>
+      <w:r>
+        <w:t xml:space="preserve">KAWAMOTO, André Luiz </w:t>
       </w:r>
       <w:proofErr w:type="spellStart"/>
       <w:r>
+        <w:t>Satoshi</w:t>
+      </w:r>
+      <w:proofErr w:type="spellEnd"/>
+      <w:r>
+        <w:t xml:space="preserve">; GARCÍA, Alberto </w:t>
+      </w:r>
+      <w:proofErr w:type="spellStart"/>
+      <w:r>
+        <w:t>Hitos</w:t>
+      </w:r>
+      <w:proofErr w:type="spellEnd"/>
+      <w:r>
+        <w:t xml:space="preserve">; RODRÍGUEZ, </w:t>
+      </w:r>
+      <w:proofErr w:type="spellStart"/>
+      <w:r>
+        <w:t>Patricia</w:t>
+      </w:r>
+      <w:proofErr w:type="spellEnd"/>
+      <w:r>
+        <w:t xml:space="preserve"> </w:t>
+      </w:r>
+      <w:proofErr w:type="spellStart"/>
+      <w:r>
+        <w:t>Paderewski</w:t>
+      </w:r>
+      <w:proofErr w:type="spellEnd"/>
+      <w:r>
+        <w:t xml:space="preserve">; GUTIÉRREZ VELA, Francisco Luís. </w:t>
+      </w:r>
+      <w:proofErr w:type="spellStart"/>
+      <w:r>
         <w:rPr>
           <w:rStyle w:val="nfase"/>
         </w:rPr>
-        <w:t>Assistiva</w:t>
+        <w:t>Empathy-Driven</w:t>
       </w:r>
       <w:proofErr w:type="spellEnd"/>
       <w:r>
         <w:rPr>
           <w:rStyle w:val="nfase"/>
         </w:rPr>
-        <w:t xml:space="preserve"> Digital para idosos</w:t>
-      </w:r>
-      <w:r>
-        <w:t>. 2022.</w:t>
-      </w:r>
-    </w:p>
-    <w:p>
-      <w:pPr>
-        <w:pStyle w:val="NormalWeb"/>
-      </w:pPr>
-      <w:r>
-        <w:lastRenderedPageBreak/>
-        <w:t xml:space="preserve">KAWAMOTO, André Luiz </w:t>
+        <w:t xml:space="preserve"> </w:t>
       </w:r>
       <w:proofErr w:type="spellStart"/>
       <w:r>
-        <w:t>Satoshi</w:t>
+        <w:rPr>
+          <w:rStyle w:val="nfase"/>
+        </w:rPr>
+        <w:t>Assistive</w:t>
       </w:r>
       <w:proofErr w:type="spellEnd"/>
       <w:r>
-        <w:t xml:space="preserve">; GARCÍA, Alberto </w:t>
+        <w:rPr>
+          <w:rStyle w:val="nfase"/>
+        </w:rPr>
+        <w:t xml:space="preserve"> Technologies for </w:t>
       </w:r>
       <w:proofErr w:type="spellStart"/>
       <w:r>
-        <w:t>Hitos</w:t>
+        <w:rPr>
+          <w:rStyle w:val="nfase"/>
+        </w:rPr>
+        <w:t>Older</w:t>
       </w:r>
       <w:proofErr w:type="spellEnd"/>
       <w:r>
-        <w:t xml:space="preserve">; RODRÍGUEZ, </w:t>
+        <w:rPr>
+          <w:rStyle w:val="nfase"/>
+        </w:rPr>
+        <w:t xml:space="preserve"> </w:t>
       </w:r>
       <w:proofErr w:type="spellStart"/>
       <w:r>
-        <w:t>Patricia</w:t>
+        <w:rPr>
+          <w:rStyle w:val="nfase"/>
+        </w:rPr>
+        <w:t>Adults</w:t>
       </w:r>
       <w:proofErr w:type="spellEnd"/>
       <w:r>
-        <w:t xml:space="preserve"> </w:t>
+        <w:rPr>
+          <w:rStyle w:val="nfase"/>
+        </w:rPr>
+        <w:t xml:space="preserve">: A </w:t>
       </w:r>
       <w:proofErr w:type="spellStart"/>
       <w:r>
-        <w:t>Paderewski</w:t>
+        <w:rPr>
+          <w:rStyle w:val="nfase"/>
+        </w:rPr>
+        <w:t>Narrative</w:t>
       </w:r>
       <w:proofErr w:type="spellEnd"/>
       <w:r>
-        <w:t xml:space="preserve">; GUTIÉRREZ VELA, Francisco Luís. </w:t>
-      </w:r>
-      <w:proofErr w:type="spellStart"/>
-      <w:r>
         <w:rPr>
           <w:rStyle w:val="nfase"/>
         </w:rPr>
-        <w:t>Empathy-Driven</w:t>
-      </w:r>
-      <w:proofErr w:type="spellEnd"/>
-      <w:r>
-        <w:rPr>
-          <w:rStyle w:val="nfase"/>
-        </w:rPr>
-        <w:t xml:space="preserve"> </w:t>
-      </w:r>
-      <w:proofErr w:type="spellStart"/>
-      <w:r>
-        <w:rPr>
-          <w:rStyle w:val="nfase"/>
-        </w:rPr>
-        <w:t>Assistive</w:t>
-      </w:r>
-      <w:proofErr w:type="spellEnd"/>
-      <w:r>
-        <w:rPr>
-          <w:rStyle w:val="nfase"/>
-        </w:rPr>
-        <w:t xml:space="preserve"> Technologies for </w:t>
-      </w:r>
-      <w:proofErr w:type="spellStart"/>
-      <w:r>
-        <w:rPr>
-          <w:rStyle w:val="nfase"/>
-        </w:rPr>
-        <w:t>Older</w:t>
-      </w:r>
-      <w:proofErr w:type="spellEnd"/>
-      <w:r>
-        <w:rPr>
-          <w:rStyle w:val="nfase"/>
-        </w:rPr>
-        <w:t xml:space="preserve"> </w:t>
-      </w:r>
-      <w:proofErr w:type="spellStart"/>
-      <w:r>
-        <w:rPr>
-          <w:rStyle w:val="nfase"/>
-        </w:rPr>
-        <w:t>Adults</w:t>
-      </w:r>
-      <w:proofErr w:type="spellEnd"/>
-      <w:r>
-        <w:rPr>
-          <w:rStyle w:val="nfase"/>
-        </w:rPr>
-        <w:t xml:space="preserve">: A </w:t>
-      </w:r>
-      <w:proofErr w:type="spellStart"/>
-      <w:r>
-        <w:rPr>
-          <w:rStyle w:val="nfase"/>
-        </w:rPr>
-        <w:t>Narrative</w:t>
-      </w:r>
-      <w:proofErr w:type="spellEnd"/>
-      <w:r>
-        <w:rPr>
-          <w:rStyle w:val="nfase"/>
-        </w:rPr>
-        <w:t xml:space="preserve"> </w:t>
-      </w:r>
-      <w:proofErr w:type="spellStart"/>
-      <w:r>
-        <w:rPr>
-          <w:rStyle w:val="nfase"/>
-        </w:rPr>
-        <w:t>Review</w:t>
-      </w:r>
-      <w:proofErr w:type="spellEnd"/>
-      <w:r>
-        <w:rPr>
-          <w:rStyle w:val="nfase"/>
-        </w:rPr>
-        <w:t xml:space="preserve"> </w:t>
+        <w:t xml:space="preserve"> Review </w:t>
       </w:r>
       <w:proofErr w:type="spellStart"/>
       <w:r>
@@ -1741,27 +1317,7 @@
           <w:sz w:val="24"/>
           <w:szCs w:val="28"/>
         </w:rPr>
-        <w:t xml:space="preserve">SOUZA, Rui Carlos Godoy; FARINA, Renata </w:t>
-      </w:r>
-      <w:proofErr w:type="spellStart"/>
-      <w:r>
-        <w:rPr>
-          <w:rFonts w:ascii="Times New Roman" w:hAnsi="Times New Roman" w:cs="Times New Roman"/>
-          <w:color w:val="000000"/>
-          <w:sz w:val="24"/>
-          <w:szCs w:val="28"/>
-        </w:rPr>
-        <w:t>Mirella</w:t>
-      </w:r>
-      <w:proofErr w:type="spellEnd"/>
-      <w:r>
-        <w:rPr>
-          <w:rFonts w:ascii="Times New Roman" w:hAnsi="Times New Roman" w:cs="Times New Roman"/>
-          <w:color w:val="000000"/>
-          <w:sz w:val="24"/>
-          <w:szCs w:val="28"/>
-        </w:rPr>
-        <w:t xml:space="preserve">; FLORIAN, Fabiana. </w:t>
+        <w:t xml:space="preserve">SOUZA, Rui Carlos Godoy; FARINA, Renata Mirella; FLORIAN, Fabiana. </w:t>
       </w:r>
       <w:r>
         <w:rPr>
@@ -1782,7 +1338,6 @@
         </w:rPr>
         <w:t>. Interface Tecnológica, v. 18, n. 2, 2021. DOI: 10.31510/</w:t>
       </w:r>
-      <w:proofErr w:type="spellStart"/>
       <w:proofErr w:type="gramStart"/>
       <w:r>
         <w:rPr>
@@ -1791,9 +1346,9 @@
           <w:sz w:val="24"/>
           <w:szCs w:val="28"/>
         </w:rPr>
-        <w:t>infa</w:t>
-      </w:r>
-      <w:proofErr w:type="spellEnd"/>
+        <w:t>infa.v</w:t>
+      </w:r>
+      <w:proofErr w:type="gramEnd"/>
       <w:r>
         <w:rPr>
           <w:rFonts w:ascii="Times New Roman" w:hAnsi="Times New Roman" w:cs="Times New Roman"/>
@@ -1801,52 +1356,21 @@
           <w:sz w:val="24"/>
           <w:szCs w:val="28"/>
         </w:rPr>
-        <w:t>.</w:t>
-      </w:r>
-      <w:proofErr w:type="gramEnd"/>
-      <w:r>
-        <w:rPr>
-          <w:rFonts w:ascii="Times New Roman" w:hAnsi="Times New Roman" w:cs="Times New Roman"/>
-          <w:color w:val="000000"/>
-          <w:sz w:val="24"/>
-          <w:szCs w:val="28"/>
-        </w:rPr>
-        <w:t>v18i2.1275.</w:t>
+        <w:t>18i2.1275.</w:t>
       </w:r>
     </w:p>
     <w:p>
       <w:pPr>
         <w:pStyle w:val="NormalWeb"/>
-      </w:pPr>
-    </w:p>
-    <w:p>
-      <w:pPr>
-        <w:pStyle w:val="NormalWeb"/>
-      </w:pPr>
-      <w:r>
-        <w:t xml:space="preserve"> </w:t>
-      </w:r>
-    </w:p>
-    <w:p>
-      <w:pPr>
-        <w:spacing w:before="200" w:line="240" w:lineRule="auto"/>
-        <w:rPr>
-          <w:rFonts w:ascii="Times New Roman" w:hAnsi="Times New Roman" w:cs="Times New Roman"/>
-          <w:color w:val="000000" w:themeColor="text1"/>
-          <w:sz w:val="24"/>
-          <w:szCs w:val="24"/>
-          <w:rPrChange w:id="74" w:author="Isabella" w:date="2026-10-06T20:20:00Z">
-            <w:rPr>
-              <w:rFonts w:ascii="Times New Roman" w:hAnsi="Times New Roman" w:cs="Times New Roman"/>
-              <w:sz w:val="24"/>
-              <w:szCs w:val="24"/>
-            </w:rPr>
+        <w:rPr>
+          <w:rPrChange w:id="66" w:author="Isabella" w:date="2026-10-06T20:20:00Z">
+            <w:rPr/>
           </w:rPrChange>
         </w:rPr>
       </w:pPr>
     </w:p>
     <w:sectPr>
-      <w:headerReference w:type="default" r:id="rId8"/>
+      <w:headerReference w:type="default" r:id="rId10"/>
       <w:pgSz w:w="11906" w:h="16838"/>
       <w:pgMar w:top="1417" w:right="1701" w:bottom="1417" w:left="1701" w:header="708" w:footer="708" w:gutter="0"/>
       <w:cols w:space="708"/>
@@ -1857,24 +1381,8 @@
 </file>
 
 <file path=word/comments.xml><?xml version="1.0" encoding="utf-8"?>
-<w:comments xmlns:ve="http://schemas.openxmlformats.org/markup-compatibility/2006" xmlns:o="urn:schemas-microsoft-com:office:office" xmlns:r="http://schemas.openxmlformats.org/officeDocument/2006/relationships" xmlns:m="http://schemas.openxmlformats.org/officeDocument/2006/math" xmlns:v="urn:schemas-microsoft-com:vml" xmlns:wp="http://schemas.openxmlformats.org/drawingml/2006/wordprocessingDrawing" xmlns:w10="urn:schemas-microsoft-com:office:word" xmlns:w="http://schemas.openxmlformats.org/wordprocessingml/2006/main" xmlns:wne="http://schemas.microsoft.com/office/word/2006/wordml">
-  <w:comment w:id="55" w:author="ANDRÉA" w:date="2021-09-03T12:53:00Z" w:initials="A">
-    <w:p>
-      <w:pPr>
-        <w:pStyle w:val="Textodecomentrio"/>
-      </w:pPr>
-      <w:r>
-        <w:rPr>
-          <w:rStyle w:val="Refdecomentrio"/>
-        </w:rPr>
-        <w:annotationRef/>
-      </w:r>
-      <w:r>
-        <w:t>Título do resumo: Times New Roman. Tamanho 14. Texto a esquerda. Negrito. Corpo do resumo: entre 600 a 700 palavras. Até 4700 caracteres contando os espaços em branco. Times New Roman. Tamanho 12. Texto Justificado. Sem recuo na 1ª linha. Espaçamento 1,5 entre linhas. Espaçamento (antes e depois) de parágrafo zerado (0). Resumo é texto corrido, sem subtítulos. Não é o resumo do artigo. Deve ser a mesma temática, mas com discussões diferenciadas do artigo.</w:t>
-      </w:r>
-    </w:p>
-  </w:comment>
-  <w:comment w:id="71" w:author="ANDRÉA" w:date="2022-03-18T14:03:00Z" w:initials="A">
+<w:comments xmlns:wpc="http://schemas.microsoft.com/office/word/2010/wordprocessingCanvas" xmlns:cx="http://schemas.microsoft.com/office/drawing/2014/chartex" xmlns:cx1="http://schemas.microsoft.com/office/drawing/2015/9/8/chartex" xmlns:cx2="http://schemas.microsoft.com/office/drawing/2015/10/21/chartex" xmlns:cx3="http://schemas.microsoft.com/office/drawing/2016/5/9/chartex" xmlns:cx4="http://schemas.microsoft.com/office/drawing/2016/5/10/chartex" xmlns:cx5="http://schemas.microsoft.com/office/drawing/2016/5/11/chartex" xmlns:cx6="http://schemas.microsoft.com/office/drawing/2016/5/12/chartex" xmlns:cx7="http://schemas.microsoft.com/office/drawing/2016/5/13/chartex" xmlns:cx8="http://schemas.microsoft.com/office/drawing/2016/5/14/chartex" xmlns:mc="http://schemas.openxmlformats.org/markup-compatibility/2006" xmlns:aink="http://schemas.microsoft.com/office/drawing/2016/ink" xmlns:am3d="http://schemas.microsoft.com/office/drawing/2017/model3d" xmlns:o="urn:schemas-microsoft-com:office:office" xmlns:r="http://schemas.openxmlformats.org/officeDocument/2006/relationships" xmlns:m="http://schemas.openxmlformats.org/officeDocument/2006/math" xmlns:v="urn:schemas-microsoft-com:vml" xmlns:wp14="http://schemas.microsoft.com/office/word/2010/wordprocessingDrawing" xmlns:wp="http://schemas.openxmlformats.org/drawingml/2006/wordprocessingDrawing" xmlns:w10="urn:schemas-microsoft-com:office:word" xmlns:w="http://schemas.openxmlformats.org/wordprocessingml/2006/main" xmlns:w14="http://schemas.microsoft.com/office/word/2010/wordml" xmlns:w15="http://schemas.microsoft.com/office/word/2012/wordml" xmlns:w16cex="http://schemas.microsoft.com/office/word/2018/wordml/cex" xmlns:w16cid="http://schemas.microsoft.com/office/word/2016/wordml/cid" xmlns:w16="http://schemas.microsoft.com/office/word/2018/wordml" xmlns:w16sdtdh="http://schemas.microsoft.com/office/word/2020/wordml/sdtdatahash" xmlns:w16se="http://schemas.microsoft.com/office/word/2015/wordml/symex" xmlns:wpg="http://schemas.microsoft.com/office/word/2010/wordprocessingGroup" xmlns:wpi="http://schemas.microsoft.com/office/word/2010/wordprocessingInk" xmlns:wne="http://schemas.microsoft.com/office/word/2006/wordml" xmlns:wps="http://schemas.microsoft.com/office/word/2010/wordprocessingShape" mc:Ignorable="w14 w15 w16se w16cid w16 w16cex w16sdtdh wp14">
+  <w:comment w:id="63" w:author="ANDRÉA" w:date="2022-03-18T14:03:00Z" w:initials="A">
     <w:p>
       <w:pPr>
         <w:spacing w:before="200" w:line="240" w:lineRule="auto"/>
@@ -2001,22 +1509,18 @@
 
 <file path=word/commentsExtended.xml><?xml version="1.0" encoding="utf-8"?>
 <w15:commentsEx xmlns:wpc="http://schemas.microsoft.com/office/word/2010/wordprocessingCanvas" xmlns:cx="http://schemas.microsoft.com/office/drawing/2014/chartex" xmlns:cx1="http://schemas.microsoft.com/office/drawing/2015/9/8/chartex" xmlns:cx2="http://schemas.microsoft.com/office/drawing/2015/10/21/chartex" xmlns:cx3="http://schemas.microsoft.com/office/drawing/2016/5/9/chartex" xmlns:cx4="http://schemas.microsoft.com/office/drawing/2016/5/10/chartex" xmlns:cx5="http://schemas.microsoft.com/office/drawing/2016/5/11/chartex" xmlns:cx6="http://schemas.microsoft.com/office/drawing/2016/5/12/chartex" xmlns:cx7="http://schemas.microsoft.com/office/drawing/2016/5/13/chartex" xmlns:cx8="http://schemas.microsoft.com/office/drawing/2016/5/14/chartex" xmlns:mc="http://schemas.openxmlformats.org/markup-compatibility/2006" xmlns:aink="http://schemas.microsoft.com/office/drawing/2016/ink" xmlns:am3d="http://schemas.microsoft.com/office/drawing/2017/model3d" xmlns:o="urn:schemas-microsoft-com:office:office" xmlns:r="http://schemas.openxmlformats.org/officeDocument/2006/relationships" xmlns:m="http://schemas.openxmlformats.org/officeDocument/2006/math" xmlns:v="urn:schemas-microsoft-com:vml" xmlns:wp14="http://schemas.microsoft.com/office/word/2010/wordprocessingDrawing" xmlns:wp="http://schemas.openxmlformats.org/drawingml/2006/wordprocessingDrawing" xmlns:w10="urn:schemas-microsoft-com:office:word" xmlns:w="http://schemas.openxmlformats.org/wordprocessingml/2006/main" xmlns:w14="http://schemas.microsoft.com/office/word/2010/wordml" xmlns:w15="http://schemas.microsoft.com/office/word/2012/wordml" xmlns:w16cex="http://schemas.microsoft.com/office/word/2018/wordml/cex" xmlns:w16cid="http://schemas.microsoft.com/office/word/2016/wordml/cid" xmlns:w16="http://schemas.microsoft.com/office/word/2018/wordml" xmlns:w16sdtdh="http://schemas.microsoft.com/office/word/2020/wordml/sdtdatahash" xmlns:w16se="http://schemas.microsoft.com/office/word/2015/wordml/symex" xmlns:wpg="http://schemas.microsoft.com/office/word/2010/wordprocessingGroup" xmlns:wpi="http://schemas.microsoft.com/office/word/2010/wordprocessingInk" xmlns:wne="http://schemas.microsoft.com/office/word/2006/wordml" xmlns:wps="http://schemas.microsoft.com/office/word/2010/wordprocessingShape" mc:Ignorable="w14 w15 w16se w16cid w16 w16cex w16sdtdh wp14">
-  <w15:commentEx w15:paraId="4B94D636" w15:done="0"/>
-  <w15:commentEx w15:paraId="27EAB0E2" w15:done="0"/>
-  <w15:commentEx w15:paraId="71908AB7" w15:done="0"/>
+  <w15:commentEx w15:paraId="54850B35" w15:done="0"/>
 </w15:commentsEx>
 </file>
 
 <file path=word/commentsIds.xml><?xml version="1.0" encoding="utf-8"?>
 <w16cid:commentsIds xmlns:wpc="http://schemas.microsoft.com/office/word/2010/wordprocessingCanvas" xmlns:cx="http://schemas.microsoft.com/office/drawing/2014/chartex" xmlns:cx1="http://schemas.microsoft.com/office/drawing/2015/9/8/chartex" xmlns:cx2="http://schemas.microsoft.com/office/drawing/2015/10/21/chartex" xmlns:cx3="http://schemas.microsoft.com/office/drawing/2016/5/9/chartex" xmlns:cx4="http://schemas.microsoft.com/office/drawing/2016/5/10/chartex" xmlns:cx5="http://schemas.microsoft.com/office/drawing/2016/5/11/chartex" xmlns:cx6="http://schemas.microsoft.com/office/drawing/2016/5/12/chartex" xmlns:cx7="http://schemas.microsoft.com/office/drawing/2016/5/13/chartex" xmlns:cx8="http://schemas.microsoft.com/office/drawing/2016/5/14/chartex" xmlns:mc="http://schemas.openxmlformats.org/markup-compatibility/2006" xmlns:aink="http://schemas.microsoft.com/office/drawing/2016/ink" xmlns:am3d="http://schemas.microsoft.com/office/drawing/2017/model3d" xmlns:o="urn:schemas-microsoft-com:office:office" xmlns:r="http://schemas.openxmlformats.org/officeDocument/2006/relationships" xmlns:m="http://schemas.openxmlformats.org/officeDocument/2006/math" xmlns:v="urn:schemas-microsoft-com:vml" xmlns:wp14="http://schemas.microsoft.com/office/word/2010/wordprocessingDrawing" xmlns:wp="http://schemas.openxmlformats.org/drawingml/2006/wordprocessingDrawing" xmlns:w10="urn:schemas-microsoft-com:office:word" xmlns:w="http://schemas.openxmlformats.org/wordprocessingml/2006/main" xmlns:w14="http://schemas.microsoft.com/office/word/2010/wordml" xmlns:w15="http://schemas.microsoft.com/office/word/2012/wordml" xmlns:w16cex="http://schemas.microsoft.com/office/word/2018/wordml/cex" xmlns:w16cid="http://schemas.microsoft.com/office/word/2016/wordml/cid" xmlns:w16="http://schemas.microsoft.com/office/word/2018/wordml" xmlns:w16sdtdh="http://schemas.microsoft.com/office/word/2020/wordml/sdtdatahash" xmlns:w16se="http://schemas.microsoft.com/office/word/2015/wordml/symex" xmlns:wpg="http://schemas.microsoft.com/office/word/2010/wordprocessingGroup" xmlns:wpi="http://schemas.microsoft.com/office/word/2010/wordprocessingInk" xmlns:wne="http://schemas.microsoft.com/office/word/2006/wordml" xmlns:wps="http://schemas.microsoft.com/office/word/2010/wordprocessingShape" mc:Ignorable="w14 w15 w16se w16cid w16 w16cex w16sdtdh wp14">
-  <w16cid:commentId w16cid:paraId="4B94D636" w16cid:durableId="2E6FC492"/>
-  <w16cid:commentId w16cid:paraId="27EAB0E2" w16cid:durableId="2E6FC493"/>
-  <w16cid:commentId w16cid:paraId="71908AB7" w16cid:durableId="2E6FC494"/>
+  <w16cid:commentId w16cid:paraId="54850B35" w16cid:durableId="2E7BB200"/>
 </w16cid:commentsIds>
 </file>
 
 <file path=word/endnotes.xml><?xml version="1.0" encoding="utf-8"?>
-<w:endnotes xmlns:ve="http://schemas.openxmlformats.org/markup-compatibility/2006" xmlns:o="urn:schemas-microsoft-com:office:office" xmlns:r="http://schemas.openxmlformats.org/officeDocument/2006/relationships" xmlns:m="http://schemas.openxmlformats.org/officeDocument/2006/math" xmlns:v="urn:schemas-microsoft-com:vml" xmlns:wp="http://schemas.openxmlformats.org/drawingml/2006/wordprocessingDrawing" xmlns:w10="urn:schemas-microsoft-com:office:word" xmlns:w="http://schemas.openxmlformats.org/wordprocessingml/2006/main" xmlns:wne="http://schemas.microsoft.com/office/word/2006/wordml">
+<w:endnotes xmlns:wpc="http://schemas.microsoft.com/office/word/2010/wordprocessingCanvas" xmlns:cx="http://schemas.microsoft.com/office/drawing/2014/chartex" xmlns:cx1="http://schemas.microsoft.com/office/drawing/2015/9/8/chartex" xmlns:cx2="http://schemas.microsoft.com/office/drawing/2015/10/21/chartex" xmlns:cx3="http://schemas.microsoft.com/office/drawing/2016/5/9/chartex" xmlns:cx4="http://schemas.microsoft.com/office/drawing/2016/5/10/chartex" xmlns:cx5="http://schemas.microsoft.com/office/drawing/2016/5/11/chartex" xmlns:cx6="http://schemas.microsoft.com/office/drawing/2016/5/12/chartex" xmlns:cx7="http://schemas.microsoft.com/office/drawing/2016/5/13/chartex" xmlns:cx8="http://schemas.microsoft.com/office/drawing/2016/5/14/chartex" xmlns:mc="http://schemas.openxmlformats.org/markup-compatibility/2006" xmlns:aink="http://schemas.microsoft.com/office/drawing/2016/ink" xmlns:am3d="http://schemas.microsoft.com/office/drawing/2017/model3d" xmlns:o="urn:schemas-microsoft-com:office:office" xmlns:r="http://schemas.openxmlformats.org/officeDocument/2006/relationships" xmlns:m="http://schemas.openxmlformats.org/officeDocument/2006/math" xmlns:v="urn:schemas-microsoft-com:vml" xmlns:wp14="http://schemas.microsoft.com/office/word/2010/wordprocessingDrawing" xmlns:wp="http://schemas.openxmlformats.org/drawingml/2006/wordprocessingDrawing" xmlns:w10="urn:schemas-microsoft-com:office:word" xmlns:w="http://schemas.openxmlformats.org/wordprocessingml/2006/main" xmlns:w14="http://schemas.microsoft.com/office/word/2010/wordml" xmlns:w15="http://schemas.microsoft.com/office/word/2012/wordml" xmlns:w16cex="http://schemas.microsoft.com/office/word/2018/wordml/cex" xmlns:w16cid="http://schemas.microsoft.com/office/word/2016/wordml/cid" xmlns:w16="http://schemas.microsoft.com/office/word/2018/wordml" xmlns:w16sdtdh="http://schemas.microsoft.com/office/word/2020/wordml/sdtdatahash" xmlns:w16se="http://schemas.microsoft.com/office/word/2015/wordml/symex" xmlns:wpg="http://schemas.microsoft.com/office/word/2010/wordprocessingGroup" xmlns:wpi="http://schemas.microsoft.com/office/word/2010/wordprocessingInk" xmlns:wne="http://schemas.microsoft.com/office/word/2006/wordml" xmlns:wps="http://schemas.microsoft.com/office/word/2010/wordprocessingShape" mc:Ignorable="w14 w15 w16se w16cid w16 w16cex w16sdtdh wp14">
   <w:endnote w:type="separator" w:id="-1">
     <w:p>
       <w:pPr>
@@ -2041,7 +1545,7 @@
 </file>
 
 <file path=word/footnotes.xml><?xml version="1.0" encoding="utf-8"?>
-<w:footnotes xmlns:ve="http://schemas.openxmlformats.org/markup-compatibility/2006" xmlns:o="urn:schemas-microsoft-com:office:office" xmlns:r="http://schemas.openxmlformats.org/officeDocument/2006/relationships" xmlns:m="http://schemas.openxmlformats.org/officeDocument/2006/math" xmlns:v="urn:schemas-microsoft-com:vml" xmlns:wp="http://schemas.openxmlformats.org/drawingml/2006/wordprocessingDrawing" xmlns:w10="urn:schemas-microsoft-com:office:word" xmlns:w="http://schemas.openxmlformats.org/wordprocessingml/2006/main" xmlns:wne="http://schemas.microsoft.com/office/word/2006/wordml">
+<w:footnotes xmlns:wpc="http://schemas.microsoft.com/office/word/2010/wordprocessingCanvas" xmlns:cx="http://schemas.microsoft.com/office/drawing/2014/chartex" xmlns:cx1="http://schemas.microsoft.com/office/drawing/2015/9/8/chartex" xmlns:cx2="http://schemas.microsoft.com/office/drawing/2015/10/21/chartex" xmlns:cx3="http://schemas.microsoft.com/office/drawing/2016/5/9/chartex" xmlns:cx4="http://schemas.microsoft.com/office/drawing/2016/5/10/chartex" xmlns:cx5="http://schemas.microsoft.com/office/drawing/2016/5/11/chartex" xmlns:cx6="http://schemas.microsoft.com/office/drawing/2016/5/12/chartex" xmlns:cx7="http://schemas.microsoft.com/office/drawing/2016/5/13/chartex" xmlns:cx8="http://schemas.microsoft.com/office/drawing/2016/5/14/chartex" xmlns:mc="http://schemas.openxmlformats.org/markup-compatibility/2006" xmlns:aink="http://schemas.microsoft.com/office/drawing/2016/ink" xmlns:am3d="http://schemas.microsoft.com/office/drawing/2017/model3d" xmlns:o="urn:schemas-microsoft-com:office:office" xmlns:r="http://schemas.openxmlformats.org/officeDocument/2006/relationships" xmlns:m="http://schemas.openxmlformats.org/officeDocument/2006/math" xmlns:v="urn:schemas-microsoft-com:vml" xmlns:wp14="http://schemas.microsoft.com/office/word/2010/wordprocessingDrawing" xmlns:wp="http://schemas.openxmlformats.org/drawingml/2006/wordprocessingDrawing" xmlns:w10="urn:schemas-microsoft-com:office:word" xmlns:w="http://schemas.openxmlformats.org/wordprocessingml/2006/main" xmlns:w14="http://schemas.microsoft.com/office/word/2010/wordml" xmlns:w15="http://schemas.microsoft.com/office/word/2012/wordml" xmlns:w16cex="http://schemas.microsoft.com/office/word/2018/wordml/cex" xmlns:w16cid="http://schemas.microsoft.com/office/word/2016/wordml/cid" xmlns:w16="http://schemas.microsoft.com/office/word/2018/wordml" xmlns:w16sdtdh="http://schemas.microsoft.com/office/word/2020/wordml/sdtdatahash" xmlns:w16se="http://schemas.microsoft.com/office/word/2015/wordml/symex" xmlns:wpg="http://schemas.microsoft.com/office/word/2010/wordprocessingGroup" xmlns:wpi="http://schemas.microsoft.com/office/word/2010/wordprocessingInk" xmlns:wne="http://schemas.microsoft.com/office/word/2006/wordml" xmlns:wps="http://schemas.microsoft.com/office/word/2010/wordprocessingShape" mc:Ignorable="w14 w15 w16se w16cid w16 w16cex w16sdtdh wp14">
   <w:footnote w:type="separator" w:id="-1">
     <w:p>
       <w:pPr>
@@ -2079,7 +1583,7 @@
           <w:sz w:val="16"/>
           <w:szCs w:val="16"/>
           <w:vertAlign w:val="superscript"/>
-          <w:rPrChange w:id="15" w:author="Isabella" w:date="2026-10-06T19:10:00Z">
+          <w:rPrChange w:id="13" w:author="Isabella" w:date="2026-10-06T19:10:00Z">
             <w:rPr>
               <w:color w:val="FF0000"/>
               <w:vertAlign w:val="superscript"/>
@@ -2093,7 +1597,7 @@
           <w:rFonts w:ascii="Times New Roman" w:hAnsi="Times New Roman" w:cs="Times New Roman"/>
           <w:sz w:val="16"/>
           <w:szCs w:val="16"/>
-          <w:rPrChange w:id="16" w:author="Isabella" w:date="2026-10-06T19:10:00Z">
+          <w:rPrChange w:id="14" w:author="Isabella" w:date="2026-10-06T19:10:00Z">
             <w:rPr>
               <w:color w:val="FF0000"/>
             </w:rPr>
@@ -2101,7 +1605,22 @@
         </w:rPr>
         <w:t xml:space="preserve"> </w:t>
       </w:r>
-      <w:ins w:id="17" w:author="Isabella" w:date="2026-10-06T19:06:00Z">
+      <w:ins w:id="15" w:author="Isabella" w:date="2026-10-06T19:06:00Z">
+        <w:r>
+          <w:rPr>
+            <w:rFonts w:ascii="Times New Roman" w:hAnsi="Times New Roman" w:cs="Times New Roman"/>
+            <w:sz w:val="16"/>
+            <w:szCs w:val="16"/>
+            <w:rPrChange w:id="16" w:author="Isabella" w:date="2026-10-06T19:10:00Z">
+              <w:rPr>
+                <w:color w:val="FF0000"/>
+              </w:rPr>
+            </w:rPrChange>
+          </w:rPr>
+          <w:t>isousa@brazcubas.edu.br</w:t>
+        </w:r>
+      </w:ins>
+      <w:del w:id="17" w:author="Isabella" w:date="2026-10-06T19:06:00Z">
         <w:r>
           <w:rPr>
             <w:rFonts w:ascii="Times New Roman" w:hAnsi="Times New Roman" w:cs="Times New Roman"/>
@@ -2113,10 +1632,10 @@
               </w:rPr>
             </w:rPrChange>
           </w:rPr>
-          <w:t>isousa@brazcubas.edu.br</w:t>
+          <w:delText>E-mail institucional</w:delText>
         </w:r>
-      </w:ins>
-      <w:del w:id="19" w:author="Isabella" w:date="2026-10-06T19:06:00Z">
+      </w:del>
+      <w:del w:id="19" w:author="Isabella" w:date="2026-10-06T19:10:00Z">
         <w:r>
           <w:rPr>
             <w:rFonts w:ascii="Times New Roman" w:hAnsi="Times New Roman" w:cs="Times New Roman"/>
@@ -2128,38 +1647,23 @@
               </w:rPr>
             </w:rPrChange>
           </w:rPr>
-          <w:delText>E-mail institucional</w:delText>
+          <w:delText xml:space="preserve"> </w:delText>
         </w:r>
       </w:del>
-      <w:del w:id="21" w:author="Isabella" w:date="2026-10-06T19:10:00Z">
+      <w:del w:id="21" w:author="Isabella" w:date="2026-10-06T19:09:00Z">
         <w:r>
           <w:rPr>
             <w:rFonts w:ascii="Times New Roman" w:hAnsi="Times New Roman" w:cs="Times New Roman"/>
             <w:sz w:val="16"/>
             <w:szCs w:val="16"/>
             <w:rPrChange w:id="22" w:author="Isabella" w:date="2026-10-06T19:10:00Z">
-              <w:rPr>
-                <w:color w:val="FF0000"/>
-              </w:rPr>
-            </w:rPrChange>
-          </w:rPr>
-          <w:delText xml:space="preserve"> </w:delText>
-        </w:r>
-      </w:del>
-      <w:del w:id="23" w:author="Isabella" w:date="2026-10-06T19:09:00Z">
-        <w:r>
-          <w:rPr>
-            <w:rFonts w:ascii="Times New Roman" w:hAnsi="Times New Roman" w:cs="Times New Roman"/>
-            <w:sz w:val="16"/>
-            <w:szCs w:val="16"/>
-            <w:rPrChange w:id="24" w:author="Isabella" w:date="2026-10-06T19:10:00Z">
               <w:rPr/>
             </w:rPrChange>
           </w:rPr>
           <w:delText>-</w:delText>
         </w:r>
       </w:del>
-      <w:ins w:id="25" w:author="Isabella" w:date="2026-10-06T19:10:00Z">
+      <w:ins w:id="23" w:author="Isabella" w:date="2026-10-06T19:10:00Z">
         <w:r>
           <w:rPr>
             <w:rFonts w:ascii="Times New Roman" w:hAnsi="Times New Roman" w:cs="Times New Roman"/>
@@ -2174,13 +1678,13 @@
           <w:rFonts w:ascii="Times New Roman" w:hAnsi="Times New Roman" w:cs="Times New Roman"/>
           <w:sz w:val="16"/>
           <w:szCs w:val="16"/>
-          <w:rPrChange w:id="26" w:author="Isabella" w:date="2026-10-06T19:10:00Z">
+          <w:rPrChange w:id="24" w:author="Isabella" w:date="2026-10-06T19:10:00Z">
             <w:rPr/>
           </w:rPrChange>
         </w:rPr>
         <w:t xml:space="preserve"> </w:t>
       </w:r>
-      <w:del w:id="27" w:author="Isabella" w:date="2026-10-06T19:09:00Z">
+      <w:del w:id="25" w:author="Isabella" w:date="2026-10-06T19:09:00Z">
         <w:r>
           <w:rPr>
             <w:rFonts w:ascii="Times New Roman" w:hAnsi="Times New Roman" w:cs="Times New Roman"/>
@@ -2190,7 +1694,7 @@
           <w:delText xml:space="preserve">Lattes </w:delText>
         </w:r>
       </w:del>
-      <w:ins w:id="28" w:author="Isabella" w:date="2026-10-06T19:09:00Z">
+      <w:ins w:id="26" w:author="Isabella" w:date="2026-10-06T19:09:00Z">
         <w:r>
           <w:rPr>
             <w:rFonts w:ascii="Times New Roman" w:hAnsi="Times New Roman" w:cs="Times New Roman"/>
@@ -2205,7 +1709,7 @@
             <w:sz w:val="16"/>
             <w:szCs w:val="16"/>
             <w:shd w:val="clear" w:color="auto" w:fill="FFFFFF"/>
-            <w:rPrChange w:id="29" w:author="Isabella" w:date="2026-10-06T19:10:00Z">
+            <w:rPrChange w:id="27" w:author="Isabella" w:date="2026-10-06T19:10:00Z">
               <w:rPr>
                 <w:rFonts w:ascii="Tahoma" w:hAnsi="Tahoma" w:cs="Tahoma"/>
                 <w:color w:val="326C99"/>
@@ -2226,7 +1730,7 @@
           <w:t xml:space="preserve"> </w:t>
         </w:r>
       </w:ins>
-      <w:del w:id="30" w:author="Isabella" w:date="2026-10-06T19:09:00Z">
+      <w:del w:id="28" w:author="Isabella" w:date="2026-10-06T19:09:00Z">
         <w:r>
           <w:rPr>
             <w:rFonts w:ascii="Times New Roman" w:hAnsi="Times New Roman" w:cs="Times New Roman"/>
@@ -2236,7 +1740,7 @@
           <w:delText>-</w:delText>
         </w:r>
       </w:del>
-      <w:ins w:id="31" w:author="Isabella" w:date="2026-10-06T19:10:00Z">
+      <w:ins w:id="29" w:author="Isabella" w:date="2026-10-06T19:10:00Z">
         <w:r>
           <w:rPr>
             <w:rFonts w:ascii="Times New Roman" w:hAnsi="Times New Roman" w:cs="Times New Roman"/>
@@ -2254,7 +1758,7 @@
         </w:rPr>
         <w:t xml:space="preserve"> </w:t>
       </w:r>
-      <w:del w:id="32" w:author="Isabella" w:date="2026-10-06T19:09:00Z">
+      <w:del w:id="30" w:author="Isabella" w:date="2026-10-06T19:09:00Z">
         <w:r>
           <w:rPr>
             <w:rFonts w:ascii="Times New Roman" w:hAnsi="Times New Roman" w:cs="Times New Roman"/>
@@ -2272,7 +1776,7 @@
         </w:rPr>
         <w:t>Graduação</w:t>
       </w:r>
-      <w:ins w:id="33" w:author="Isabella" w:date="2026-10-06T19:09:00Z">
+      <w:ins w:id="31" w:author="Isabella" w:date="2026-10-06T19:09:00Z">
         <w:r>
           <w:rPr>
             <w:rFonts w:ascii="Times New Roman" w:hAnsi="Times New Roman" w:cs="Times New Roman"/>
@@ -2290,7 +1794,7 @@
         </w:rPr>
         <w:t xml:space="preserve"> </w:t>
       </w:r>
-      <w:del w:id="34" w:author="Isabella" w:date="2026-10-06T19:10:00Z">
+      <w:del w:id="32" w:author="Isabella" w:date="2026-10-06T19:10:00Z">
         <w:r>
           <w:rPr>
             <w:rFonts w:ascii="Times New Roman" w:hAnsi="Times New Roman" w:cs="Times New Roman"/>
@@ -2300,7 +1804,7 @@
           <w:delText>-</w:delText>
         </w:r>
       </w:del>
-      <w:ins w:id="35" w:author="Isabella" w:date="2026-10-06T19:10:00Z">
+      <w:ins w:id="33" w:author="Isabella" w:date="2026-10-06T19:10:00Z">
         <w:r>
           <w:rPr>
             <w:rFonts w:ascii="Times New Roman" w:hAnsi="Times New Roman" w:cs="Times New Roman"/>
@@ -2318,7 +1822,7 @@
         </w:rPr>
         <w:t xml:space="preserve"> Especialização</w:t>
       </w:r>
-      <w:ins w:id="36" w:author="Isabella" w:date="2026-10-06T19:10:00Z">
+      <w:ins w:id="34" w:author="Isabella" w:date="2026-10-06T19:10:00Z">
         <w:r>
           <w:rPr>
             <w:rFonts w:ascii="Times New Roman" w:hAnsi="Times New Roman" w:cs="Times New Roman"/>
@@ -2328,7 +1832,7 @@
           <w:t xml:space="preserve"> em Algoritmos e Lógica de Programação</w:t>
         </w:r>
       </w:ins>
-      <w:del w:id="37" w:author="Isabella" w:date="2026-10-06T19:10:00Z">
+      <w:del w:id="35" w:author="Isabella" w:date="2026-10-06T19:10:00Z">
         <w:r>
           <w:rPr>
             <w:rFonts w:ascii="Times New Roman" w:hAnsi="Times New Roman" w:cs="Times New Roman"/>
@@ -2342,7 +1846,7 @@
             <w:rFonts w:ascii="Times New Roman" w:hAnsi="Times New Roman" w:cs="Times New Roman"/>
             <w:sz w:val="16"/>
             <w:szCs w:val="16"/>
-            <w:rPrChange w:id="38" w:author="Isabella" w:date="2026-10-06T19:09:00Z">
+            <w:rPrChange w:id="36" w:author="Isabella" w:date="2026-10-06T19:09:00Z">
               <w:rPr/>
             </w:rPrChange>
           </w:rPr>
@@ -2378,7 +1882,7 @@
         </w:rPr>
         <w:t xml:space="preserve"> </w:t>
       </w:r>
-      <w:ins w:id="42" w:author="NATHAN GABRIEL NUNES DOS SANTOS" w:date="2026-10-08T20:25:00Z">
+      <w:ins w:id="40" w:author="NATHAN GABRIEL NUNES DOS SANTOS" w:date="2026-10-08T20:25:00Z">
         <w:r>
           <w:rPr>
             <w:rFonts w:ascii="Times New Roman" w:hAnsi="Times New Roman" w:cs="Times New Roman"/>
@@ -2388,13 +1892,13 @@
           <w:t>nathan.der.student@gmail.com</w:t>
         </w:r>
       </w:ins>
-      <w:del w:id="43" w:author="NATHAN GABRIEL NUNES DOS SANTOS" w:date="2026-10-08T20:25:00Z">
+      <w:del w:id="41" w:author="NATHAN GABRIEL NUNES DOS SANTOS" w:date="2026-10-08T20:25:00Z">
         <w:r>
           <w:rPr>
             <w:rFonts w:ascii="Times New Roman" w:hAnsi="Times New Roman" w:cs="Times New Roman"/>
             <w:sz w:val="16"/>
             <w:szCs w:val="16"/>
-            <w:rPrChange w:id="44" w:author="Isabella" w:date="2026-10-06T19:09:00Z">
+            <w:rPrChange w:id="42" w:author="Isabella" w:date="2026-10-06T19:09:00Z">
               <w:rPr>
                 <w:rFonts w:ascii="Times New Roman" w:hAnsi="Times New Roman" w:cs="Times New Roman"/>
                 <w:color w:val="FF0000"/>
@@ -2411,7 +1915,7 @@
           <w:rFonts w:ascii="Times New Roman" w:hAnsi="Times New Roman" w:cs="Times New Roman"/>
           <w:sz w:val="16"/>
           <w:szCs w:val="16"/>
-          <w:rPrChange w:id="45" w:author="Isabella" w:date="2026-10-06T19:09:00Z">
+          <w:rPrChange w:id="43" w:author="Isabella" w:date="2026-10-06T19:09:00Z">
             <w:rPr>
               <w:rFonts w:ascii="Times New Roman" w:hAnsi="Times New Roman" w:cs="Times New Roman"/>
               <w:color w:val="FF0000"/>
@@ -2430,7 +1934,7 @@
         </w:rPr>
         <w:t xml:space="preserve">- </w:t>
       </w:r>
-      <w:ins w:id="46" w:author="NATHAN GABRIEL NUNES DOS SANTOS" w:date="2026-10-08T20:26:00Z">
+      <w:ins w:id="44" w:author="NATHAN GABRIEL NUNES DOS SANTOS" w:date="2026-10-08T20:26:00Z">
         <w:r>
           <w:rPr>
             <w:rFonts w:ascii="Times New Roman" w:hAnsi="Times New Roman" w:cs="Times New Roman"/>
@@ -2440,13 +1944,13 @@
           <w:t>48389722</w:t>
         </w:r>
       </w:ins>
-      <w:del w:id="47" w:author="NATHAN GABRIEL NUNES DOS SANTOS" w:date="2026-10-08T20:26:00Z">
+      <w:del w:id="45" w:author="NATHAN GABRIEL NUNES DOS SANTOS" w:date="2026-10-08T20:26:00Z">
         <w:r>
           <w:rPr>
             <w:rFonts w:ascii="Times New Roman" w:hAnsi="Times New Roman" w:cs="Times New Roman"/>
             <w:sz w:val="16"/>
             <w:szCs w:val="16"/>
-            <w:rPrChange w:id="48" w:author="Isabella" w:date="2026-10-06T19:09:00Z">
+            <w:rPrChange w:id="46" w:author="Isabella" w:date="2026-10-06T19:09:00Z">
               <w:rPr>
                 <w:rFonts w:ascii="Times New Roman" w:hAnsi="Times New Roman" w:cs="Times New Roman"/>
                 <w:color w:val="FF0000"/>
@@ -2463,7 +1967,7 @@
           <w:rFonts w:ascii="Times New Roman" w:hAnsi="Times New Roman" w:cs="Times New Roman"/>
           <w:sz w:val="16"/>
           <w:szCs w:val="16"/>
-          <w:rPrChange w:id="49" w:author="Isabella" w:date="2026-10-06T19:09:00Z">
+          <w:rPrChange w:id="47" w:author="Isabella" w:date="2026-10-06T19:09:00Z">
             <w:rPr>
               <w:rFonts w:ascii="Times New Roman" w:hAnsi="Times New Roman" w:cs="Times New Roman"/>
               <w:color w:val="FF0000"/>
@@ -2482,7 +1986,7 @@
         </w:rPr>
         <w:t>- Centro Universitário Braz Cubas - Graduando em Análise e Desenvolvimento de Sistemas (</w:t>
       </w:r>
-      <w:ins w:id="50" w:author="NATHAN GABRIEL NUNES DOS SANTOS" w:date="2026-10-08T20:25:00Z">
+      <w:ins w:id="48" w:author="NATHAN GABRIEL NUNES DOS SANTOS" w:date="2026-10-08T20:25:00Z">
         <w:r>
           <w:rPr>
             <w:rFonts w:ascii="Times New Roman" w:hAnsi="Times New Roman" w:cs="Times New Roman"/>
@@ -2492,13 +1996,13 @@
           <w:t>2</w:t>
         </w:r>
       </w:ins>
-      <w:del w:id="51" w:author="NATHAN GABRIEL NUNES DOS SANTOS" w:date="2026-10-08T20:25:00Z">
+      <w:del w:id="49" w:author="NATHAN GABRIEL NUNES DOS SANTOS" w:date="2026-10-08T20:25:00Z">
         <w:r>
           <w:rPr>
             <w:rFonts w:ascii="Times New Roman" w:hAnsi="Times New Roman" w:cs="Times New Roman"/>
             <w:sz w:val="16"/>
             <w:szCs w:val="16"/>
-            <w:rPrChange w:id="52" w:author="Isabella" w:date="2026-10-06T19:09:00Z">
+            <w:rPrChange w:id="50" w:author="Isabella" w:date="2026-10-06T19:09:00Z">
               <w:rPr>
                 <w:rFonts w:ascii="Times New Roman" w:hAnsi="Times New Roman" w:cs="Times New Roman"/>
                 <w:color w:val="FF0000"/>
@@ -2524,7 +2028,7 @@
 </file>
 
 <file path=word/header1.xml><?xml version="1.0" encoding="utf-8"?>
-<w:hdr xmlns:ve="http://schemas.openxmlformats.org/markup-compatibility/2006" xmlns:o="urn:schemas-microsoft-com:office:office" xmlns:r="http://schemas.openxmlformats.org/officeDocument/2006/relationships" xmlns:m="http://schemas.openxmlformats.org/officeDocument/2006/math" xmlns:v="urn:schemas-microsoft-com:vml" xmlns:wp="http://schemas.openxmlformats.org/drawingml/2006/wordprocessingDrawing" xmlns:w10="urn:schemas-microsoft-com:office:word" xmlns:w="http://schemas.openxmlformats.org/wordprocessingml/2006/main" xmlns:wne="http://schemas.microsoft.com/office/word/2006/wordml">
+<w:hdr xmlns:wpc="http://schemas.microsoft.com/office/word/2010/wordprocessingCanvas" xmlns:cx="http://schemas.microsoft.com/office/drawing/2014/chartex" xmlns:cx1="http://schemas.microsoft.com/office/drawing/2015/9/8/chartex" xmlns:cx2="http://schemas.microsoft.com/office/drawing/2015/10/21/chartex" xmlns:cx3="http://schemas.microsoft.com/office/drawing/2016/5/9/chartex" xmlns:cx4="http://schemas.microsoft.com/office/drawing/2016/5/10/chartex" xmlns:cx5="http://schemas.microsoft.com/office/drawing/2016/5/11/chartex" xmlns:cx6="http://schemas.microsoft.com/office/drawing/2016/5/12/chartex" xmlns:cx7="http://schemas.microsoft.com/office/drawing/2016/5/13/chartex" xmlns:cx8="http://schemas.microsoft.com/office/drawing/2016/5/14/chartex" xmlns:mc="http://schemas.openxmlformats.org/markup-compatibility/2006" xmlns:aink="http://schemas.microsoft.com/office/drawing/2016/ink" xmlns:am3d="http://schemas.microsoft.com/office/drawing/2017/model3d" xmlns:o="urn:schemas-microsoft-com:office:office" xmlns:r="http://schemas.openxmlformats.org/officeDocument/2006/relationships" xmlns:m="http://schemas.openxmlformats.org/officeDocument/2006/math" xmlns:v="urn:schemas-microsoft-com:vml" xmlns:wp14="http://schemas.microsoft.com/office/word/2010/wordprocessingDrawing" xmlns:wp="http://schemas.openxmlformats.org/drawingml/2006/wordprocessingDrawing" xmlns:w10="urn:schemas-microsoft-com:office:word" xmlns:w="http://schemas.openxmlformats.org/wordprocessingml/2006/main" xmlns:w14="http://schemas.microsoft.com/office/word/2010/wordml" xmlns:w15="http://schemas.microsoft.com/office/word/2012/wordml" xmlns:w16cex="http://schemas.microsoft.com/office/word/2018/wordml/cex" xmlns:w16cid="http://schemas.microsoft.com/office/word/2016/wordml/cid" xmlns:w16="http://schemas.microsoft.com/office/word/2018/wordml" xmlns:w16sdtdh="http://schemas.microsoft.com/office/word/2020/wordml/sdtdatahash" xmlns:w16se="http://schemas.microsoft.com/office/word/2015/wordml/symex" xmlns:wpg="http://schemas.microsoft.com/office/word/2010/wordprocessingGroup" xmlns:wpi="http://schemas.microsoft.com/office/word/2010/wordprocessingInk" xmlns:wne="http://schemas.microsoft.com/office/word/2006/wordml" xmlns:wps="http://schemas.microsoft.com/office/word/2010/wordprocessingShape" mc:Ignorable="w14 w15 w16se w16cid w16 w16cex w16sdtdh wp14">
   <w:p>
     <w:pPr>
       <w:pStyle w:val="Cabealho"/>
@@ -2536,7 +2040,7 @@
         <w:lang w:eastAsia="pt-BR"/>
       </w:rPr>
       <w:drawing>
-        <wp:inline distT="0" distB="0" distL="0" distR="0">
+        <wp:inline distT="0" distB="0" distL="0" distR="0" wp14:anchorId="34F783E3" wp14:editId="168B60C7">
           <wp:extent cx="918782" cy="279400"/>
           <wp:effectExtent l="0" t="0" r="0" b="6350"/>
           <wp:docPr id="1" name="Imagem 1"/>
@@ -2556,7 +2060,7 @@
                   <a:blip r:embed="rId1">
                     <a:extLst>
                       <a:ext uri="{28A0092B-C50C-407E-A947-70E740481C1C}">
-                        <a14:useLocalDpi xmlns:a14="http://schemas.microsoft.com/office/drawing/2010/main" xmlns:wps="http://schemas.microsoft.com/office/word/2010/wordprocessingShape" xmlns:wpi="http://schemas.microsoft.com/office/word/2010/wordprocessingInk" xmlns:wpg="http://schemas.microsoft.com/office/word/2010/wordprocessingGroup" xmlns:w16se="http://schemas.microsoft.com/office/word/2015/wordml/symex" xmlns:w16sdtdh="http://schemas.microsoft.com/office/word/2020/wordml/sdtdatahash" xmlns:w16="http://schemas.microsoft.com/office/word/2018/wordml" xmlns:w16cid="http://schemas.microsoft.com/office/word/2016/wordml/cid" xmlns:w16cex="http://schemas.microsoft.com/office/word/2018/wordml/cex" xmlns:w15="http://schemas.microsoft.com/office/word/2012/wordml" xmlns:w14="http://schemas.microsoft.com/office/word/2010/wordml" xmlns:w="http://schemas.openxmlformats.org/wordprocessingml/2006/main" xmlns:w10="urn:schemas-microsoft-com:office:word" xmlns:wp14="http://schemas.microsoft.com/office/word/2010/wordprocessingDrawing" xmlns:v="urn:schemas-microsoft-com:vml" xmlns:o="urn:schemas-microsoft-com:office:office" xmlns:am3d="http://schemas.microsoft.com/office/drawing/2017/model3d" xmlns:aink="http://schemas.microsoft.com/office/drawing/2016/ink" xmlns:mc="http://schemas.openxmlformats.org/markup-compatibility/2006" xmlns:cx8="http://schemas.microsoft.com/office/drawing/2016/5/14/chartex" xmlns:cx7="http://schemas.microsoft.com/office/drawing/2016/5/13/chartex" xmlns:cx6="http://schemas.microsoft.com/office/drawing/2016/5/12/chartex" xmlns:cx5="http://schemas.microsoft.com/office/drawing/2016/5/11/chartex" xmlns:cx4="http://schemas.microsoft.com/office/drawing/2016/5/10/chartex" xmlns:cx3="http://schemas.microsoft.com/office/drawing/2016/5/9/chartex" xmlns:cx2="http://schemas.microsoft.com/office/drawing/2015/10/21/chartex" xmlns:cx1="http://schemas.microsoft.com/office/drawing/2015/9/8/chartex" xmlns:cx="http://schemas.microsoft.com/office/drawing/2014/chartex" xmlns:wpc="http://schemas.microsoft.com/office/word/2010/wordprocessingCanvas" xmlns="" val="0"/>
+                        <a14:useLocalDpi xmlns:a14="http://schemas.microsoft.com/office/drawing/2010/main" val="0"/>
                       </a:ext>
                     </a:extLst>
                   </a:blip>
@@ -2605,7 +2109,7 @@
 </file>
 
 <file path=word/styles.xml><?xml version="1.0" encoding="utf-8"?>
-<w:styles xmlns:r="http://schemas.openxmlformats.org/officeDocument/2006/relationships" xmlns:w="http://schemas.openxmlformats.org/wordprocessingml/2006/main">
+<w:styles xmlns:mc="http://schemas.openxmlformats.org/markup-compatibility/2006" xmlns:r="http://schemas.openxmlformats.org/officeDocument/2006/relationships" xmlns:w="http://schemas.openxmlformats.org/wordprocessingml/2006/main" xmlns:w14="http://schemas.microsoft.com/office/word/2010/wordml" xmlns:w15="http://schemas.microsoft.com/office/word/2012/wordml" xmlns:w16cex="http://schemas.microsoft.com/office/word/2018/wordml/cex" xmlns:w16cid="http://schemas.microsoft.com/office/word/2016/wordml/cid" xmlns:w16="http://schemas.microsoft.com/office/word/2018/wordml" xmlns:w16sdtdh="http://schemas.microsoft.com/office/word/2020/wordml/sdtdatahash" xmlns:w16se="http://schemas.microsoft.com/office/word/2015/wordml/symex" mc:Ignorable="w14 w15 w16se w16cid w16 w16cex w16sdtdh">
   <w:docDefaults>
     <w:rPrDefault>
       <w:rPr>
@@ -2621,144 +2125,383 @@
       </w:pPr>
     </w:pPrDefault>
   </w:docDefaults>
-  <w:latentStyles w:defLockedState="0" w:defUIPriority="99" w:defSemiHidden="1" w:defUnhideWhenUsed="1" w:defQFormat="0" w:count="267">
-    <w:lsdException w:name="Normal" w:semiHidden="0" w:uiPriority="0" w:unhideWhenUsed="0" w:qFormat="1"/>
-    <w:lsdException w:name="heading 1" w:semiHidden="0" w:uiPriority="9" w:unhideWhenUsed="0" w:qFormat="1"/>
-    <w:lsdException w:name="heading 2" w:uiPriority="9" w:qFormat="1"/>
-    <w:lsdException w:name="heading 3" w:uiPriority="9" w:qFormat="1"/>
-    <w:lsdException w:name="heading 4" w:uiPriority="9" w:qFormat="1"/>
-    <w:lsdException w:name="heading 5" w:uiPriority="9" w:qFormat="1"/>
-    <w:lsdException w:name="heading 6" w:uiPriority="9" w:qFormat="1"/>
-    <w:lsdException w:name="heading 7" w:uiPriority="9" w:qFormat="1"/>
-    <w:lsdException w:name="heading 8" w:uiPriority="9" w:qFormat="1"/>
-    <w:lsdException w:name="heading 9" w:uiPriority="9" w:qFormat="1"/>
-    <w:lsdException w:name="toc 1" w:uiPriority="39"/>
-    <w:lsdException w:name="toc 2" w:uiPriority="39"/>
-    <w:lsdException w:name="toc 3" w:uiPriority="39"/>
-    <w:lsdException w:name="toc 4" w:uiPriority="39"/>
-    <w:lsdException w:name="toc 5" w:uiPriority="39"/>
-    <w:lsdException w:name="toc 6" w:uiPriority="39"/>
-    <w:lsdException w:name="toc 7" w:uiPriority="39"/>
-    <w:lsdException w:name="toc 8" w:uiPriority="39"/>
-    <w:lsdException w:name="toc 9" w:uiPriority="39"/>
-    <w:lsdException w:name="caption" w:uiPriority="35" w:qFormat="1"/>
-    <w:lsdException w:name="Title" w:semiHidden="0" w:uiPriority="10" w:unhideWhenUsed="0" w:qFormat="1"/>
-    <w:lsdException w:name="Default Paragraph Font" w:uiPriority="1"/>
-    <w:lsdException w:name="Subtitle" w:semiHidden="0" w:uiPriority="11" w:unhideWhenUsed="0" w:qFormat="1"/>
-    <w:lsdException w:name="Strong" w:semiHidden="0" w:uiPriority="22" w:unhideWhenUsed="0" w:qFormat="1"/>
-    <w:lsdException w:name="Emphasis" w:semiHidden="0" w:uiPriority="20" w:unhideWhenUsed="0" w:qFormat="1"/>
-    <w:lsdException w:name="Table Grid" w:semiHidden="0" w:uiPriority="59" w:unhideWhenUsed="0"/>
-    <w:lsdException w:name="Placeholder Text" w:unhideWhenUsed="0"/>
-    <w:lsdException w:name="No Spacing" w:semiHidden="0" w:uiPriority="1" w:unhideWhenUsed="0" w:qFormat="1"/>
-    <w:lsdException w:name="Light Shading" w:semiHidden="0" w:uiPriority="60" w:unhideWhenUsed="0"/>
-    <w:lsdException w:name="Light List" w:semiHidden="0" w:uiPriority="61" w:unhideWhenUsed="0"/>
-    <w:lsdException w:name="Light Grid" w:semiHidden="0" w:uiPriority="62" w:unhideWhenUsed="0"/>
-    <w:lsdException w:name="Medium Shading 1" w:semiHidden="0" w:uiPriority="63" w:unhideWhenUsed="0"/>
-    <w:lsdException w:name="Medium Shading 2" w:semiHidden="0" w:uiPriority="64" w:unhideWhenUsed="0"/>
-    <w:lsdException w:name="Medium List 1" w:semiHidden="0" w:uiPriority="65" w:unhideWhenUsed="0"/>
-    <w:lsdException w:name="Medium List 2" w:semiHidden="0" w:uiPriority="66" w:unhideWhenUsed="0"/>
-    <w:lsdException w:name="Medium Grid 1" w:semiHidden="0" w:uiPriority="67" w:unhideWhenUsed="0"/>
-    <w:lsdException w:name="Medium Grid 2" w:semiHidden="0" w:uiPriority="68" w:unhideWhenUsed="0"/>
-    <w:lsdException w:name="Medium Grid 3" w:semiHidden="0" w:uiPriority="69" w:unhideWhenUsed="0"/>
-    <w:lsdException w:name="Dark List" w:semiHidden="0" w:uiPriority="70" w:unhideWhenUsed="0"/>
-    <w:lsdException w:name="Colorful Shading" w:semiHidden="0" w:uiPriority="71" w:unhideWhenUsed="0"/>
-    <w:lsdException w:name="Colorful List" w:semiHidden="0" w:uiPriority="72" w:unhideWhenUsed="0"/>
-    <w:lsdException w:name="Colorful Grid" w:semiHidden="0" w:uiPriority="73" w:unhideWhenUsed="0"/>
-    <w:lsdException w:name="Light Shading Accent 1" w:semiHidden="0" w:uiPriority="60" w:unhideWhenUsed="0"/>
-    <w:lsdException w:name="Light List Accent 1" w:semiHidden="0" w:uiPriority="61" w:unhideWhenUsed="0"/>
-    <w:lsdException w:name="Light Grid Accent 1" w:semiHidden="0" w:uiPriority="62" w:unhideWhenUsed="0"/>
-    <w:lsdException w:name="Medium Shading 1 Accent 1" w:semiHidden="0" w:uiPriority="63" w:unhideWhenUsed="0"/>
-    <w:lsdException w:name="Medium Shading 2 Accent 1" w:semiHidden="0" w:uiPriority="64" w:unhideWhenUsed="0"/>
-    <w:lsdException w:name="Medium List 1 Accent 1" w:semiHidden="0" w:uiPriority="65" w:unhideWhenUsed="0"/>
-    <w:lsdException w:name="Revision" w:unhideWhenUsed="0"/>
-    <w:lsdException w:name="List Paragraph" w:semiHidden="0" w:uiPriority="34" w:unhideWhenUsed="0" w:qFormat="1"/>
-    <w:lsdException w:name="Quote" w:semiHidden="0" w:uiPriority="29" w:unhideWhenUsed="0" w:qFormat="1"/>
-    <w:lsdException w:name="Intense Quote" w:semiHidden="0" w:uiPriority="30" w:unhideWhenUsed="0" w:qFormat="1"/>
-    <w:lsdException w:name="Medium List 2 Accent 1" w:semiHidden="0" w:uiPriority="66" w:unhideWhenUsed="0"/>
-    <w:lsdException w:name="Medium Grid 1 Accent 1" w:semiHidden="0" w:uiPriority="67" w:unhideWhenUsed="0"/>
-    <w:lsdException w:name="Medium Grid 2 Accent 1" w:semiHidden="0" w:uiPriority="68" w:unhideWhenUsed="0"/>
-    <w:lsdException w:name="Medium Grid 3 Accent 1" w:semiHidden="0" w:uiPriority="69" w:unhideWhenUsed="0"/>
-    <w:lsdException w:name="Dark List Accent 1" w:semiHidden="0" w:uiPriority="70" w:unhideWhenUsed="0"/>
-    <w:lsdException w:name="Colorful Shading Accent 1" w:semiHidden="0" w:uiPriority="71" w:unhideWhenUsed="0"/>
-    <w:lsdException w:name="Colorful List Accent 1" w:semiHidden="0" w:uiPriority="72" w:unhideWhenUsed="0"/>
-    <w:lsdException w:name="Colorful Grid Accent 1" w:semiHidden="0" w:uiPriority="73" w:unhideWhenUsed="0"/>
-    <w:lsdException w:name="Light Shading Accent 2" w:semiHidden="0" w:uiPriority="60" w:unhideWhenUsed="0"/>
-    <w:lsdException w:name="Light List Accent 2" w:semiHidden="0" w:uiPriority="61" w:unhideWhenUsed="0"/>
-    <w:lsdException w:name="Light Grid Accent 2" w:semiHidden="0" w:uiPriority="62" w:unhideWhenUsed="0"/>
-    <w:lsdException w:name="Medium Shading 1 Accent 2" w:semiHidden="0" w:uiPriority="63" w:unhideWhenUsed="0"/>
-    <w:lsdException w:name="Medium Shading 2 Accent 2" w:semiHidden="0" w:uiPriority="64" w:unhideWhenUsed="0"/>
-    <w:lsdException w:name="Medium List 1 Accent 2" w:semiHidden="0" w:uiPriority="65" w:unhideWhenUsed="0"/>
-    <w:lsdException w:name="Medium List 2 Accent 2" w:semiHidden="0" w:uiPriority="66" w:unhideWhenUsed="0"/>
-    <w:lsdException w:name="Medium Grid 1 Accent 2" w:semiHidden="0" w:uiPriority="67" w:unhideWhenUsed="0"/>
-    <w:lsdException w:name="Medium Grid 2 Accent 2" w:semiHidden="0" w:uiPriority="68" w:unhideWhenUsed="0"/>
-    <w:lsdException w:name="Medium Grid 3 Accent 2" w:semiHidden="0" w:uiPriority="69" w:unhideWhenUsed="0"/>
-    <w:lsdException w:name="Dark List Accent 2" w:semiHidden="0" w:uiPriority="70" w:unhideWhenUsed="0"/>
-    <w:lsdException w:name="Colorful Shading Accent 2" w:semiHidden="0" w:uiPriority="71" w:unhideWhenUsed="0"/>
-    <w:lsdException w:name="Colorful List Accent 2" w:semiHidden="0" w:uiPriority="72" w:unhideWhenUsed="0"/>
-    <w:lsdException w:name="Colorful Grid Accent 2" w:semiHidden="0" w:uiPriority="73" w:unhideWhenUsed="0"/>
-    <w:lsdException w:name="Light Shading Accent 3" w:semiHidden="0" w:uiPriority="60" w:unhideWhenUsed="0"/>
-    <w:lsdException w:name="Light List Accent 3" w:semiHidden="0" w:uiPriority="61" w:unhideWhenUsed="0"/>
-    <w:lsdException w:name="Light Grid Accent 3" w:semiHidden="0" w:uiPriority="62" w:unhideWhenUsed="0"/>
-    <w:lsdException w:name="Medium Shading 1 Accent 3" w:semiHidden="0" w:uiPriority="63" w:unhideWhenUsed="0"/>
-    <w:lsdException w:name="Medium Shading 2 Accent 3" w:semiHidden="0" w:uiPriority="64" w:unhideWhenUsed="0"/>
-    <w:lsdException w:name="Medium List 1 Accent 3" w:semiHidden="0" w:uiPriority="65" w:unhideWhenUsed="0"/>
-    <w:lsdException w:name="Medium List 2 Accent 3" w:semiHidden="0" w:uiPriority="66" w:unhideWhenUsed="0"/>
-    <w:lsdException w:name="Medium Grid 1 Accent 3" w:semiHidden="0" w:uiPriority="67" w:unhideWhenUsed="0"/>
-    <w:lsdException w:name="Medium Grid 2 Accent 3" w:semiHidden="0" w:uiPriority="68" w:unhideWhenUsed="0"/>
-    <w:lsdException w:name="Medium Grid 3 Accent 3" w:semiHidden="0" w:uiPriority="69" w:unhideWhenUsed="0"/>
-    <w:lsdException w:name="Dark List Accent 3" w:semiHidden="0" w:uiPriority="70" w:unhideWhenUsed="0"/>
-    <w:lsdException w:name="Colorful Shading Accent 3" w:semiHidden="0" w:uiPriority="71" w:unhideWhenUsed="0"/>
-    <w:lsdException w:name="Colorful List Accent 3" w:semiHidden="0" w:uiPriority="72" w:unhideWhenUsed="0"/>
-    <w:lsdException w:name="Colorful Grid Accent 3" w:semiHidden="0" w:uiPriority="73" w:unhideWhenUsed="0"/>
-    <w:lsdException w:name="Light Shading Accent 4" w:semiHidden="0" w:uiPriority="60" w:unhideWhenUsed="0"/>
-    <w:lsdException w:name="Light List Accent 4" w:semiHidden="0" w:uiPriority="61" w:unhideWhenUsed="0"/>
-    <w:lsdException w:name="Light Grid Accent 4" w:semiHidden="0" w:uiPriority="62" w:unhideWhenUsed="0"/>
-    <w:lsdException w:name="Medium Shading 1 Accent 4" w:semiHidden="0" w:uiPriority="63" w:unhideWhenUsed="0"/>
-    <w:lsdException w:name="Medium Shading 2 Accent 4" w:semiHidden="0" w:uiPriority="64" w:unhideWhenUsed="0"/>
-    <w:lsdException w:name="Medium List 1 Accent 4" w:semiHidden="0" w:uiPriority="65" w:unhideWhenUsed="0"/>
-    <w:lsdException w:name="Medium List 2 Accent 4" w:semiHidden="0" w:uiPriority="66" w:unhideWhenUsed="0"/>
-    <w:lsdException w:name="Medium Grid 1 Accent 4" w:semiHidden="0" w:uiPriority="67" w:unhideWhenUsed="0"/>
-    <w:lsdException w:name="Medium Grid 2 Accent 4" w:semiHidden="0" w:uiPriority="68" w:unhideWhenUsed="0"/>
-    <w:lsdException w:name="Medium Grid 3 Accent 4" w:semiHidden="0" w:uiPriority="69" w:unhideWhenUsed="0"/>
-    <w:lsdException w:name="Dark List Accent 4" w:semiHidden="0" w:uiPriority="70" w:unhideWhenUsed="0"/>
-    <w:lsdException w:name="Colorful Shading Accent 4" w:semiHidden="0" w:uiPriority="71" w:unhideWhenUsed="0"/>
-    <w:lsdException w:name="Colorful List Accent 4" w:semiHidden="0" w:uiPriority="72" w:unhideWhenUsed="0"/>
-    <w:lsdException w:name="Colorful Grid Accent 4" w:semiHidden="0" w:uiPriority="73" w:unhideWhenUsed="0"/>
-    <w:lsdException w:name="Light Shading Accent 5" w:semiHidden="0" w:uiPriority="60" w:unhideWhenUsed="0"/>
-    <w:lsdException w:name="Light List Accent 5" w:semiHidden="0" w:uiPriority="61" w:unhideWhenUsed="0"/>
-    <w:lsdException w:name="Light Grid Accent 5" w:semiHidden="0" w:uiPriority="62" w:unhideWhenUsed="0"/>
-    <w:lsdException w:name="Medium Shading 1 Accent 5" w:semiHidden="0" w:uiPriority="63" w:unhideWhenUsed="0"/>
-    <w:lsdException w:name="Medium Shading 2 Accent 5" w:semiHidden="0" w:uiPriority="64" w:unhideWhenUsed="0"/>
-    <w:lsdException w:name="Medium List 1 Accent 5" w:semiHidden="0" w:uiPriority="65" w:unhideWhenUsed="0"/>
-    <w:lsdException w:name="Medium List 2 Accent 5" w:semiHidden="0" w:uiPriority="66" w:unhideWhenUsed="0"/>
-    <w:lsdException w:name="Medium Grid 1 Accent 5" w:semiHidden="0" w:uiPriority="67" w:unhideWhenUsed="0"/>
-    <w:lsdException w:name="Medium Grid 2 Accent 5" w:semiHidden="0" w:uiPriority="68" w:unhideWhenUsed="0"/>
-    <w:lsdException w:name="Medium Grid 3 Accent 5" w:semiHidden="0" w:uiPriority="69" w:unhideWhenUsed="0"/>
-    <w:lsdException w:name="Dark List Accent 5" w:semiHidden="0" w:uiPriority="70" w:unhideWhenUsed="0"/>
-    <w:lsdException w:name="Colorful Shading Accent 5" w:semiHidden="0" w:uiPriority="71" w:unhideWhenUsed="0"/>
-    <w:lsdException w:name="Colorful List Accent 5" w:semiHidden="0" w:uiPriority="72" w:unhideWhenUsed="0"/>
-    <w:lsdException w:name="Colorful Grid Accent 5" w:semiHidden="0" w:uiPriority="73" w:unhideWhenUsed="0"/>
-    <w:lsdException w:name="Light Shading Accent 6" w:semiHidden="0" w:uiPriority="60" w:unhideWhenUsed="0"/>
-    <w:lsdException w:name="Light List Accent 6" w:semiHidden="0" w:uiPriority="61" w:unhideWhenUsed="0"/>
-    <w:lsdException w:name="Light Grid Accent 6" w:semiHidden="0" w:uiPriority="62" w:unhideWhenUsed="0"/>
-    <w:lsdException w:name="Medium Shading 1 Accent 6" w:semiHidden="0" w:uiPriority="63" w:unhideWhenUsed="0"/>
-    <w:lsdException w:name="Medium Shading 2 Accent 6" w:semiHidden="0" w:uiPriority="64" w:unhideWhenUsed="0"/>
-    <w:lsdException w:name="Medium List 1 Accent 6" w:semiHidden="0" w:uiPriority="65" w:unhideWhenUsed="0"/>
-    <w:lsdException w:name="Medium List 2 Accent 6" w:semiHidden="0" w:uiPriority="66" w:unhideWhenUsed="0"/>
-    <w:lsdException w:name="Medium Grid 1 Accent 6" w:semiHidden="0" w:uiPriority="67" w:unhideWhenUsed="0"/>
-    <w:lsdException w:name="Medium Grid 2 Accent 6" w:semiHidden="0" w:uiPriority="68" w:unhideWhenUsed="0"/>
-    <w:lsdException w:name="Medium Grid 3 Accent 6" w:semiHidden="0" w:uiPriority="69" w:unhideWhenUsed="0"/>
-    <w:lsdException w:name="Dark List Accent 6" w:semiHidden="0" w:uiPriority="70" w:unhideWhenUsed="0"/>
-    <w:lsdException w:name="Colorful Shading Accent 6" w:semiHidden="0" w:uiPriority="71" w:unhideWhenUsed="0"/>
-    <w:lsdException w:name="Colorful List Accent 6" w:semiHidden="0" w:uiPriority="72" w:unhideWhenUsed="0"/>
-    <w:lsdException w:name="Colorful Grid Accent 6" w:semiHidden="0" w:uiPriority="73" w:unhideWhenUsed="0"/>
-    <w:lsdException w:name="Subtle Emphasis" w:semiHidden="0" w:uiPriority="19" w:unhideWhenUsed="0" w:qFormat="1"/>
-    <w:lsdException w:name="Intense Emphasis" w:semiHidden="0" w:uiPriority="21" w:unhideWhenUsed="0" w:qFormat="1"/>
-    <w:lsdException w:name="Subtle Reference" w:semiHidden="0" w:uiPriority="31" w:unhideWhenUsed="0" w:qFormat="1"/>
-    <w:lsdException w:name="Intense Reference" w:semiHidden="0" w:uiPriority="32" w:unhideWhenUsed="0" w:qFormat="1"/>
-    <w:lsdException w:name="Book Title" w:semiHidden="0" w:uiPriority="33" w:unhideWhenUsed="0" w:qFormat="1"/>
-    <w:lsdException w:name="Bibliography" w:uiPriority="37"/>
-    <w:lsdException w:name="TOC Heading" w:uiPriority="39" w:qFormat="1"/>
+  <w:latentStyles w:defLockedState="0" w:defUIPriority="99" w:defSemiHidden="0" w:defUnhideWhenUsed="0" w:defQFormat="0" w:count="376">
+    <w:lsdException w:name="Normal" w:uiPriority="0" w:qFormat="1"/>
+    <w:lsdException w:name="heading 1" w:uiPriority="9" w:qFormat="1"/>
+    <w:lsdException w:name="heading 2" w:semiHidden="1" w:uiPriority="9" w:unhideWhenUsed="1" w:qFormat="1"/>
+    <w:lsdException w:name="heading 3" w:semiHidden="1" w:uiPriority="9" w:unhideWhenUsed="1" w:qFormat="1"/>
+    <w:lsdException w:name="heading 4" w:semiHidden="1" w:uiPriority="9" w:unhideWhenUsed="1" w:qFormat="1"/>
+    <w:lsdException w:name="heading 5" w:semiHidden="1" w:uiPriority="9" w:unhideWhenUsed="1" w:qFormat="1"/>
+    <w:lsdException w:name="heading 6" w:semiHidden="1" w:uiPriority="9" w:unhideWhenUsed="1" w:qFormat="1"/>
+    <w:lsdException w:name="heading 7" w:semiHidden="1" w:uiPriority="9" w:unhideWhenUsed="1" w:qFormat="1"/>
+    <w:lsdException w:name="heading 8" w:semiHidden="1" w:uiPriority="9" w:unhideWhenUsed="1" w:qFormat="1"/>
+    <w:lsdException w:name="heading 9" w:semiHidden="1" w:uiPriority="9" w:unhideWhenUsed="1" w:qFormat="1"/>
+    <w:lsdException w:name="index 1" w:semiHidden="1" w:unhideWhenUsed="1"/>
+    <w:lsdException w:name="index 2" w:semiHidden="1" w:unhideWhenUsed="1"/>
+    <w:lsdException w:name="index 3" w:semiHidden="1" w:unhideWhenUsed="1"/>
+    <w:lsdException w:name="index 4" w:semiHidden="1" w:unhideWhenUsed="1"/>
+    <w:lsdException w:name="index 5" w:semiHidden="1" w:unhideWhenUsed="1"/>
+    <w:lsdException w:name="index 6" w:semiHidden="1" w:unhideWhenUsed="1"/>
+    <w:lsdException w:name="index 7" w:semiHidden="1" w:unhideWhenUsed="1"/>
+    <w:lsdException w:name="index 8" w:semiHidden="1" w:unhideWhenUsed="1"/>
+    <w:lsdException w:name="index 9" w:semiHidden="1" w:unhideWhenUsed="1"/>
+    <w:lsdException w:name="toc 1" w:semiHidden="1" w:uiPriority="39" w:unhideWhenUsed="1"/>
+    <w:lsdException w:name="toc 2" w:semiHidden="1" w:uiPriority="39" w:unhideWhenUsed="1"/>
+    <w:lsdException w:name="toc 3" w:semiHidden="1" w:uiPriority="39" w:unhideWhenUsed="1"/>
+    <w:lsdException w:name="toc 4" w:semiHidden="1" w:uiPriority="39" w:unhideWhenUsed="1"/>
+    <w:lsdException w:name="toc 5" w:semiHidden="1" w:uiPriority="39" w:unhideWhenUsed="1"/>
+    <w:lsdException w:name="toc 6" w:semiHidden="1" w:uiPriority="39" w:unhideWhenUsed="1"/>
+    <w:lsdException w:name="toc 7" w:semiHidden="1" w:uiPriority="39" w:unhideWhenUsed="1"/>
+    <w:lsdException w:name="toc 8" w:semiHidden="1" w:uiPriority="39" w:unhideWhenUsed="1"/>
+    <w:lsdException w:name="toc 9" w:semiHidden="1" w:uiPriority="39" w:unhideWhenUsed="1"/>
+    <w:lsdException w:name="Normal Indent" w:semiHidden="1" w:unhideWhenUsed="1"/>
+    <w:lsdException w:name="footnote text" w:semiHidden="1" w:unhideWhenUsed="1"/>
+    <w:lsdException w:name="annotation text" w:semiHidden="1" w:unhideWhenUsed="1"/>
+    <w:lsdException w:name="header" w:semiHidden="1" w:unhideWhenUsed="1"/>
+    <w:lsdException w:name="footer" w:semiHidden="1" w:unhideWhenUsed="1"/>
+    <w:lsdException w:name="index heading" w:semiHidden="1" w:unhideWhenUsed="1"/>
+    <w:lsdException w:name="caption" w:semiHidden="1" w:uiPriority="35" w:unhideWhenUsed="1" w:qFormat="1"/>
+    <w:lsdException w:name="table of figures" w:semiHidden="1" w:unhideWhenUsed="1"/>
+    <w:lsdException w:name="envelope address" w:semiHidden="1" w:unhideWhenUsed="1"/>
+    <w:lsdException w:name="envelope return" w:semiHidden="1" w:unhideWhenUsed="1"/>
+    <w:lsdException w:name="footnote reference" w:semiHidden="1" w:unhideWhenUsed="1"/>
+    <w:lsdException w:name="annotation reference" w:semiHidden="1" w:unhideWhenUsed="1"/>
+    <w:lsdException w:name="line number" w:semiHidden="1" w:unhideWhenUsed="1"/>
+    <w:lsdException w:name="page number" w:semiHidden="1" w:unhideWhenUsed="1"/>
+    <w:lsdException w:name="endnote reference" w:semiHidden="1" w:unhideWhenUsed="1"/>
+    <w:lsdException w:name="endnote text" w:semiHidden="1" w:unhideWhenUsed="1"/>
+    <w:lsdException w:name="table of authorities" w:semiHidden="1" w:unhideWhenUsed="1"/>
+    <w:lsdException w:name="macro" w:semiHidden="1" w:unhideWhenUsed="1"/>
+    <w:lsdException w:name="toa heading" w:semiHidden="1" w:unhideWhenUsed="1"/>
+    <w:lsdException w:name="List" w:semiHidden="1" w:unhideWhenUsed="1"/>
+    <w:lsdException w:name="List Bullet" w:semiHidden="1" w:unhideWhenUsed="1"/>
+    <w:lsdException w:name="List Number" w:semiHidden="1" w:unhideWhenUsed="1"/>
+    <w:lsdException w:name="List 2" w:semiHidden="1" w:unhideWhenUsed="1"/>
+    <w:lsdException w:name="List 3" w:semiHidden="1" w:unhideWhenUsed="1"/>
+    <w:lsdException w:name="List 4" w:semiHidden="1" w:unhideWhenUsed="1"/>
+    <w:lsdException w:name="List 5" w:semiHidden="1" w:unhideWhenUsed="1"/>
+    <w:lsdException w:name="List Bullet 2" w:semiHidden="1" w:unhideWhenUsed="1"/>
+    <w:lsdException w:name="List Bullet 3" w:semiHidden="1" w:unhideWhenUsed="1"/>
+    <w:lsdException w:name="List Bullet 4" w:semiHidden="1" w:unhideWhenUsed="1"/>
+    <w:lsdException w:name="List Bullet 5" w:semiHidden="1" w:unhideWhenUsed="1"/>
+    <w:lsdException w:name="List Number 2" w:semiHidden="1" w:unhideWhenUsed="1"/>
+    <w:lsdException w:name="List Number 3" w:semiHidden="1" w:unhideWhenUsed="1"/>
+    <w:lsdException w:name="List Number 4" w:semiHidden="1" w:unhideWhenUsed="1"/>
+    <w:lsdException w:name="List Number 5" w:semiHidden="1" w:unhideWhenUsed="1"/>
+    <w:lsdException w:name="Title" w:uiPriority="10" w:qFormat="1"/>
+    <w:lsdException w:name="Closing" w:semiHidden="1" w:unhideWhenUsed="1"/>
+    <w:lsdException w:name="Signature" w:semiHidden="1" w:unhideWhenUsed="1"/>
+    <w:lsdException w:name="Default Paragraph Font" w:semiHidden="1" w:uiPriority="1" w:unhideWhenUsed="1"/>
+    <w:lsdException w:name="Body Text" w:semiHidden="1" w:unhideWhenUsed="1"/>
+    <w:lsdException w:name="Body Text Indent" w:semiHidden="1" w:unhideWhenUsed="1"/>
+    <w:lsdException w:name="List Continue" w:semiHidden="1" w:unhideWhenUsed="1"/>
+    <w:lsdException w:name="List Continue 2" w:semiHidden="1" w:unhideWhenUsed="1"/>
+    <w:lsdException w:name="List Continue 3" w:semiHidden="1" w:unhideWhenUsed="1"/>
+    <w:lsdException w:name="List Continue 4" w:semiHidden="1" w:unhideWhenUsed="1"/>
+    <w:lsdException w:name="List Continue 5" w:semiHidden="1" w:unhideWhenUsed="1"/>
+    <w:lsdException w:name="Message Header" w:semiHidden="1" w:unhideWhenUsed="1"/>
+    <w:lsdException w:name="Subtitle" w:uiPriority="11" w:qFormat="1"/>
+    <w:lsdException w:name="Salutation" w:semiHidden="1" w:unhideWhenUsed="1"/>
+    <w:lsdException w:name="Date" w:semiHidden="1" w:unhideWhenUsed="1"/>
+    <w:lsdException w:name="Body Text First Indent" w:semiHidden="1" w:unhideWhenUsed="1"/>
+    <w:lsdException w:name="Body Text First Indent 2" w:semiHidden="1" w:unhideWhenUsed="1"/>
+    <w:lsdException w:name="Note Heading" w:semiHidden="1" w:unhideWhenUsed="1"/>
+    <w:lsdException w:name="Body Text 2" w:semiHidden="1" w:unhideWhenUsed="1"/>
+    <w:lsdException w:name="Body Text 3" w:semiHidden="1" w:unhideWhenUsed="1"/>
+    <w:lsdException w:name="Body Text Indent 2" w:semiHidden="1" w:unhideWhenUsed="1"/>
+    <w:lsdException w:name="Body Text Indent 3" w:semiHidden="1" w:unhideWhenUsed="1"/>
+    <w:lsdException w:name="Block Text" w:semiHidden="1" w:unhideWhenUsed="1"/>
+    <w:lsdException w:name="Hyperlink" w:semiHidden="1" w:unhideWhenUsed="1"/>
+    <w:lsdException w:name="FollowedHyperlink" w:semiHidden="1" w:unhideWhenUsed="1"/>
+    <w:lsdException w:name="Strong" w:uiPriority="22" w:qFormat="1"/>
+    <w:lsdException w:name="Emphasis" w:uiPriority="20" w:qFormat="1"/>
+    <w:lsdException w:name="Document Map" w:semiHidden="1" w:unhideWhenUsed="1"/>
+    <w:lsdException w:name="Plain Text" w:semiHidden="1" w:unhideWhenUsed="1"/>
+    <w:lsdException w:name="E-mail Signature" w:semiHidden="1" w:unhideWhenUsed="1"/>
+    <w:lsdException w:name="HTML Top of Form" w:semiHidden="1" w:unhideWhenUsed="1"/>
+    <w:lsdException w:name="HTML Bottom of Form" w:semiHidden="1" w:unhideWhenUsed="1"/>
+    <w:lsdException w:name="Normal (Web)" w:semiHidden="1" w:unhideWhenUsed="1"/>
+    <w:lsdException w:name="HTML Acronym" w:semiHidden="1" w:unhideWhenUsed="1"/>
+    <w:lsdException w:name="HTML Address" w:semiHidden="1" w:unhideWhenUsed="1"/>
+    <w:lsdException w:name="HTML Cite" w:semiHidden="1" w:unhideWhenUsed="1"/>
+    <w:lsdException w:name="HTML Code" w:semiHidden="1" w:unhideWhenUsed="1"/>
+    <w:lsdException w:name="HTML Definition" w:semiHidden="1" w:unhideWhenUsed="1"/>
+    <w:lsdException w:name="HTML Keyboard" w:semiHidden="1" w:unhideWhenUsed="1"/>
+    <w:lsdException w:name="HTML Preformatted" w:semiHidden="1" w:unhideWhenUsed="1"/>
+    <w:lsdException w:name="HTML Sample" w:semiHidden="1" w:unhideWhenUsed="1"/>
+    <w:lsdException w:name="HTML Typewriter" w:semiHidden="1" w:unhideWhenUsed="1"/>
+    <w:lsdException w:name="HTML Variable" w:semiHidden="1" w:unhideWhenUsed="1"/>
+    <w:lsdException w:name="Normal Table" w:semiHidden="1" w:unhideWhenUsed="1"/>
+    <w:lsdException w:name="annotation subject" w:semiHidden="1" w:unhideWhenUsed="1"/>
+    <w:lsdException w:name="No List" w:semiHidden="1" w:unhideWhenUsed="1"/>
+    <w:lsdException w:name="Outline List 1" w:semiHidden="1" w:unhideWhenUsed="1"/>
+    <w:lsdException w:name="Outline List 2" w:semiHidden="1" w:unhideWhenUsed="1"/>
+    <w:lsdException w:name="Outline List 3" w:semiHidden="1" w:unhideWhenUsed="1"/>
+    <w:lsdException w:name="Table Simple 1" w:semiHidden="1" w:unhideWhenUsed="1"/>
+    <w:lsdException w:name="Table Simple 2" w:semiHidden="1" w:unhideWhenUsed="1"/>
+    <w:lsdException w:name="Table Simple 3" w:semiHidden="1" w:unhideWhenUsed="1"/>
+    <w:lsdException w:name="Table Classic 1" w:semiHidden="1" w:unhideWhenUsed="1"/>
+    <w:lsdException w:name="Table Classic 2" w:semiHidden="1" w:unhideWhenUsed="1"/>
+    <w:lsdException w:name="Table Classic 3" w:semiHidden="1" w:unhideWhenUsed="1"/>
+    <w:lsdException w:name="Table Classic 4" w:semiHidden="1" w:unhideWhenUsed="1"/>
+    <w:lsdException w:name="Table Colorful 1" w:semiHidden="1" w:unhideWhenUsed="1"/>
+    <w:lsdException w:name="Table Colorful 2" w:semiHidden="1" w:unhideWhenUsed="1"/>
+    <w:lsdException w:name="Table Colorful 3" w:semiHidden="1" w:unhideWhenUsed="1"/>
+    <w:lsdException w:name="Table Columns 1" w:semiHidden="1" w:unhideWhenUsed="1"/>
+    <w:lsdException w:name="Table Columns 2" w:semiHidden="1" w:unhideWhenUsed="1"/>
+    <w:lsdException w:name="Table Columns 3" w:semiHidden="1" w:unhideWhenUsed="1"/>
+    <w:lsdException w:name="Table Columns 4" w:semiHidden="1" w:unhideWhenUsed="1"/>
+    <w:lsdException w:name="Table Columns 5" w:semiHidden="1" w:unhideWhenUsed="1"/>
+    <w:lsdException w:name="Table Grid 1" w:semiHidden="1" w:unhideWhenUsed="1"/>
+    <w:lsdException w:name="Table Grid 2" w:semiHidden="1" w:unhideWhenUsed="1"/>
+    <w:lsdException w:name="Table Grid 3" w:semiHidden="1" w:unhideWhenUsed="1"/>
+    <w:lsdException w:name="Table Grid 4" w:semiHidden="1" w:unhideWhenUsed="1"/>
+    <w:lsdException w:name="Table Grid 5" w:semiHidden="1" w:unhideWhenUsed="1"/>
+    <w:lsdException w:name="Table Grid 6" w:semiHidden="1" w:unhideWhenUsed="1"/>
+    <w:lsdException w:name="Table Grid 7" w:semiHidden="1" w:unhideWhenUsed="1"/>
+    <w:lsdException w:name="Table Grid 8" w:semiHidden="1" w:unhideWhenUsed="1"/>
+    <w:lsdException w:name="Table List 1" w:semiHidden="1" w:unhideWhenUsed="1"/>
+    <w:lsdException w:name="Table List 2" w:semiHidden="1" w:unhideWhenUsed="1"/>
+    <w:lsdException w:name="Table List 3" w:semiHidden="1" w:unhideWhenUsed="1"/>
+    <w:lsdException w:name="Table List 4" w:semiHidden="1" w:unhideWhenUsed="1"/>
+    <w:lsdException w:name="Table List 5" w:semiHidden="1" w:unhideWhenUsed="1"/>
+    <w:lsdException w:name="Table List 6" w:semiHidden="1" w:unhideWhenUsed="1"/>
+    <w:lsdException w:name="Table List 7" w:semiHidden="1" w:unhideWhenUsed="1"/>
+    <w:lsdException w:name="Table List 8" w:semiHidden="1" w:unhideWhenUsed="1"/>
+    <w:lsdException w:name="Table 3D effects 1" w:semiHidden="1" w:unhideWhenUsed="1"/>
+    <w:lsdException w:name="Table 3D effects 2" w:semiHidden="1" w:unhideWhenUsed="1"/>
+    <w:lsdException w:name="Table 3D effects 3" w:semiHidden="1" w:unhideWhenUsed="1"/>
+    <w:lsdException w:name="Table Contemporary" w:semiHidden="1" w:unhideWhenUsed="1"/>
+    <w:lsdException w:name="Table Elegant" w:semiHidden="1" w:unhideWhenUsed="1"/>
+    <w:lsdException w:name="Table Professional" w:semiHidden="1" w:unhideWhenUsed="1"/>
+    <w:lsdException w:name="Table Subtle 1" w:semiHidden="1" w:unhideWhenUsed="1"/>
+    <w:lsdException w:name="Table Subtle 2" w:semiHidden="1" w:unhideWhenUsed="1"/>
+    <w:lsdException w:name="Table Web 1" w:semiHidden="1" w:unhideWhenUsed="1"/>
+    <w:lsdException w:name="Table Web 2" w:semiHidden="1" w:unhideWhenUsed="1"/>
+    <w:lsdException w:name="Table Web 3" w:semiHidden="1" w:unhideWhenUsed="1"/>
+    <w:lsdException w:name="Balloon Text" w:semiHidden="1" w:unhideWhenUsed="1"/>
+    <w:lsdException w:name="Table Grid" w:semiHidden="1" w:uiPriority="59" w:unhideWhenUsed="1"/>
+    <w:lsdException w:name="Table Theme" w:semiHidden="1" w:unhideWhenUsed="1"/>
+    <w:lsdException w:name="Placeholder Text" w:semiHidden="1"/>
+    <w:lsdException w:name="No Spacing" w:uiPriority="1" w:qFormat="1"/>
+    <w:lsdException w:name="Light Shading" w:uiPriority="60"/>
+    <w:lsdException w:name="Light List" w:uiPriority="61"/>
+    <w:lsdException w:name="Light Grid" w:uiPriority="62"/>
+    <w:lsdException w:name="Medium Shading 1" w:uiPriority="63"/>
+    <w:lsdException w:name="Medium Shading 2" w:uiPriority="64"/>
+    <w:lsdException w:name="Medium List 1" w:uiPriority="65"/>
+    <w:lsdException w:name="Medium List 2" w:uiPriority="66"/>
+    <w:lsdException w:name="Medium Grid 1" w:uiPriority="67"/>
+    <w:lsdException w:name="Medium Grid 2" w:uiPriority="68"/>
+    <w:lsdException w:name="Medium Grid 3" w:uiPriority="69"/>
+    <w:lsdException w:name="Dark List" w:uiPriority="70"/>
+    <w:lsdException w:name="Colorful Shading" w:uiPriority="71"/>
+    <w:lsdException w:name="Colorful List" w:uiPriority="72"/>
+    <w:lsdException w:name="Colorful Grid" w:uiPriority="73"/>
+    <w:lsdException w:name="Light Shading Accent 1" w:uiPriority="60"/>
+    <w:lsdException w:name="Light List Accent 1" w:uiPriority="61"/>
+    <w:lsdException w:name="Light Grid Accent 1" w:uiPriority="62"/>
+    <w:lsdException w:name="Medium Shading 1 Accent 1" w:uiPriority="63"/>
+    <w:lsdException w:name="Medium Shading 2 Accent 1" w:uiPriority="64"/>
+    <w:lsdException w:name="Medium List 1 Accent 1" w:uiPriority="65"/>
+    <w:lsdException w:name="Revision" w:semiHidden="1"/>
+    <w:lsdException w:name="List Paragraph" w:uiPriority="34" w:qFormat="1"/>
+    <w:lsdException w:name="Quote" w:uiPriority="29" w:qFormat="1"/>
+    <w:lsdException w:name="Intense Quote" w:uiPriority="30" w:qFormat="1"/>
+    <w:lsdException w:name="Medium List 2 Accent 1" w:uiPriority="66"/>
+    <w:lsdException w:name="Medium Grid 1 Accent 1" w:uiPriority="67"/>
+    <w:lsdException w:name="Medium Grid 2 Accent 1" w:uiPriority="68"/>
+    <w:lsdException w:name="Medium Grid 3 Accent 1" w:uiPriority="69"/>
+    <w:lsdException w:name="Dark List Accent 1" w:uiPriority="70"/>
+    <w:lsdException w:name="Colorful Shading Accent 1" w:uiPriority="71"/>
+    <w:lsdException w:name="Colorful List Accent 1" w:uiPriority="72"/>
+    <w:lsdException w:name="Colorful Grid Accent 1" w:uiPriority="73"/>
+    <w:lsdException w:name="Light Shading Accent 2" w:uiPriority="60"/>
+    <w:lsdException w:name="Light List Accent 2" w:uiPriority="61"/>
+    <w:lsdException w:name="Light Grid Accent 2" w:uiPriority="62"/>
+    <w:lsdException w:name="Medium Shading 1 Accent 2" w:uiPriority="63"/>
+    <w:lsdException w:name="Medium Shading 2 Accent 2" w:uiPriority="64"/>
+    <w:lsdException w:name="Medium List 1 Accent 2" w:uiPriority="65"/>
+    <w:lsdException w:name="Medium List 2 Accent 2" w:uiPriority="66"/>
+    <w:lsdException w:name="Medium Grid 1 Accent 2" w:uiPriority="67"/>
+    <w:lsdException w:name="Medium Grid 2 Accent 2" w:uiPriority="68"/>
+    <w:lsdException w:name="Medium Grid 3 Accent 2" w:uiPriority="69"/>
+    <w:lsdException w:name="Dark List Accent 2" w:uiPriority="70"/>
+    <w:lsdException w:name="Colorful Shading Accent 2" w:uiPriority="71"/>
+    <w:lsdException w:name="Colorful List Accent 2" w:uiPriority="72"/>
+    <w:lsdException w:name="Colorful Grid Accent 2" w:uiPriority="73"/>
+    <w:lsdException w:name="Light Shading Accent 3" w:uiPriority="60"/>
+    <w:lsdException w:name="Light List Accent 3" w:uiPriority="61"/>
+    <w:lsdException w:name="Light Grid Accent 3" w:uiPriority="62"/>
+    <w:lsdException w:name="Medium Shading 1 Accent 3" w:uiPriority="63"/>
+    <w:lsdException w:name="Medium Shading 2 Accent 3" w:uiPriority="64"/>
+    <w:lsdException w:name="Medium List 1 Accent 3" w:uiPriority="65"/>
+    <w:lsdException w:name="Medium List 2 Accent 3" w:uiPriority="66"/>
+    <w:lsdException w:name="Medium Grid 1 Accent 3" w:uiPriority="67"/>
+    <w:lsdException w:name="Medium Grid 2 Accent 3" w:uiPriority="68"/>
+    <w:lsdException w:name="Medium Grid 3 Accent 3" w:uiPriority="69"/>
+    <w:lsdException w:name="Dark List Accent 3" w:uiPriority="70"/>
+    <w:lsdException w:name="Colorful Shading Accent 3" w:uiPriority="71"/>
+    <w:lsdException w:name="Colorful List Accent 3" w:uiPriority="72"/>
+    <w:lsdException w:name="Colorful Grid Accent 3" w:uiPriority="73"/>
+    <w:lsdException w:name="Light Shading Accent 4" w:uiPriority="60"/>
+    <w:lsdException w:name="Light List Accent 4" w:uiPriority="61"/>
+    <w:lsdException w:name="Light Grid Accent 4" w:uiPriority="62"/>
+    <w:lsdException w:name="Medium Shading 1 Accent 4" w:uiPriority="63"/>
+    <w:lsdException w:name="Medium Shading 2 Accent 4" w:uiPriority="64"/>
+    <w:lsdException w:name="Medium List 1 Accent 4" w:uiPriority="65"/>
+    <w:lsdException w:name="Medium List 2 Accent 4" w:uiPriority="66"/>
+    <w:lsdException w:name="Medium Grid 1 Accent 4" w:uiPriority="67"/>
+    <w:lsdException w:name="Medium Grid 2 Accent 4" w:uiPriority="68"/>
+    <w:lsdException w:name="Medium Grid 3 Accent 4" w:uiPriority="69"/>
+    <w:lsdException w:name="Dark List Accent 4" w:uiPriority="70"/>
+    <w:lsdException w:name="Colorful Shading Accent 4" w:uiPriority="71"/>
+    <w:lsdException w:name="Colorful List Accent 4" w:uiPriority="72"/>
+    <w:lsdException w:name="Colorful Grid Accent 4" w:uiPriority="73"/>
+    <w:lsdException w:name="Light Shading Accent 5" w:uiPriority="60"/>
+    <w:lsdException w:name="Light List Accent 5" w:uiPriority="61"/>
+    <w:lsdException w:name="Light Grid Accent 5" w:uiPriority="62"/>
+    <w:lsdException w:name="Medium Shading 1 Accent 5" w:uiPriority="63"/>
+    <w:lsdException w:name="Medium Shading 2 Accent 5" w:uiPriority="64"/>
+    <w:lsdException w:name="Medium List 1 Accent 5" w:uiPriority="65"/>
+    <w:lsdException w:name="Medium List 2 Accent 5" w:uiPriority="66"/>
+    <w:lsdException w:name="Medium Grid 1 Accent 5" w:uiPriority="67"/>
+    <w:lsdException w:name="Medium Grid 2 Accent 5" w:uiPriority="68"/>
+    <w:lsdException w:name="Medium Grid 3 Accent 5" w:uiPriority="69"/>
+    <w:lsdException w:name="Dark List Accent 5" w:uiPriority="70"/>
+    <w:lsdException w:name="Colorful Shading Accent 5" w:uiPriority="71"/>
+    <w:lsdException w:name="Colorful List Accent 5" w:uiPriority="72"/>
+    <w:lsdException w:name="Colorful Grid Accent 5" w:uiPriority="73"/>
+    <w:lsdException w:name="Light Shading Accent 6" w:uiPriority="60"/>
+    <w:lsdException w:name="Light List Accent 6" w:uiPriority="61"/>
+    <w:lsdException w:name="Light Grid Accent 6" w:uiPriority="62"/>
+    <w:lsdException w:name="Medium Shading 1 Accent 6" w:uiPriority="63"/>
+    <w:lsdException w:name="Medium Shading 2 Accent 6" w:uiPriority="64"/>
+    <w:lsdException w:name="Medium List 1 Accent 6" w:uiPriority="65"/>
+    <w:lsdException w:name="Medium List 2 Accent 6" w:uiPriority="66"/>
+    <w:lsdException w:name="Medium Grid 1 Accent 6" w:uiPriority="67"/>
+    <w:lsdException w:name="Medium Grid 2 Accent 6" w:uiPriority="68"/>
+    <w:lsdException w:name="Medium Grid 3 Accent 6" w:uiPriority="69"/>
+    <w:lsdException w:name="Dark List Accent 6" w:uiPriority="70"/>
+    <w:lsdException w:name="Colorful Shading Accent 6" w:uiPriority="71"/>
+    <w:lsdException w:name="Colorful List Accent 6" w:uiPriority="72"/>
+    <w:lsdException w:name="Colorful Grid Accent 6" w:uiPriority="73"/>
+    <w:lsdException w:name="Subtle Emphasis" w:uiPriority="19" w:qFormat="1"/>
+    <w:lsdException w:name="Intense Emphasis" w:uiPriority="21" w:qFormat="1"/>
+    <w:lsdException w:name="Subtle Reference" w:uiPriority="31" w:qFormat="1"/>
+    <w:lsdException w:name="Intense Reference" w:uiPriority="32" w:qFormat="1"/>
+    <w:lsdException w:name="Book Title" w:uiPriority="33" w:qFormat="1"/>
+    <w:lsdException w:name="Bibliography" w:semiHidden="1" w:uiPriority="37" w:unhideWhenUsed="1"/>
+    <w:lsdException w:name="TOC Heading" w:semiHidden="1" w:uiPriority="39" w:unhideWhenUsed="1" w:qFormat="1"/>
+    <w:lsdException w:name="Plain Table 1" w:uiPriority="41"/>
+    <w:lsdException w:name="Plain Table 2" w:uiPriority="42"/>
+    <w:lsdException w:name="Plain Table 3" w:uiPriority="43"/>
+    <w:lsdException w:name="Plain Table 4" w:uiPriority="44"/>
+    <w:lsdException w:name="Plain Table 5" w:uiPriority="45"/>
+    <w:lsdException w:name="Grid Table Light" w:uiPriority="40"/>
+    <w:lsdException w:name="Grid Table 1 Light" w:uiPriority="46"/>
+    <w:lsdException w:name="Grid Table 2" w:uiPriority="47"/>
+    <w:lsdException w:name="Grid Table 3" w:uiPriority="48"/>
+    <w:lsdException w:name="Grid Table 4" w:uiPriority="49"/>
+    <w:lsdException w:name="Grid Table 5 Dark" w:uiPriority="50"/>
+    <w:lsdException w:name="Grid Table 6 Colorful" w:uiPriority="51"/>
+    <w:lsdException w:name="Grid Table 7 Colorful" w:uiPriority="52"/>
+    <w:lsdException w:name="Grid Table 1 Light Accent 1" w:uiPriority="46"/>
+    <w:lsdException w:name="Grid Table 2 Accent 1" w:uiPriority="47"/>
+    <w:lsdException w:name="Grid Table 3 Accent 1" w:uiPriority="48"/>
+    <w:lsdException w:name="Grid Table 4 Accent 1" w:uiPriority="49"/>
+    <w:lsdException w:name="Grid Table 5 Dark Accent 1" w:uiPriority="50"/>
+    <w:lsdException w:name="Grid Table 6 Colorful Accent 1" w:uiPriority="51"/>
+    <w:lsdException w:name="Grid Table 7 Colorful Accent 1" w:uiPriority="52"/>
+    <w:lsdException w:name="Grid Table 1 Light Accent 2" w:uiPriority="46"/>
+    <w:lsdException w:name="Grid Table 2 Accent 2" w:uiPriority="47"/>
+    <w:lsdException w:name="Grid Table 3 Accent 2" w:uiPriority="48"/>
+    <w:lsdException w:name="Grid Table 4 Accent 2" w:uiPriority="49"/>
+    <w:lsdException w:name="Grid Table 5 Dark Accent 2" w:uiPriority="50"/>
+    <w:lsdException w:name="Grid Table 6 Colorful Accent 2" w:uiPriority="51"/>
+    <w:lsdException w:name="Grid Table 7 Colorful Accent 2" w:uiPriority="52"/>
+    <w:lsdException w:name="Grid Table 1 Light Accent 3" w:uiPriority="46"/>
+    <w:lsdException w:name="Grid Table 2 Accent 3" w:uiPriority="47"/>
+    <w:lsdException w:name="Grid Table 3 Accent 3" w:uiPriority="48"/>
+    <w:lsdException w:name="Grid Table 4 Accent 3" w:uiPriority="49"/>
+    <w:lsdException w:name="Grid Table 5 Dark Accent 3" w:uiPriority="50"/>
+    <w:lsdException w:name="Grid Table 6 Colorful Accent 3" w:uiPriority="51"/>
+    <w:lsdException w:name="Grid Table 7 Colorful Accent 3" w:uiPriority="52"/>
+    <w:lsdException w:name="Grid Table 1 Light Accent 4" w:uiPriority="46"/>
+    <w:lsdException w:name="Grid Table 2 Accent 4" w:uiPriority="47"/>
+    <w:lsdException w:name="Grid Table 3 Accent 4" w:uiPriority="48"/>
+    <w:lsdException w:name="Grid Table 4 Accent 4" w:uiPriority="49"/>
+    <w:lsdException w:name="Grid Table 5 Dark Accent 4" w:uiPriority="50"/>
+    <w:lsdException w:name="Grid Table 6 Colorful Accent 4" w:uiPriority="51"/>
+    <w:lsdException w:name="Grid Table 7 Colorful Accent 4" w:uiPriority="52"/>
+    <w:lsdException w:name="Grid Table 1 Light Accent 5" w:uiPriority="46"/>
+    <w:lsdException w:name="Grid Table 2 Accent 5" w:uiPriority="47"/>
+    <w:lsdException w:name="Grid Table 3 Accent 5" w:uiPriority="48"/>
+    <w:lsdException w:name="Grid Table 4 Accent 5" w:uiPriority="49"/>
+    <w:lsdException w:name="Grid Table 5 Dark Accent 5" w:uiPriority="50"/>
+    <w:lsdException w:name="Grid Table 6 Colorful Accent 5" w:uiPriority="51"/>
+    <w:lsdException w:name="Grid Table 7 Colorful Accent 5" w:uiPriority="52"/>
+    <w:lsdException w:name="Grid Table 1 Light Accent 6" w:uiPriority="46"/>
+    <w:lsdException w:name="Grid Table 2 Accent 6" w:uiPriority="47"/>
+    <w:lsdException w:name="Grid Table 3 Accent 6" w:uiPriority="48"/>
+    <w:lsdException w:name="Grid Table 4 Accent 6" w:uiPriority="49"/>
+    <w:lsdException w:name="Grid Table 5 Dark Accent 6" w:uiPriority="50"/>
+    <w:lsdException w:name="Grid Table 6 Colorful Accent 6" w:uiPriority="51"/>
+    <w:lsdException w:name="Grid Table 7 Colorful Accent 6" w:uiPriority="52"/>
+    <w:lsdException w:name="List Table 1 Light" w:uiPriority="46"/>
+    <w:lsdException w:name="List Table 2" w:uiPriority="47"/>
+    <w:lsdException w:name="List Table 3" w:uiPriority="48"/>
+    <w:lsdException w:name="List Table 4" w:uiPriority="49"/>
+    <w:lsdException w:name="List Table 5 Dark" w:uiPriority="50"/>
+    <w:lsdException w:name="List Table 6 Colorful" w:uiPriority="51"/>
+    <w:lsdException w:name="List Table 7 Colorful" w:uiPriority="52"/>
+    <w:lsdException w:name="List Table 1 Light Accent 1" w:uiPriority="46"/>
+    <w:lsdException w:name="List Table 2 Accent 1" w:uiPriority="47"/>
+    <w:lsdException w:name="List Table 3 Accent 1" w:uiPriority="48"/>
+    <w:lsdException w:name="List Table 4 Accent 1" w:uiPriority="49"/>
+    <w:lsdException w:name="List Table 5 Dark Accent 1" w:uiPriority="50"/>
+    <w:lsdException w:name="List Table 6 Colorful Accent 1" w:uiPriority="51"/>
+    <w:lsdException w:name="List Table 7 Colorful Accent 1" w:uiPriority="52"/>
+    <w:lsdException w:name="List Table 1 Light Accent 2" w:uiPriority="46"/>
+    <w:lsdException w:name="List Table 2 Accent 2" w:uiPriority="47"/>
+    <w:lsdException w:name="List Table 3 Accent 2" w:uiPriority="48"/>
+    <w:lsdException w:name="List Table 4 Accent 2" w:uiPriority="49"/>
+    <w:lsdException w:name="List Table 5 Dark Accent 2" w:uiPriority="50"/>
+    <w:lsdException w:name="List Table 6 Colorful Accent 2" w:uiPriority="51"/>
+    <w:lsdException w:name="List Table 7 Colorful Accent 2" w:uiPriority="52"/>
+    <w:lsdException w:name="List Table 1 Light Accent 3" w:uiPriority="46"/>
+    <w:lsdException w:name="List Table 2 Accent 3" w:uiPriority="47"/>
+    <w:lsdException w:name="List Table 3 Accent 3" w:uiPriority="48"/>
+    <w:lsdException w:name="List Table 4 Accent 3" w:uiPriority="49"/>
+    <w:lsdException w:name="List Table 5 Dark Accent 3" w:uiPriority="50"/>
+    <w:lsdException w:name="List Table 6 Colorful Accent 3" w:uiPriority="51"/>
+    <w:lsdException w:name="List Table 7 Colorful Accent 3" w:uiPriority="52"/>
+    <w:lsdException w:name="List Table 1 Light Accent 4" w:uiPriority="46"/>
+    <w:lsdException w:name="List Table 2 Accent 4" w:uiPriority="47"/>
+    <w:lsdException w:name="List Table 3 Accent 4" w:uiPriority="48"/>
+    <w:lsdException w:name="List Table 4 Accent 4" w:uiPriority="49"/>
+    <w:lsdException w:name="List Table 5 Dark Accent 4" w:uiPriority="50"/>
+    <w:lsdException w:name="List Table 6 Colorful Accent 4" w:uiPriority="51"/>
+    <w:lsdException w:name="List Table 7 Colorful Accent 4" w:uiPriority="52"/>
+    <w:lsdException w:name="List Table 1 Light Accent 5" w:uiPriority="46"/>
+    <w:lsdException w:name="List Table 2 Accent 5" w:uiPriority="47"/>
+    <w:lsdException w:name="List Table 3 Accent 5" w:uiPriority="48"/>
+    <w:lsdException w:name="List Table 4 Accent 5" w:uiPriority="49"/>
+    <w:lsdException w:name="List Table 5 Dark Accent 5" w:uiPriority="50"/>
+    <w:lsdException w:name="List Table 6 Colorful Accent 5" w:uiPriority="51"/>
+    <w:lsdException w:name="List Table 7 Colorful Accent 5" w:uiPriority="52"/>
+    <w:lsdException w:name="List Table 1 Light Accent 6" w:uiPriority="46"/>
+    <w:lsdException w:name="List Table 2 Accent 6" w:uiPriority="47"/>
+    <w:lsdException w:name="List Table 3 Accent 6" w:uiPriority="48"/>
+    <w:lsdException w:name="List Table 4 Accent 6" w:uiPriority="49"/>
+    <w:lsdException w:name="List Table 5 Dark Accent 6" w:uiPriority="50"/>
+    <w:lsdException w:name="List Table 6 Colorful Accent 6" w:uiPriority="51"/>
+    <w:lsdException w:name="List Table 7 Colorful Accent 6" w:uiPriority="52"/>
+    <w:lsdException w:name="Mention" w:semiHidden="1" w:unhideWhenUsed="1"/>
+    <w:lsdException w:name="Smart Hyperlink" w:semiHidden="1" w:unhideWhenUsed="1"/>
+    <w:lsdException w:name="Hashtag" w:semiHidden="1" w:unhideWhenUsed="1"/>
+    <w:lsdException w:name="Unresolved Mention" w:semiHidden="1" w:unhideWhenUsed="1"/>
+    <w:lsdException w:name="Smart Link" w:semiHidden="1" w:unhideWhenUsed="1"/>
   </w:latentStyles>
   <w:style w:type="paragraph" w:default="1" w:styleId="Normal">
     <w:name w:val="Normal"/>
@@ -2797,7 +2540,6 @@
     <w:uiPriority w:val="99"/>
     <w:semiHidden/>
     <w:unhideWhenUsed/>
-    <w:qFormat/>
     <w:tblPr>
       <w:tblInd w:w="0" w:type="dxa"/>
       <w:tblCellMar>
